--- a/Nuove implementazioni.docx
+++ b/Nuove implementazioni.docx
@@ -29,15 +29,7 @@
         <w:t>Fargli controllare le BST perché non sembrano corrette</w:t>
       </w:r>
       <w:r>
-        <w:t xml:space="preserve"> – dargli le BST con già le </w:t>
-      </w:r>
-      <w:proofErr w:type="spellStart"/>
-      <w:r>
-        <w:t>IVs</w:t>
-      </w:r>
-      <w:proofErr w:type="spellEnd"/>
-      <w:r>
-        <w:t xml:space="preserve"> impostate perché in Champions sono già 31 – segui l’esempio di Game8</w:t>
+        <w:t xml:space="preserve"> – dargli le BST con già le IVs impostate perché in Champions sono già 31 – segui l’esempio di Game8</w:t>
       </w:r>
       <w:r>
         <w:t xml:space="preserve"> - </w:t>
@@ -61,15 +53,7 @@
         </w:rPr>
       </w:pPr>
       <w:r>
-        <w:t xml:space="preserve">Rimuovere </w:t>
-      </w:r>
-      <w:proofErr w:type="spellStart"/>
-      <w:r>
-        <w:t>IVs</w:t>
-      </w:r>
-      <w:proofErr w:type="spellEnd"/>
-      <w:r>
-        <w:t>, non servono più perché sono fisse a 31</w:t>
+        <w:t>Rimuovere IVs, non servono più perché sono fisse a 31</w:t>
       </w:r>
       <w:r>
         <w:t xml:space="preserve"> </w:t>
@@ -104,75 +88,335 @@
       <w:r>
         <w:t xml:space="preserve">- </w:t>
       </w:r>
-      <w:proofErr w:type="spellStart"/>
-      <w:r>
-        <w:t>tailwind</w:t>
-      </w:r>
-      <w:proofErr w:type="spellEnd"/>
-      <w:r>
-        <w:t>/</w:t>
-      </w:r>
-      <w:proofErr w:type="spellStart"/>
-      <w:r>
-        <w:t>trick</w:t>
-      </w:r>
-      <w:proofErr w:type="spellEnd"/>
+      <w:r>
+        <w:t>tailwind/trick room , campo nebbioso (folletto)</w:t>
+      </w:r>
+      <w:r>
+        <w:t xml:space="preserve"> , l’aumento di stage ATK dovrebbe essere x1.5,x2,x2,5,x3,x3.5,x4. Vorrei anche quindi aumento stage per SP ATK e quindi anche da aggiungere stage DEF e SPDEF del pokemon difensore. Riesci a distinguere la selezione dello stage in base alla mossa selezionata? Disabilita uno dei due campi in base alla mossa</w:t>
+      </w:r>
+      <w:r>
+        <w:t xml:space="preserve"> – </w:t>
+      </w:r>
+      <w:r>
+        <w:rPr>
+          <w:color w:val="70AD47" w:themeColor="accent6"/>
+        </w:rPr>
+        <w:t>fatto</w:t>
+      </w:r>
+    </w:p>
+    <w:p>
+      <w:pPr>
+        <w:pStyle w:val="Paragrafoelenco"/>
+        <w:numPr>
+          <w:ilvl w:val="0"/>
+          <w:numId w:val="2"/>
+        </w:numPr>
+      </w:pPr>
+      <w:r>
+        <w:t xml:space="preserve">Filtri </w:t>
+      </w:r>
+      <w:r>
+        <w:t>per cercare mosse e pokemon</w:t>
+      </w:r>
+      <w:r>
+        <w:t xml:space="preserve"> - </w:t>
+      </w:r>
+      <w:r>
+        <w:rPr>
+          <w:color w:val="70AD47" w:themeColor="accent6"/>
+        </w:rPr>
+        <w:t>fatto</w:t>
+      </w:r>
+    </w:p>
+    <w:p>
+      <w:pPr>
+        <w:pStyle w:val="Paragrafoelenco"/>
+        <w:numPr>
+          <w:ilvl w:val="0"/>
+          <w:numId w:val="2"/>
+        </w:numPr>
+      </w:pPr>
+      <w:r>
+        <w:t>Cosa significa la voce Spread</w:t>
+      </w:r>
+      <w:r>
+        <w:t xml:space="preserve"> nei calcolatori? Riesci a vedere se è corretta come voce?</w:t>
+      </w:r>
+      <w:r>
+        <w:t xml:space="preserve"> – </w:t>
+      </w:r>
+      <w:r>
+        <w:rPr>
+          <w:color w:val="70AD47" w:themeColor="accent6"/>
+        </w:rPr>
+        <w:t>fatto</w:t>
+      </w:r>
+    </w:p>
+    <w:p>
+      <w:pPr>
+        <w:pStyle w:val="Paragrafoelenco"/>
+        <w:numPr>
+          <w:ilvl w:val="0"/>
+          <w:numId w:val="2"/>
+        </w:numPr>
+      </w:pPr>
+      <w:r>
+        <w:t>Mettere visibile la possibilità di modificare i pokemon qualora cambi la regulation quindi il roster</w:t>
+      </w:r>
+      <w:r>
+        <w:t xml:space="preserve"> – </w:t>
+      </w:r>
+      <w:r>
+        <w:rPr>
+          <w:color w:val="70AD47" w:themeColor="accent6"/>
+        </w:rPr>
+        <w:t>fatto</w:t>
+      </w:r>
+    </w:p>
+    <w:p>
+      <w:pPr>
+        <w:pStyle w:val="Paragrafoelenco"/>
+        <w:numPr>
+          <w:ilvl w:val="0"/>
+          <w:numId w:val="2"/>
+        </w:numPr>
+      </w:pPr>
+      <w:r>
+        <w:t>Mancano tutte le mega nei vari calcolatori</w:t>
+      </w:r>
+      <w:r>
+        <w:t xml:space="preserve"> - </w:t>
+      </w:r>
+      <w:r>
+        <w:rPr>
+          <w:color w:val="70AD47" w:themeColor="accent6"/>
+        </w:rPr>
+        <w:t>fatto</w:t>
+      </w:r>
+    </w:p>
+    <w:p>
+      <w:pPr>
+        <w:pStyle w:val="Paragrafoelenco"/>
+        <w:numPr>
+          <w:ilvl w:val="0"/>
+          <w:numId w:val="2"/>
+        </w:numPr>
+      </w:pPr>
+      <w:r>
+        <w:t>Confronta pokemon nella sezione stat preview</w:t>
+      </w:r>
+      <w:r>
+        <w:t xml:space="preserve"> – </w:t>
+      </w:r>
+      <w:r>
+        <w:rPr>
+          <w:color w:val="70AD47" w:themeColor="accent6"/>
+        </w:rPr>
+        <w:t>fatto</w:t>
+      </w:r>
+    </w:p>
+    <w:p>
+      <w:pPr>
+        <w:pStyle w:val="Paragrafoelenco"/>
+        <w:numPr>
+          <w:ilvl w:val="0"/>
+          <w:numId w:val="2"/>
+        </w:numPr>
+      </w:pPr>
+      <w:r>
+        <w:t>Il tipo mossa selezionato deve prendere in automatico il tipo mossa senza che tu debba selezionarlo</w:t>
+      </w:r>
+      <w:r>
+        <w:t xml:space="preserve"> - </w:t>
+      </w:r>
+      <w:r>
+        <w:rPr>
+          <w:color w:val="70AD47" w:themeColor="accent6"/>
+        </w:rPr>
+        <w:t>fatto</w:t>
+      </w:r>
+    </w:p>
+    <w:p>
+      <w:pPr>
+        <w:pStyle w:val="Paragrafoelenco"/>
+        <w:numPr>
+          <w:ilvl w:val="0"/>
+          <w:numId w:val="2"/>
+        </w:numPr>
+      </w:pPr>
+      <w:r>
+        <w:t>Aggiungere la descrizione delle mosse</w:t>
+      </w:r>
+      <w:r>
+        <w:t xml:space="preserve"> nel roster – </w:t>
+      </w:r>
+      <w:r>
+        <w:rPr>
+          <w:color w:val="70AD47" w:themeColor="accent6"/>
+        </w:rPr>
+        <w:t>fatto</w:t>
+      </w:r>
+    </w:p>
+    <w:p>
+      <w:pPr>
+        <w:pStyle w:val="Paragrafoelenco"/>
+        <w:numPr>
+          <w:ilvl w:val="0"/>
+          <w:numId w:val="2"/>
+        </w:numPr>
+      </w:pPr>
+      <w:r>
+        <w:t>Distinzione tra la voce base e il secondo numero nelle stats, a cosa serve?</w:t>
+      </w:r>
+      <w:r>
+        <w:t xml:space="preserve"> - </w:t>
+      </w:r>
+      <w:r>
+        <w:rPr>
+          <w:color w:val="70AD47" w:themeColor="accent6"/>
+        </w:rPr>
+        <w:t>fatto</w:t>
+      </w:r>
+    </w:p>
+    <w:p>
+      <w:pPr>
+        <w:pStyle w:val="Paragrafoelenco"/>
+        <w:numPr>
+          <w:ilvl w:val="0"/>
+          <w:numId w:val="2"/>
+        </w:numPr>
+      </w:pPr>
+      <w:r>
+        <w:t xml:space="preserve">Editor Roster e editor mosse, </w:t>
+      </w:r>
+      <w:r>
+        <w:t xml:space="preserve">sulle nuove aggiunte </w:t>
+      </w:r>
+      <w:r>
+        <w:t>devono fare il controllo sul nome per poter aggiungere tutte le caratteristiche che servono, se il nome non esiste restituire messaggio di errore.</w:t>
+      </w:r>
+      <w:r>
+        <w:br/>
+        <w:t>Trovare anche il modo di aggiornare automaticamente quando la regulation cambierà. Salvare quindi la vecchia regulation a parte per poterla ripescare in futuro</w:t>
+      </w:r>
+      <w:r>
+        <w:t xml:space="preserve"> – </w:t>
+      </w:r>
+      <w:r>
+        <w:rPr>
+          <w:color w:val="70AD47" w:themeColor="accent6"/>
+        </w:rPr>
+        <w:t>fatto</w:t>
+      </w:r>
+    </w:p>
+    <w:p>
+      <w:pPr>
+        <w:pStyle w:val="Paragrafoelenco"/>
+      </w:pPr>
+    </w:p>
+    <w:p>
+      <w:r>
+        <w:t>POKEMON (dalla 10.0 alla</w:t>
+      </w:r>
+    </w:p>
+    <w:p>
+      <w:pPr>
+        <w:pStyle w:val="Paragrafoelenco"/>
+        <w:numPr>
+          <w:ilvl w:val="0"/>
+          <w:numId w:val="2"/>
+        </w:numPr>
+      </w:pPr>
+      <w:r>
+        <w:t>Nelle stat preview in una versione vecchia avevi messo il confronto tra pokemon, puoi ripristinarlo?</w:t>
+      </w:r>
+      <w:r>
+        <w:br/>
+        <w:t>Ti chiederei di inserire la colonna relativa alla statistica del pokemon B appena sotto a quella del pokemon A per rendere più chiaro il confronto</w:t>
+      </w:r>
+      <w:r>
+        <w:t xml:space="preserve"> – </w:t>
+      </w:r>
+      <w:r>
+        <w:rPr>
+          <w:color w:val="70AD47" w:themeColor="accent6"/>
+        </w:rPr>
+        <w:t>fatto</w:t>
+      </w:r>
+      <w:r>
+        <w:rPr>
+          <w:color w:val="70AD47" w:themeColor="accent6"/>
+        </w:rPr>
+        <w:t xml:space="preserve"> – 10.0</w:t>
+      </w:r>
+      <w:r>
+        <w:rPr>
+          <w:color w:val="70AD47" w:themeColor="accent6"/>
+        </w:rPr>
+        <w:br/>
+      </w:r>
+    </w:p>
+    <w:p>
+      <w:pPr>
+        <w:pStyle w:val="Paragrafoelenco"/>
+        <w:numPr>
+          <w:ilvl w:val="0"/>
+          <w:numId w:val="2"/>
+        </w:numPr>
+      </w:pPr>
+      <w:r>
+        <w:t>Ripristina il colore delle stats nello stat preview e cambialo mettendo due colori solo nel caso del confronto tra pokemon A e pokemon B</w:t>
+      </w:r>
+      <w:r>
+        <w:t xml:space="preserve"> – </w:t>
+      </w:r>
+      <w:r>
+        <w:rPr>
+          <w:color w:val="70AD47" w:themeColor="accent6"/>
+        </w:rPr>
+        <w:t>fatto – 10.0</w:t>
+      </w:r>
+      <w:r>
+        <w:br/>
+      </w:r>
+    </w:p>
+    <w:p>
+      <w:pPr>
+        <w:pStyle w:val="Paragrafoelenco"/>
+        <w:numPr>
+          <w:ilvl w:val="0"/>
+          <w:numId w:val="2"/>
+        </w:numPr>
+      </w:pPr>
+      <w:r>
+        <w:t xml:space="preserve">Mancano </w:t>
+      </w:r>
+      <w:r>
+        <w:t xml:space="preserve">tutte </w:t>
+      </w:r>
+      <w:r>
+        <w:t xml:space="preserve">le mega </w:t>
+      </w:r>
+      <w:r>
+        <w:t xml:space="preserve">evoluzioni </w:t>
+      </w:r>
+      <w:r>
+        <w:t>nei vari calcolatori e quindi le loro statistiche in base alle selezioni fatte</w:t>
+      </w:r>
+      <w:r>
+        <w:t xml:space="preserve">, pensi di riuscirci? Sarebbe fondamentale per i calcoli e poter confrontare i pokemon anche in base alle loro mega evoluzioni. Ricorda sempre il discorso delle IVs già applicate di default e se serve </w:t>
+      </w:r>
+      <w:r>
+        <w:t>potresti guardare il sito di Game8 -&gt; Pokemon Champions -&gt; Pokemon List -&gt; tabelle Stats (Max IVs)</w:t>
+      </w:r>
       <w:r>
         <w:t xml:space="preserve"> </w:t>
       </w:r>
-      <w:proofErr w:type="gramStart"/>
-      <w:r>
-        <w:t>room ,</w:t>
-      </w:r>
-      <w:proofErr w:type="gramEnd"/>
-      <w:r>
-        <w:t xml:space="preserve"> campo nebbioso (folletto</w:t>
-      </w:r>
-      <w:proofErr w:type="gramStart"/>
-      <w:r>
-        <w:t>)</w:t>
-      </w:r>
-      <w:r>
-        <w:t xml:space="preserve"> ,</w:t>
-      </w:r>
-      <w:proofErr w:type="gramEnd"/>
-      <w:r>
-        <w:t xml:space="preserve"> l’aumento di stage ATK dovrebbe essere </w:t>
-      </w:r>
-      <w:proofErr w:type="gramStart"/>
-      <w:r>
-        <w:t>x1.5,x2,x</w:t>
-      </w:r>
-      <w:proofErr w:type="gramEnd"/>
-      <w:r>
-        <w:t>2,</w:t>
-      </w:r>
-      <w:proofErr w:type="gramStart"/>
-      <w:r>
-        <w:t>5,x3,x</w:t>
-      </w:r>
-      <w:proofErr w:type="gramEnd"/>
-      <w:r>
-        <w:t>3.</w:t>
-      </w:r>
-      <w:proofErr w:type="gramStart"/>
-      <w:r>
-        <w:t>5,x</w:t>
-      </w:r>
-      <w:proofErr w:type="gramEnd"/>
-      <w:r>
-        <w:t xml:space="preserve">4. Vorrei anche quindi aumento stage per SP ATK e quindi anche da aggiungere stage DEF e SPDEF del </w:t>
-      </w:r>
-      <w:proofErr w:type="spellStart"/>
-      <w:r>
-        <w:t>pokemon</w:t>
-      </w:r>
-      <w:proofErr w:type="spellEnd"/>
-      <w:r>
-        <w:t xml:space="preserve"> difensore. Riesci a distinguere la selezione dello stage in base alla mossa selezionata? Disabilita uno dei due campi in base alla mossa</w:t>
-      </w:r>
-      <w:r>
-        <w:t xml:space="preserve"> – </w:t>
+      <w:r>
+        <w:rPr>
+          <w:color w:val="70AD47" w:themeColor="accent6"/>
+        </w:rPr>
+        <w:t xml:space="preserve">– </w:t>
       </w:r>
       <w:r>
         <w:rPr>
@@ -180,518 +424,35 @@
         </w:rPr>
         <w:t>fatto</w:t>
       </w:r>
-    </w:p>
-    <w:p>
-      <w:pPr>
-        <w:pStyle w:val="Paragrafoelenco"/>
-        <w:numPr>
-          <w:ilvl w:val="0"/>
-          <w:numId w:val="2"/>
-        </w:numPr>
-      </w:pPr>
-      <w:r>
-        <w:t xml:space="preserve">Filtri </w:t>
-      </w:r>
-      <w:r>
-        <w:t xml:space="preserve">per cercare mosse e </w:t>
-      </w:r>
-      <w:proofErr w:type="spellStart"/>
-      <w:r>
-        <w:t>pokemon</w:t>
-      </w:r>
-      <w:proofErr w:type="spellEnd"/>
-      <w:r>
-        <w:t xml:space="preserve"> - </w:t>
-      </w:r>
-      <w:r>
-        <w:rPr>
-          <w:color w:val="70AD47" w:themeColor="accent6"/>
-        </w:rPr>
-        <w:t>fatto</w:t>
-      </w:r>
-    </w:p>
-    <w:p>
-      <w:pPr>
-        <w:pStyle w:val="Paragrafoelenco"/>
-        <w:numPr>
-          <w:ilvl w:val="0"/>
-          <w:numId w:val="2"/>
-        </w:numPr>
-      </w:pPr>
-      <w:r>
-        <w:t>Cosa significa la voce Spread</w:t>
-      </w:r>
-      <w:r>
-        <w:t xml:space="preserve"> nei calcolatori? Riesci a vedere se è corretta come voce?</w:t>
-      </w:r>
-      <w:r>
-        <w:t xml:space="preserve"> – </w:t>
-      </w:r>
-      <w:r>
-        <w:rPr>
-          <w:color w:val="70AD47" w:themeColor="accent6"/>
-        </w:rPr>
-        <w:t>fatto</w:t>
-      </w:r>
-    </w:p>
-    <w:p>
-      <w:pPr>
-        <w:pStyle w:val="Paragrafoelenco"/>
-        <w:numPr>
-          <w:ilvl w:val="0"/>
-          <w:numId w:val="2"/>
-        </w:numPr>
-      </w:pPr>
-      <w:r>
-        <w:t xml:space="preserve">Mettere visibile la possibilità di modificare i </w:t>
-      </w:r>
-      <w:proofErr w:type="spellStart"/>
-      <w:r>
-        <w:t>pokemon</w:t>
-      </w:r>
-      <w:proofErr w:type="spellEnd"/>
-      <w:r>
-        <w:t xml:space="preserve"> qualora cambi la </w:t>
-      </w:r>
-      <w:proofErr w:type="spellStart"/>
-      <w:r>
-        <w:t>regulation</w:t>
-      </w:r>
-      <w:proofErr w:type="spellEnd"/>
-      <w:r>
-        <w:t xml:space="preserve"> quindi il roster</w:t>
-      </w:r>
-      <w:r>
-        <w:t xml:space="preserve"> – </w:t>
-      </w:r>
-      <w:r>
-        <w:rPr>
-          <w:color w:val="70AD47" w:themeColor="accent6"/>
-        </w:rPr>
-        <w:t>fatto</w:t>
-      </w:r>
-    </w:p>
-    <w:p>
-      <w:pPr>
-        <w:pStyle w:val="Paragrafoelenco"/>
-        <w:numPr>
-          <w:ilvl w:val="0"/>
-          <w:numId w:val="2"/>
-        </w:numPr>
-      </w:pPr>
-      <w:r>
-        <w:t>Mancano tutte le mega nei vari calcolatori</w:t>
-      </w:r>
-      <w:r>
-        <w:t xml:space="preserve"> - </w:t>
-      </w:r>
-      <w:r>
-        <w:rPr>
-          <w:color w:val="70AD47" w:themeColor="accent6"/>
-        </w:rPr>
-        <w:t>fatto</w:t>
-      </w:r>
-    </w:p>
-    <w:p>
-      <w:pPr>
-        <w:pStyle w:val="Paragrafoelenco"/>
-        <w:numPr>
-          <w:ilvl w:val="0"/>
-          <w:numId w:val="2"/>
-        </w:numPr>
-      </w:pPr>
-      <w:r>
-        <w:t xml:space="preserve">Confronta </w:t>
-      </w:r>
-      <w:proofErr w:type="spellStart"/>
-      <w:r>
-        <w:t>pokemon</w:t>
-      </w:r>
-      <w:proofErr w:type="spellEnd"/>
-      <w:r>
-        <w:t xml:space="preserve"> nella sezione </w:t>
-      </w:r>
-      <w:proofErr w:type="spellStart"/>
-      <w:r>
-        <w:t>stat</w:t>
-      </w:r>
-      <w:proofErr w:type="spellEnd"/>
-      <w:r>
-        <w:t xml:space="preserve"> preview</w:t>
-      </w:r>
-      <w:r>
-        <w:t xml:space="preserve"> – </w:t>
-      </w:r>
-      <w:r>
-        <w:rPr>
-          <w:color w:val="70AD47" w:themeColor="accent6"/>
-        </w:rPr>
-        <w:t>fatto</w:t>
-      </w:r>
-    </w:p>
-    <w:p>
-      <w:pPr>
-        <w:pStyle w:val="Paragrafoelenco"/>
-        <w:numPr>
-          <w:ilvl w:val="0"/>
-          <w:numId w:val="2"/>
-        </w:numPr>
-      </w:pPr>
-      <w:r>
-        <w:t>Il tipo mossa selezionato deve prendere in automatico il tipo mossa senza che tu debba selezionarlo</w:t>
-      </w:r>
-      <w:r>
-        <w:t xml:space="preserve"> - </w:t>
-      </w:r>
-      <w:r>
-        <w:rPr>
-          <w:color w:val="70AD47" w:themeColor="accent6"/>
-        </w:rPr>
-        <w:t>fatto</w:t>
-      </w:r>
-    </w:p>
-    <w:p>
-      <w:pPr>
-        <w:pStyle w:val="Paragrafoelenco"/>
-        <w:numPr>
-          <w:ilvl w:val="0"/>
-          <w:numId w:val="2"/>
-        </w:numPr>
-      </w:pPr>
-      <w:r>
-        <w:t>Aggiungere la descrizione delle mosse</w:t>
-      </w:r>
-      <w:r>
-        <w:t xml:space="preserve"> nel roster – </w:t>
-      </w:r>
-      <w:r>
-        <w:rPr>
-          <w:color w:val="70AD47" w:themeColor="accent6"/>
-        </w:rPr>
-        <w:t>fatto</w:t>
-      </w:r>
-    </w:p>
-    <w:p>
-      <w:pPr>
-        <w:pStyle w:val="Paragrafoelenco"/>
-        <w:numPr>
-          <w:ilvl w:val="0"/>
-          <w:numId w:val="2"/>
-        </w:numPr>
-      </w:pPr>
-      <w:r>
-        <w:t xml:space="preserve">Distinzione tra la voce base e il secondo numero nelle </w:t>
-      </w:r>
-      <w:proofErr w:type="spellStart"/>
-      <w:r>
-        <w:t>stats</w:t>
-      </w:r>
-      <w:proofErr w:type="spellEnd"/>
-      <w:r>
-        <w:t>, a cosa serve?</w:t>
-      </w:r>
-      <w:r>
-        <w:t xml:space="preserve"> - </w:t>
-      </w:r>
-      <w:r>
-        <w:rPr>
-          <w:color w:val="70AD47" w:themeColor="accent6"/>
-        </w:rPr>
-        <w:t>fatto</w:t>
-      </w:r>
-    </w:p>
-    <w:p>
-      <w:pPr>
-        <w:pStyle w:val="Paragrafoelenco"/>
-        <w:numPr>
-          <w:ilvl w:val="0"/>
-          <w:numId w:val="2"/>
-        </w:numPr>
-      </w:pPr>
-      <w:r>
-        <w:t xml:space="preserve">Editor Roster e editor mosse, </w:t>
-      </w:r>
-      <w:r>
-        <w:t xml:space="preserve">sulle nuove aggiunte </w:t>
-      </w:r>
-      <w:r>
-        <w:t>devono fare il controllo sul nome per poter aggiungere tutte le caratteristiche che servono, se il nome non esiste restituire messaggio di errore.</w:t>
+      <w:r>
+        <w:rPr>
+          <w:color w:val="70AD47" w:themeColor="accent6"/>
+        </w:rPr>
+        <w:t xml:space="preserve"> -10.1</w:t>
       </w:r>
       <w:r>
         <w:br/>
-        <w:t xml:space="preserve">Trovare anche il modo di aggiornare automaticamente quando la </w:t>
-      </w:r>
-      <w:proofErr w:type="spellStart"/>
-      <w:r>
-        <w:t>regulation</w:t>
-      </w:r>
-      <w:proofErr w:type="spellEnd"/>
-      <w:r>
-        <w:t xml:space="preserve"> cambierà. Salvare quindi la vecchia </w:t>
-      </w:r>
-      <w:proofErr w:type="spellStart"/>
-      <w:r>
-        <w:t>regulation</w:t>
-      </w:r>
-      <w:proofErr w:type="spellEnd"/>
-      <w:r>
-        <w:t xml:space="preserve"> a parte per poterla ripescare in futuro</w:t>
-      </w:r>
-      <w:r>
-        <w:t xml:space="preserve"> – </w:t>
-      </w:r>
-      <w:r>
-        <w:rPr>
-          <w:color w:val="70AD47" w:themeColor="accent6"/>
-        </w:rPr>
-        <w:t>fatto</w:t>
-      </w:r>
-    </w:p>
-    <w:p>
-      <w:pPr>
-        <w:pStyle w:val="Paragrafoelenco"/>
-      </w:pPr>
-    </w:p>
-    <w:p>
-      <w:r>
-        <w:t>POKEMON (dalla 10.0 alla</w:t>
-      </w:r>
-    </w:p>
-    <w:p>
-      <w:pPr>
-        <w:pStyle w:val="Paragrafoelenco"/>
-        <w:numPr>
-          <w:ilvl w:val="0"/>
-          <w:numId w:val="2"/>
-        </w:numPr>
-      </w:pPr>
-      <w:r>
-        <w:t xml:space="preserve">Nelle </w:t>
-      </w:r>
-      <w:proofErr w:type="spellStart"/>
-      <w:r>
-        <w:t>stat</w:t>
-      </w:r>
-      <w:proofErr w:type="spellEnd"/>
-      <w:r>
-        <w:t xml:space="preserve"> preview in una versione vecchia avevi messo il confronto tra </w:t>
-      </w:r>
-      <w:proofErr w:type="spellStart"/>
-      <w:r>
-        <w:t>pokemon</w:t>
-      </w:r>
-      <w:proofErr w:type="spellEnd"/>
-      <w:r>
-        <w:t>, puoi ripristinarlo?</w:t>
-      </w:r>
-      <w:r>
-        <w:br/>
-        <w:t xml:space="preserve">Ti chiederei di inserire la colonna relativa alla statistica del </w:t>
-      </w:r>
-      <w:proofErr w:type="spellStart"/>
-      <w:r>
-        <w:t>pokemon</w:t>
-      </w:r>
-      <w:proofErr w:type="spellEnd"/>
-      <w:r>
-        <w:t xml:space="preserve"> B appena sotto a quella del </w:t>
-      </w:r>
-      <w:proofErr w:type="spellStart"/>
-      <w:r>
-        <w:t>pokemon</w:t>
-      </w:r>
-      <w:proofErr w:type="spellEnd"/>
-      <w:r>
-        <w:t xml:space="preserve"> A per rendere più chiaro il confronto</w:t>
-      </w:r>
-      <w:r>
-        <w:t xml:space="preserve"> – </w:t>
-      </w:r>
-      <w:r>
-        <w:rPr>
-          <w:color w:val="70AD47" w:themeColor="accent6"/>
-        </w:rPr>
-        <w:t>fatto</w:t>
-      </w:r>
-      <w:r>
-        <w:rPr>
-          <w:color w:val="70AD47" w:themeColor="accent6"/>
-        </w:rPr>
-        <w:t xml:space="preserve"> – 10.0</w:t>
-      </w:r>
-      <w:r>
-        <w:rPr>
-          <w:color w:val="70AD47" w:themeColor="accent6"/>
-        </w:rPr>
-        <w:br/>
-      </w:r>
-    </w:p>
-    <w:p>
-      <w:pPr>
-        <w:pStyle w:val="Paragrafoelenco"/>
-        <w:numPr>
-          <w:ilvl w:val="0"/>
-          <w:numId w:val="2"/>
-        </w:numPr>
-      </w:pPr>
-      <w:r>
-        <w:t xml:space="preserve">Ripristina il colore delle </w:t>
-      </w:r>
-      <w:proofErr w:type="spellStart"/>
-      <w:r>
-        <w:t>stats</w:t>
-      </w:r>
-      <w:proofErr w:type="spellEnd"/>
-      <w:r>
-        <w:t xml:space="preserve"> nello </w:t>
-      </w:r>
-      <w:proofErr w:type="spellStart"/>
-      <w:r>
-        <w:t>stat</w:t>
-      </w:r>
-      <w:proofErr w:type="spellEnd"/>
-      <w:r>
-        <w:t xml:space="preserve"> preview e cambialo mettendo due colori solo nel caso del confronto tra </w:t>
-      </w:r>
-      <w:proofErr w:type="spellStart"/>
-      <w:r>
-        <w:t>pokemon</w:t>
-      </w:r>
-      <w:proofErr w:type="spellEnd"/>
-      <w:r>
-        <w:t xml:space="preserve"> A e </w:t>
-      </w:r>
-      <w:proofErr w:type="spellStart"/>
-      <w:r>
-        <w:t>pokemon</w:t>
-      </w:r>
-      <w:proofErr w:type="spellEnd"/>
-      <w:r>
-        <w:t xml:space="preserve"> B</w:t>
-      </w:r>
-      <w:r>
-        <w:t xml:space="preserve"> – </w:t>
-      </w:r>
-      <w:r>
-        <w:rPr>
-          <w:color w:val="70AD47" w:themeColor="accent6"/>
-        </w:rPr>
-        <w:t>fatto – 10.0</w:t>
-      </w:r>
-      <w:r>
-        <w:br/>
-      </w:r>
-    </w:p>
-    <w:p>
-      <w:pPr>
-        <w:pStyle w:val="Paragrafoelenco"/>
-        <w:numPr>
-          <w:ilvl w:val="0"/>
-          <w:numId w:val="2"/>
-        </w:numPr>
-      </w:pPr>
-      <w:r>
-        <w:t xml:space="preserve">Mancano </w:t>
-      </w:r>
-      <w:r>
-        <w:t xml:space="preserve">tutte </w:t>
-      </w:r>
-      <w:r>
-        <w:t xml:space="preserve">le mega </w:t>
-      </w:r>
-      <w:r>
-        <w:t xml:space="preserve">evoluzioni </w:t>
-      </w:r>
-      <w:r>
-        <w:t>nei vari calcolatori e quindi le loro statistiche in base alle selezioni fatte</w:t>
-      </w:r>
-      <w:r>
-        <w:t xml:space="preserve">, pensi di riuscirci? Sarebbe fondamentale per i calcoli e poter confrontare i </w:t>
-      </w:r>
-      <w:proofErr w:type="spellStart"/>
-      <w:r>
-        <w:t>pokemon</w:t>
-      </w:r>
-      <w:proofErr w:type="spellEnd"/>
-      <w:r>
-        <w:t xml:space="preserve"> anche in base alle loro mega evoluzioni. Ricorda sempre il discorso delle </w:t>
-      </w:r>
-      <w:proofErr w:type="spellStart"/>
-      <w:r>
-        <w:t>IVs</w:t>
-      </w:r>
-      <w:proofErr w:type="spellEnd"/>
-      <w:r>
-        <w:t xml:space="preserve"> già applicate di default e se serve </w:t>
-      </w:r>
-      <w:r>
-        <w:t>potresti guardare il sito di Game8 -&gt; Pokemon Champions -&gt; Pokemon List -&gt; tabelle Stats (Max IVs)</w:t>
-      </w:r>
-      <w:r>
-        <w:t xml:space="preserve"> </w:t>
-      </w:r>
-      <w:r>
-        <w:rPr>
-          <w:color w:val="70AD47" w:themeColor="accent6"/>
-        </w:rPr>
-        <w:t xml:space="preserve">– </w:t>
-      </w:r>
-      <w:r>
-        <w:rPr>
-          <w:color w:val="70AD47" w:themeColor="accent6"/>
-        </w:rPr>
-        <w:t>fatto</w:t>
-      </w:r>
-      <w:r>
-        <w:rPr>
-          <w:color w:val="70AD47" w:themeColor="accent6"/>
-        </w:rPr>
-        <w:t xml:space="preserve"> -10.1</w:t>
-      </w:r>
-      <w:r>
-        <w:br/>
-      </w:r>
-    </w:p>
-    <w:p>
-      <w:pPr>
-        <w:pStyle w:val="Paragrafoelenco"/>
-        <w:numPr>
-          <w:ilvl w:val="0"/>
-          <w:numId w:val="2"/>
-        </w:numPr>
-      </w:pPr>
-      <w:r>
-        <w:t xml:space="preserve">Sezione / tabella di confronto dei tipi di </w:t>
-      </w:r>
-      <w:proofErr w:type="spellStart"/>
-      <w:r>
-        <w:t>pokemon</w:t>
-      </w:r>
-      <w:proofErr w:type="spellEnd"/>
-      <w:r>
-        <w:t>, che aiuti a capire debolezze e resistenze</w:t>
+      </w:r>
+    </w:p>
+    <w:p>
+      <w:pPr>
+        <w:pStyle w:val="Paragrafoelenco"/>
+        <w:numPr>
+          <w:ilvl w:val="0"/>
+          <w:numId w:val="2"/>
+        </w:numPr>
+      </w:pPr>
+      <w:r>
+        <w:t>Sezione / tabella di confronto dei tipi di pokemon, che aiuti a capire debolezze e resistenze</w:t>
       </w:r>
       <w:r>
         <w:t xml:space="preserve"> e </w:t>
       </w:r>
       <w:r>
-        <w:t xml:space="preserve">Sezione / tabella di confronto delle nature dei </w:t>
-      </w:r>
-      <w:proofErr w:type="spellStart"/>
-      <w:r>
-        <w:t>pokemon</w:t>
-      </w:r>
-      <w:proofErr w:type="spellEnd"/>
-      <w:r>
-        <w:t xml:space="preserve"> – creiamo un overlay con bottoni per i calcolatori e una sezione Reference per il richiamo di questi dati e eventuale aggiunta di tabelle per BST e </w:t>
-      </w:r>
-      <w:proofErr w:type="spellStart"/>
-      <w:r>
-        <w:t>tier</w:t>
-      </w:r>
-      <w:proofErr w:type="spellEnd"/>
-      <w:r>
-        <w:t xml:space="preserve"> list</w:t>
+        <w:t>Sezione / tabella di confronto delle nature dei pokemon</w:t>
+      </w:r>
+      <w:r>
+        <w:t xml:space="preserve"> – creiamo un overlay con bottoni per i calcolatori e una sezione Reference per il richiamo di questi dati e eventuale aggiunta di tabelle per BST e tier list</w:t>
       </w:r>
       <w:r>
         <w:t xml:space="preserve"> </w:t>
@@ -774,15 +535,7 @@
         <w:t xml:space="preserve">calcolo effettivo del </w:t>
       </w:r>
       <w:r>
-        <w:t xml:space="preserve">danno nella sezione </w:t>
-      </w:r>
-      <w:proofErr w:type="gramStart"/>
-      <w:r>
-        <w:t>danno</w:t>
-      </w:r>
-      <w:proofErr w:type="gramEnd"/>
-      <w:r>
-        <w:t>, una volta calcolato, vorrei comparisse sopra le schermate di attaccante e difensore</w:t>
+        <w:t>danno nella sezione danno, una volta calcolato, vorrei comparisse sopra le schermate di attaccante e difensore</w:t>
       </w:r>
       <w:r>
         <w:t xml:space="preserve"> </w:t>
@@ -826,30 +579,14 @@
         </w:numPr>
       </w:pPr>
       <w:r>
-        <w:t xml:space="preserve">Servirebbe un editor oggetti, controllare la lista degli oggetti disponibili in </w:t>
-      </w:r>
-      <w:proofErr w:type="spellStart"/>
-      <w:r>
-        <w:t>regulation</w:t>
-      </w:r>
-      <w:proofErr w:type="spellEnd"/>
-      <w:r>
-        <w:t xml:space="preserve"> M-A, creare un organizzatore come gli altri editor con effetti e descrizione degli oggetti, e fare in modo che siano archiviabili e modificabili come gli altri 2 editor</w:t>
+        <w:t>Servirebbe un editor oggetti, controllare la lista degli oggetti disponibili in regulation M-A, creare un organizzatore come gli altri editor con effetti e descrizione degli oggetti, e fare in modo che siano archiviabili e modificabili come gli altri 2 editor</w:t>
       </w:r>
       <w:r>
         <w:t>.</w:t>
       </w:r>
       <w:r>
         <w:br/>
-        <w:t xml:space="preserve">Controllare anche che in tutti i calcolatori ci siano gli oggetti della </w:t>
-      </w:r>
-      <w:proofErr w:type="spellStart"/>
-      <w:r>
-        <w:t>regulation</w:t>
-      </w:r>
-      <w:proofErr w:type="spellEnd"/>
-      <w:r>
-        <w:t xml:space="preserve"> M-A</w:t>
+        <w:t>Controllare anche che in tutti i calcolatori ci siano gli oggetti della regulation M-A</w:t>
       </w:r>
       <w:r>
         <w:br/>
@@ -885,15 +622,7 @@
         </w:numPr>
       </w:pPr>
       <w:r>
-        <w:t xml:space="preserve">Controllare, non ci sono esattamente gli oggetti della </w:t>
-      </w:r>
-      <w:proofErr w:type="spellStart"/>
-      <w:r>
-        <w:t>regulation</w:t>
-      </w:r>
-      <w:proofErr w:type="spellEnd"/>
-      <w:r>
-        <w:t xml:space="preserve"> M-A – </w:t>
+        <w:t xml:space="preserve">Controllare, non ci sono esattamente gli oggetti della regulation M-A – </w:t>
       </w:r>
       <w:r>
         <w:rPr>
@@ -920,15 +649,7 @@
         </w:numPr>
       </w:pPr>
       <w:r>
-        <w:t xml:space="preserve">Nelle </w:t>
-      </w:r>
-      <w:proofErr w:type="spellStart"/>
-      <w:r>
-        <w:t>stat</w:t>
-      </w:r>
-      <w:proofErr w:type="spellEnd"/>
-      <w:r>
-        <w:t xml:space="preserve"> preview a sinistra ci sono dei valori e a destra degli altri, mi spieghi a cosa servono quelli di sinistra? Quelli di sinistra sembrano non corretti, puoi eliminarli e spostare il numero di destra al loro posto?</w:t>
+        <w:t>Nelle stat preview a sinistra ci sono dei valori e a destra degli altri, mi spieghi a cosa servono quelli di sinistra? Quelli di sinistra sembrano non corretti, puoi eliminarli e spostare il numero di destra al loro posto?</w:t>
       </w:r>
       <w:r>
         <w:t xml:space="preserve"> </w:t>
@@ -966,15 +687,7 @@
         </w:numPr>
       </w:pPr>
       <w:r>
-        <w:t xml:space="preserve">Aggiungi BST totali nelle </w:t>
-      </w:r>
-      <w:proofErr w:type="spellStart"/>
-      <w:r>
-        <w:t>stat</w:t>
-      </w:r>
-      <w:proofErr w:type="spellEnd"/>
-      <w:r>
-        <w:t xml:space="preserve"> preview, la somma di tutte le statistiche</w:t>
+        <w:t>Aggiungi BST totali nelle stat preview, la somma di tutte le statistiche</w:t>
       </w:r>
       <w:r>
         <w:t xml:space="preserve"> -</w:t>
@@ -1012,15 +725,7 @@
         </w:rPr>
       </w:pPr>
       <w:r>
-        <w:t xml:space="preserve">Logica che ti impedisca di mettere più di 66 </w:t>
-      </w:r>
-      <w:proofErr w:type="spellStart"/>
-      <w:r>
-        <w:t>EVs</w:t>
-      </w:r>
-      <w:proofErr w:type="spellEnd"/>
-      <w:r>
-        <w:t xml:space="preserve"> totali e in un campo il massimo che puoi inserire è 32</w:t>
+        <w:t>Logica che ti impedisca di mettere più di 66 EVs totali e in un campo il massimo che puoi inserire è 32</w:t>
       </w:r>
       <w:r>
         <w:t xml:space="preserve"> –</w:t>
@@ -1056,23 +761,7 @@
         </w:numPr>
       </w:pPr>
       <w:r>
-        <w:t xml:space="preserve">Sostituzione delle icone varie tipo leone, zzz </w:t>
-      </w:r>
-      <w:proofErr w:type="spellStart"/>
-      <w:r>
-        <w:t>ecc</w:t>
-      </w:r>
-      <w:proofErr w:type="spellEnd"/>
-      <w:r>
-        <w:t xml:space="preserve"> con qualcosa più inerente ai </w:t>
-      </w:r>
-      <w:proofErr w:type="spellStart"/>
-      <w:r>
-        <w:t>pokemon</w:t>
-      </w:r>
-      <w:proofErr w:type="spellEnd"/>
-      <w:r>
-        <w:t xml:space="preserve"> e alla sezione specifica</w:t>
+        <w:t>Sostituzione delle icone varie tipo leone, zzz ecc con qualcosa più inerente ai pokemon e alla sezione specifica</w:t>
       </w:r>
       <w:r>
         <w:t xml:space="preserve"> -</w:t>
@@ -1132,53 +821,8 @@
           <w:numId w:val="2"/>
         </w:numPr>
       </w:pPr>
-      <w:proofErr w:type="spellStart"/>
-      <w:r>
-        <w:t>Regulation</w:t>
-      </w:r>
-      <w:proofErr w:type="spellEnd"/>
-      <w:r>
-        <w:t xml:space="preserve"> – devo poter recuperare l’intera </w:t>
-      </w:r>
-      <w:proofErr w:type="spellStart"/>
-      <w:r>
-        <w:t>regulation</w:t>
-      </w:r>
-      <w:proofErr w:type="spellEnd"/>
-      <w:r>
-        <w:t xml:space="preserve"> con oggetti, mosse e roster, nel caso abbia bisogno di </w:t>
-      </w:r>
-      <w:proofErr w:type="spellStart"/>
-      <w:r>
-        <w:t>buildare</w:t>
-      </w:r>
-      <w:proofErr w:type="spellEnd"/>
-      <w:r>
-        <w:t xml:space="preserve"> un team di una </w:t>
-      </w:r>
-      <w:proofErr w:type="spellStart"/>
-      <w:r>
-        <w:t>regulation</w:t>
-      </w:r>
-      <w:proofErr w:type="spellEnd"/>
-      <w:r>
-        <w:t xml:space="preserve"> particolare. Quindi, assegnare agli editor la </w:t>
-      </w:r>
-      <w:proofErr w:type="spellStart"/>
-      <w:r>
-        <w:t>regulation</w:t>
-      </w:r>
-      <w:proofErr w:type="spellEnd"/>
-      <w:r>
-        <w:t xml:space="preserve"> in corso. Capire quindi se devi fare un editor </w:t>
-      </w:r>
-      <w:proofErr w:type="spellStart"/>
-      <w:r>
-        <w:t>Regulation</w:t>
-      </w:r>
-      <w:proofErr w:type="spellEnd"/>
-      <w:r>
-        <w:t xml:space="preserve"> che comprenda gli altri editor.</w:t>
+      <w:r>
+        <w:t>Regulation – devo poter recuperare l’intera regulation con oggetti, mosse e roster, nel caso abbia bisogno di buildare un team di una regulation particolare. Quindi, assegnare agli editor la regulation in corso. Capire quindi se devi fare un editor Regulation che comprenda gli altri editor.</w:t>
       </w:r>
       <w:r>
         <w:t xml:space="preserve"> –</w:t>
@@ -1203,27 +847,90 @@
           <w:numId w:val="2"/>
         </w:numPr>
       </w:pPr>
-      <w:proofErr w:type="spellStart"/>
-      <w:r>
-        <w:t>Db</w:t>
-      </w:r>
-      <w:proofErr w:type="spellEnd"/>
-      <w:r>
-        <w:t xml:space="preserve"> dinamico che, quando crei il team, selezioni la </w:t>
-      </w:r>
-      <w:proofErr w:type="spellStart"/>
-      <w:proofErr w:type="gramStart"/>
-      <w:r>
-        <w:t>regulation</w:t>
-      </w:r>
-      <w:proofErr w:type="spellEnd"/>
-      <w:r>
-        <w:t>.</w:t>
-      </w:r>
-      <w:r>
-        <w:t>-</w:t>
-      </w:r>
-      <w:proofErr w:type="gramEnd"/>
+      <w:r>
+        <w:t>Db dinamico che, quando crei il team, selezioni la regulation.</w:t>
+      </w:r>
+      <w:r>
+        <w:t xml:space="preserve">- </w:t>
+      </w:r>
+      <w:r>
+        <w:rPr>
+          <w:color w:val="70AD47" w:themeColor="accent6"/>
+        </w:rPr>
+        <w:t>fatto -11.0</w:t>
+      </w:r>
+    </w:p>
+    <w:p>
+      <w:pPr>
+        <w:pStyle w:val="Paragrafoelenco"/>
+      </w:pPr>
+    </w:p>
+    <w:p>
+      <w:pPr>
+        <w:pStyle w:val="Paragrafoelenco"/>
+        <w:numPr>
+          <w:ilvl w:val="0"/>
+          <w:numId w:val="2"/>
+        </w:numPr>
+      </w:pPr>
+      <w:r>
+        <w:t>Creazione team in base alla regulation. Riesci ad accedere direttamente ai dati specifici in base alla regulation scelta?</w:t>
+      </w:r>
+      <w:r>
+        <w:t xml:space="preserve"> – </w:t>
+      </w:r>
+      <w:r>
+        <w:rPr>
+          <w:color w:val="70AD47" w:themeColor="accent6"/>
+        </w:rPr>
+        <w:t>fatto – 11.0</w:t>
+      </w:r>
+    </w:p>
+    <w:p>
+      <w:pPr>
+        <w:pStyle w:val="Paragrafoelenco"/>
+      </w:pPr>
+    </w:p>
+    <w:p>
+      <w:pPr>
+        <w:pStyle w:val="Paragrafoelenco"/>
+        <w:numPr>
+          <w:ilvl w:val="0"/>
+          <w:numId w:val="2"/>
+        </w:numPr>
+      </w:pPr>
+      <w:r>
+        <w:t>In base alla regulation, ti cambia la selezione dei possibili pokemon mosse e oggetti in base a cosa contiene quella regulation</w:t>
+      </w:r>
+      <w:r>
+        <w:t xml:space="preserve"> – </w:t>
+      </w:r>
+      <w:r>
+        <w:rPr>
+          <w:color w:val="70AD47" w:themeColor="accent6"/>
+        </w:rPr>
+        <w:t>fatto – 11.0</w:t>
+      </w:r>
+    </w:p>
+    <w:p>
+      <w:pPr>
+        <w:pStyle w:val="Paragrafoelenco"/>
+      </w:pPr>
+    </w:p>
+    <w:p>
+      <w:pPr>
+        <w:pStyle w:val="Paragrafoelenco"/>
+        <w:numPr>
+          <w:ilvl w:val="0"/>
+          <w:numId w:val="2"/>
+        </w:numPr>
+      </w:pPr>
+      <w:r>
+        <w:t>Aggiungere editor JSON per il cambio di regulation, in modo tale da poter fare la modifica direttamente da web app senza passare dal codice</w:t>
+      </w:r>
+      <w:r>
+        <w:t xml:space="preserve"> –</w:t>
+      </w:r>
       <w:r>
         <w:t xml:space="preserve"> </w:t>
       </w:r>
@@ -1231,40 +938,40 @@
         <w:rPr>
           <w:color w:val="70AD47" w:themeColor="accent6"/>
         </w:rPr>
-        <w:t>fatto -11.0</w:t>
-      </w:r>
-    </w:p>
-    <w:p>
-      <w:pPr>
-        <w:pStyle w:val="Paragrafoelenco"/>
-      </w:pPr>
-    </w:p>
-    <w:p>
-      <w:pPr>
-        <w:pStyle w:val="Paragrafoelenco"/>
-        <w:numPr>
-          <w:ilvl w:val="0"/>
-          <w:numId w:val="2"/>
-        </w:numPr>
-      </w:pPr>
-      <w:r>
-        <w:t xml:space="preserve">Creazione team in base alla </w:t>
-      </w:r>
-      <w:proofErr w:type="spellStart"/>
-      <w:r>
-        <w:t>regulation</w:t>
-      </w:r>
-      <w:proofErr w:type="spellEnd"/>
-      <w:r>
-        <w:t xml:space="preserve">. Riesci ad accedere direttamente ai dati specifici in base alla </w:t>
-      </w:r>
-      <w:proofErr w:type="spellStart"/>
-      <w:r>
-        <w:t>regulation</w:t>
-      </w:r>
-      <w:proofErr w:type="spellEnd"/>
-      <w:r>
-        <w:t xml:space="preserve"> scelta?</w:t>
+        <w:t>fatto</w:t>
+      </w:r>
+      <w:r>
+        <w:rPr>
+          <w:color w:val="70AD47" w:themeColor="accent6"/>
+        </w:rPr>
+        <w:t>– 11.0</w:t>
+      </w:r>
+      <w:r>
+        <w:rPr>
+          <w:color w:val="70AD47" w:themeColor="accent6"/>
+        </w:rPr>
+        <w:t>a</w:t>
+      </w:r>
+    </w:p>
+    <w:p>
+      <w:pPr>
+        <w:pStyle w:val="Paragrafoelenco"/>
+      </w:pPr>
+    </w:p>
+    <w:p>
+      <w:pPr>
+        <w:pStyle w:val="Paragrafoelenco"/>
+        <w:numPr>
+          <w:ilvl w:val="0"/>
+          <w:numId w:val="2"/>
+        </w:numPr>
+        <w:rPr>
+          <w:color w:val="70AD47" w:themeColor="accent6"/>
+        </w:rPr>
+      </w:pPr>
+      <w:r>
+        <w:lastRenderedPageBreak/>
+        <w:t>Editor Regulation MA deve essere posizionato come pulsante dove sono gli altri – quando entro nella sezione Pokemon. Perciò, non mi interessa avere queste sezioni nel menu a sisnistra</w:t>
       </w:r>
       <w:r>
         <w:t xml:space="preserve"> – </w:t>
@@ -1273,46 +980,31 @@
         <w:rPr>
           <w:color w:val="70AD47" w:themeColor="accent6"/>
         </w:rPr>
-        <w:t>fatto – 11.0</w:t>
-      </w:r>
-    </w:p>
-    <w:p>
-      <w:pPr>
-        <w:pStyle w:val="Paragrafoelenco"/>
-      </w:pPr>
-    </w:p>
-    <w:p>
-      <w:pPr>
-        <w:pStyle w:val="Paragrafoelenco"/>
-        <w:numPr>
-          <w:ilvl w:val="0"/>
-          <w:numId w:val="2"/>
-        </w:numPr>
-      </w:pPr>
-      <w:r>
-        <w:t xml:space="preserve">In base alla </w:t>
-      </w:r>
-      <w:proofErr w:type="spellStart"/>
-      <w:r>
-        <w:t>regulation</w:t>
-      </w:r>
-      <w:proofErr w:type="spellEnd"/>
-      <w:r>
-        <w:t xml:space="preserve">, ti cambia la selezione dei possibili </w:t>
-      </w:r>
-      <w:proofErr w:type="spellStart"/>
-      <w:r>
-        <w:t>pokemon</w:t>
-      </w:r>
-      <w:proofErr w:type="spellEnd"/>
-      <w:r>
-        <w:t xml:space="preserve"> mosse e oggetti in base a cosa contiene quella </w:t>
-      </w:r>
-      <w:proofErr w:type="spellStart"/>
-      <w:r>
-        <w:t>regulation</w:t>
-      </w:r>
-      <w:proofErr w:type="spellEnd"/>
+        <w:t xml:space="preserve">fatto </w:t>
+      </w:r>
+      <w:r>
+        <w:rPr>
+          <w:color w:val="70AD47" w:themeColor="accent6"/>
+        </w:rPr>
+        <w:t>-11.0b</w:t>
+      </w:r>
+    </w:p>
+    <w:p>
+      <w:pPr>
+        <w:pStyle w:val="Paragrafoelenco"/>
+      </w:pPr>
+    </w:p>
+    <w:p>
+      <w:pPr>
+        <w:pStyle w:val="Paragrafoelenco"/>
+        <w:numPr>
+          <w:ilvl w:val="0"/>
+          <w:numId w:val="2"/>
+        </w:numPr>
+      </w:pPr>
+      <w:r>
+        <w:t>Quando entro nell’Editor Regulation, come faccio a creare una nuova Regulation? Manca un pulsante “Crea nuova Regulation”?</w:t>
+      </w:r>
       <w:r>
         <w:t xml:space="preserve"> – </w:t>
       </w:r>
@@ -1320,38 +1012,26 @@
         <w:rPr>
           <w:color w:val="70AD47" w:themeColor="accent6"/>
         </w:rPr>
-        <w:t>fatto – 11.0</w:t>
-      </w:r>
-    </w:p>
-    <w:p>
-      <w:pPr>
-        <w:pStyle w:val="Paragrafoelenco"/>
-      </w:pPr>
-    </w:p>
-    <w:p>
-      <w:pPr>
-        <w:pStyle w:val="Paragrafoelenco"/>
-        <w:numPr>
-          <w:ilvl w:val="0"/>
-          <w:numId w:val="2"/>
-        </w:numPr>
-      </w:pPr>
-      <w:r>
-        <w:t xml:space="preserve">Aggiungere editor JSON per il cambio di </w:t>
-      </w:r>
-      <w:proofErr w:type="spellStart"/>
-      <w:r>
-        <w:t>regulation</w:t>
-      </w:r>
-      <w:proofErr w:type="spellEnd"/>
-      <w:r>
-        <w:t>, in modo tale da poter fare la modifica direttamente da web app senza passare dal codice</w:t>
-      </w:r>
-      <w:r>
-        <w:t xml:space="preserve"> –</w:t>
-      </w:r>
-      <w:r>
-        <w:t xml:space="preserve"> </w:t>
+        <w:t>fatto – 11.0b</w:t>
+      </w:r>
+    </w:p>
+    <w:p/>
+    <w:p>
+      <w:pPr>
+        <w:pStyle w:val="Paragrafoelenco"/>
+        <w:numPr>
+          <w:ilvl w:val="0"/>
+          <w:numId w:val="2"/>
+        </w:numPr>
+      </w:pPr>
+      <w:r>
+        <w:t xml:space="preserve">Serve comunque un pulsante per eliminare la Regulation da regulations.json e gli altri json relativi alla Regulation che voglio eliminare </w:t>
+      </w:r>
+      <w:r>
+        <w:rPr>
+          <w:color w:val="70AD47" w:themeColor="accent6"/>
+        </w:rPr>
+        <w:t xml:space="preserve">– </w:t>
       </w:r>
       <w:r>
         <w:rPr>
@@ -1363,176 +1043,6 @@
         <w:rPr>
           <w:color w:val="70AD47" w:themeColor="accent6"/>
         </w:rPr>
-        <w:t>– 11.0</w:t>
-      </w:r>
-      <w:r>
-        <w:rPr>
-          <w:color w:val="70AD47" w:themeColor="accent6"/>
-        </w:rPr>
-        <w:t>a</w:t>
-      </w:r>
-    </w:p>
-    <w:p>
-      <w:pPr>
-        <w:pStyle w:val="Paragrafoelenco"/>
-      </w:pPr>
-    </w:p>
-    <w:p>
-      <w:pPr>
-        <w:pStyle w:val="Paragrafoelenco"/>
-        <w:numPr>
-          <w:ilvl w:val="0"/>
-          <w:numId w:val="2"/>
-        </w:numPr>
-        <w:rPr>
-          <w:color w:val="70AD47" w:themeColor="accent6"/>
-        </w:rPr>
-      </w:pPr>
-      <w:r>
-        <w:lastRenderedPageBreak/>
-        <w:t xml:space="preserve">Editor </w:t>
-      </w:r>
-      <w:proofErr w:type="spellStart"/>
-      <w:r>
-        <w:t>Regulation</w:t>
-      </w:r>
-      <w:proofErr w:type="spellEnd"/>
-      <w:r>
-        <w:t xml:space="preserve"> MA deve essere posizionato come pulsante dove sono gli altri – quando entro nella sezione Pokemon. Perciò, non mi interessa avere queste sezioni nel menu a </w:t>
-      </w:r>
-      <w:proofErr w:type="spellStart"/>
-      <w:r>
-        <w:t>sisnistra</w:t>
-      </w:r>
-      <w:proofErr w:type="spellEnd"/>
-      <w:r>
-        <w:t xml:space="preserve"> – </w:t>
-      </w:r>
-      <w:r>
-        <w:rPr>
-          <w:color w:val="70AD47" w:themeColor="accent6"/>
-        </w:rPr>
-        <w:t xml:space="preserve">fatto </w:t>
-      </w:r>
-      <w:r>
-        <w:rPr>
-          <w:color w:val="70AD47" w:themeColor="accent6"/>
-        </w:rPr>
-        <w:t>-11.0b</w:t>
-      </w:r>
-    </w:p>
-    <w:p>
-      <w:pPr>
-        <w:pStyle w:val="Paragrafoelenco"/>
-      </w:pPr>
-    </w:p>
-    <w:p>
-      <w:pPr>
-        <w:pStyle w:val="Paragrafoelenco"/>
-        <w:numPr>
-          <w:ilvl w:val="0"/>
-          <w:numId w:val="2"/>
-        </w:numPr>
-      </w:pPr>
-      <w:r>
-        <w:t xml:space="preserve">Quando entro nell’Editor </w:t>
-      </w:r>
-      <w:proofErr w:type="spellStart"/>
-      <w:r>
-        <w:t>Regulation</w:t>
-      </w:r>
-      <w:proofErr w:type="spellEnd"/>
-      <w:r>
-        <w:t xml:space="preserve">, come faccio a creare una nuova </w:t>
-      </w:r>
-      <w:proofErr w:type="spellStart"/>
-      <w:r>
-        <w:t>Regulation</w:t>
-      </w:r>
-      <w:proofErr w:type="spellEnd"/>
-      <w:r>
-        <w:t xml:space="preserve">? Manca un pulsante “Crea nuova </w:t>
-      </w:r>
-      <w:proofErr w:type="spellStart"/>
-      <w:r>
-        <w:t>Regulation</w:t>
-      </w:r>
-      <w:proofErr w:type="spellEnd"/>
-      <w:r>
-        <w:t>”?</w:t>
-      </w:r>
-      <w:r>
-        <w:t xml:space="preserve"> – </w:t>
-      </w:r>
-      <w:r>
-        <w:rPr>
-          <w:color w:val="70AD47" w:themeColor="accent6"/>
-        </w:rPr>
-        <w:t>fatto – 11.0b</w:t>
-      </w:r>
-    </w:p>
-    <w:p/>
-    <w:p>
-      <w:pPr>
-        <w:pStyle w:val="Paragrafoelenco"/>
-        <w:numPr>
-          <w:ilvl w:val="0"/>
-          <w:numId w:val="2"/>
-        </w:numPr>
-      </w:pPr>
-      <w:r>
-        <w:t xml:space="preserve">Serve comunque un pulsante per eliminare la </w:t>
-      </w:r>
-      <w:proofErr w:type="spellStart"/>
-      <w:r>
-        <w:t>Regulation</w:t>
-      </w:r>
-      <w:proofErr w:type="spellEnd"/>
-      <w:r>
-        <w:t xml:space="preserve"> da </w:t>
-      </w:r>
-      <w:proofErr w:type="spellStart"/>
-      <w:proofErr w:type="gramStart"/>
-      <w:r>
-        <w:t>regulations.json</w:t>
-      </w:r>
-      <w:proofErr w:type="spellEnd"/>
-      <w:proofErr w:type="gramEnd"/>
-      <w:r>
-        <w:t xml:space="preserve"> e gli altri </w:t>
-      </w:r>
-      <w:proofErr w:type="spellStart"/>
-      <w:r>
-        <w:t>json</w:t>
-      </w:r>
-      <w:proofErr w:type="spellEnd"/>
-      <w:r>
-        <w:t xml:space="preserve"> relativi alla </w:t>
-      </w:r>
-      <w:proofErr w:type="spellStart"/>
-      <w:r>
-        <w:t>Regulation</w:t>
-      </w:r>
-      <w:proofErr w:type="spellEnd"/>
-      <w:r>
-        <w:t xml:space="preserve"> che voglio eliminare </w:t>
-      </w:r>
-      <w:r>
-        <w:rPr>
-          <w:color w:val="70AD47" w:themeColor="accent6"/>
-        </w:rPr>
-        <w:t xml:space="preserve">– </w:t>
-      </w:r>
-      <w:r>
-        <w:rPr>
-          <w:color w:val="70AD47" w:themeColor="accent6"/>
-        </w:rPr>
-        <w:t>fatto</w:t>
-      </w:r>
-      <w:r>
-        <w:rPr>
-          <w:color w:val="70AD47" w:themeColor="accent6"/>
-        </w:rPr>
         <w:t xml:space="preserve"> – 11.0c</w:t>
       </w:r>
       <w:r>
@@ -1575,7 +1085,6 @@
       <w:r>
         <w:br/>
       </w:r>
-      <w:proofErr w:type="spellStart"/>
       <w:r>
         <w:rPr>
           <w:b/>
@@ -1583,33 +1092,14 @@
         </w:rPr>
         <w:t>if</w:t>
       </w:r>
-      <w:proofErr w:type="spellEnd"/>
-      <w:r>
-        <w:t xml:space="preserve"> __name__ == '__</w:t>
-      </w:r>
-      <w:proofErr w:type="spellStart"/>
-      <w:r>
-        <w:t>main</w:t>
-      </w:r>
-      <w:proofErr w:type="spellEnd"/>
-      <w:r>
-        <w:t xml:space="preserve">__': </w:t>
+      <w:r>
+        <w:t xml:space="preserve"> __name__ == '__main__': </w:t>
       </w:r>
       <w:r>
         <w:br/>
       </w:r>
-      <w:proofErr w:type="spellStart"/>
-      <w:proofErr w:type="gramStart"/>
-      <w:r>
-        <w:t>app.run</w:t>
-      </w:r>
-      <w:proofErr w:type="spellEnd"/>
-      <w:r>
-        <w:t>(</w:t>
-      </w:r>
-      <w:proofErr w:type="gramEnd"/>
-      <w:r>
-        <w:t>debug=True, port=8080)</w:t>
+      <w:r>
+        <w:t>app.run(debug=True, port=8080)</w:t>
       </w:r>
       <w:r>
         <w:br/>
@@ -1624,21 +1114,8 @@
       <w:r>
         <w:br/>
       </w:r>
-      <w:proofErr w:type="spellStart"/>
-      <w:r>
-        <w:t>if</w:t>
-      </w:r>
-      <w:proofErr w:type="spellEnd"/>
-      <w:r>
-        <w:t xml:space="preserve"> __name__ == "__</w:t>
-      </w:r>
-      <w:proofErr w:type="spellStart"/>
-      <w:r>
-        <w:t>main</w:t>
-      </w:r>
-      <w:proofErr w:type="spellEnd"/>
-      <w:r>
-        <w:t>__":</w:t>
+      <w:r>
+        <w:t>if __name__ == "__main__":</w:t>
       </w:r>
     </w:p>
     <w:p>
@@ -1646,23 +1123,8 @@
         <w:pStyle w:val="Paragrafoelenco"/>
         <w:ind w:left="924"/>
       </w:pPr>
-      <w:proofErr w:type="spellStart"/>
-      <w:proofErr w:type="gramStart"/>
-      <w:r>
-        <w:t>app.run</w:t>
-      </w:r>
-      <w:proofErr w:type="spellEnd"/>
-      <w:r>
-        <w:t>(</w:t>
-      </w:r>
-      <w:proofErr w:type="spellStart"/>
-      <w:proofErr w:type="gramEnd"/>
-      <w:r>
-        <w:t>host</w:t>
-      </w:r>
-      <w:proofErr w:type="spellEnd"/>
-      <w:r>
-        <w:t xml:space="preserve">='0.0.0.0', debug=True, port=5000) -&gt; </w:t>
+      <w:r>
+        <w:t xml:space="preserve">app.run(host='0.0.0.0', debug=True, port=5000) -&gt; </w:t>
       </w:r>
       <w:r>
         <w:t>per eseguirlo in locale su altri dispositivi</w:t>
@@ -1703,15 +1165,7 @@
         <w:t>e statistiche delle meg</w:t>
       </w:r>
       <w:r>
-        <w:t xml:space="preserve">a in generale in tutti i moduli del programma sono sbagliate. Le statistiche delle mega non tengono conto delle </w:t>
-      </w:r>
-      <w:proofErr w:type="spellStart"/>
-      <w:r>
-        <w:t>IVs</w:t>
-      </w:r>
-      <w:proofErr w:type="spellEnd"/>
-      <w:r>
-        <w:t xml:space="preserve"> al massimo.</w:t>
+        <w:t>a in generale in tutti i moduli del programma sono sbagliate. Le statistiche delle mega non tengono conto delle IVs al massimo.</w:t>
       </w:r>
       <w:r>
         <w:t xml:space="preserve"> – </w:t>
@@ -1739,15 +1193,7 @@
         </w:numPr>
       </w:pPr>
       <w:r>
-        <w:t xml:space="preserve">Calcolatore danno: il </w:t>
-      </w:r>
-      <w:proofErr w:type="spellStart"/>
-      <w:r>
-        <w:t>Pokèmon</w:t>
-      </w:r>
-      <w:proofErr w:type="spellEnd"/>
-      <w:r>
-        <w:t xml:space="preserve"> difensore </w:t>
+        <w:t xml:space="preserve">Calcolatore danno: il Pokèmon difensore </w:t>
       </w:r>
       <w:r>
         <w:t>deve prendere in automatico</w:t>
@@ -1804,23 +1250,7 @@
         </w:numPr>
       </w:pPr>
       <w:r>
-        <w:t xml:space="preserve">Rivedere il calcolo in generale perché ci sono delle differenze di calcolo tra il mio e quello di Pokemon </w:t>
-      </w:r>
-      <w:proofErr w:type="spellStart"/>
-      <w:r>
-        <w:t>Damage</w:t>
-      </w:r>
-      <w:proofErr w:type="spellEnd"/>
-      <w:r>
-        <w:t xml:space="preserve"> </w:t>
-      </w:r>
-      <w:proofErr w:type="spellStart"/>
-      <w:r>
-        <w:t>Calculator</w:t>
-      </w:r>
-      <w:proofErr w:type="spellEnd"/>
-      <w:r>
-        <w:t>.</w:t>
+        <w:t>Rivedere il calcolo in generale perché ci sono delle differenze di calcolo tra il mio e quello di Pokemon Damage Calculator.</w:t>
       </w:r>
       <w:r>
         <w:t xml:space="preserve"> - </w:t>
@@ -1890,62 +1320,33 @@
         </w:numPr>
       </w:pPr>
       <w:r>
-        <w:t xml:space="preserve">Alcuni HP dei Pokemon in generale con </w:t>
-      </w:r>
-      <w:proofErr w:type="spellStart"/>
-      <w:r>
-        <w:t>IVs</w:t>
-      </w:r>
-      <w:proofErr w:type="spellEnd"/>
-      <w:r>
-        <w:t xml:space="preserve"> al max non sembrano corretti.</w:t>
+        <w:t>Alcuni HP dei Pokemon in generale con IVs al max non sembrano corretti.</w:t>
       </w:r>
       <w:r>
         <w:br/>
-        <w:t xml:space="preserve">Se applico le </w:t>
-      </w:r>
-      <w:proofErr w:type="spellStart"/>
-      <w:r>
-        <w:t>EVs</w:t>
-      </w:r>
-      <w:proofErr w:type="spellEnd"/>
-      <w:r>
-        <w:t xml:space="preserve"> non sembra fare i calcoli corretti – </w:t>
-      </w:r>
-      <w:r>
-        <w:rPr>
-          <w:color w:val="EE0000"/>
-        </w:rPr>
-        <w:t xml:space="preserve">stand by </w:t>
-      </w:r>
-      <w:r>
-        <w:rPr>
-          <w:color w:val="EE0000"/>
-        </w:rPr>
-        <w:t>– 13.6</w:t>
+        <w:t>Se applico le EVs non sembra fare i calcoli corretti</w:t>
       </w:r>
       <w:r>
         <w:br/>
-        <w:t xml:space="preserve">FIX totale, spostamento in un </w:t>
-      </w:r>
-      <w:proofErr w:type="spellStart"/>
-      <w:r>
-        <w:t>json</w:t>
-      </w:r>
-      <w:proofErr w:type="spellEnd"/>
-      <w:r>
-        <w:t xml:space="preserve"> generico dei </w:t>
-      </w:r>
-      <w:proofErr w:type="spellStart"/>
-      <w:r>
-        <w:t>pokemon</w:t>
-      </w:r>
-      <w:proofErr w:type="spellEnd"/>
-      <w:r>
-        <w:t xml:space="preserve"> per migliorare il ragionamento del programma – in corso – 14.0</w:t>
-      </w:r>
-      <w:r>
+        <w:t xml:space="preserve">FIX totale, spostamento in un json generico dei pokemon per migliorare il ragionamento del programma – in corso – </w:t>
+      </w:r>
+      <w:r>
+        <w:rPr>
+          <w:color w:val="70AD47" w:themeColor="accent6"/>
+        </w:rPr>
+        <w:t>14.0</w:t>
+      </w:r>
+      <w:r>
+        <w:rPr>
+          <w:color w:val="70AD47" w:themeColor="accent6"/>
+        </w:rPr>
         <w:t xml:space="preserve"> – fix lungo</w:t>
+      </w:r>
+      <w:r>
+        <w:rPr>
+          <w:color w:val="70AD47" w:themeColor="accent6"/>
+        </w:rPr>
+        <w:t xml:space="preserve"> - fatto</w:t>
       </w:r>
       <w:r>
         <w:br/>
@@ -1969,6 +1370,12 @@
         <w:t xml:space="preserve">Spostare pulsante calcolo in alto </w:t>
       </w:r>
       <w:r>
+        <w:rPr>
+          <w:color w:val="70AD47" w:themeColor="accent6"/>
+        </w:rPr>
+        <w:t>-14.1 - fatto</w:t>
+      </w:r>
+      <w:r>
         <w:br/>
       </w:r>
     </w:p>
@@ -1981,53 +1388,28 @@
         </w:numPr>
       </w:pPr>
       <w:r>
-        <w:t xml:space="preserve">Dovrò poter aggiungere una nuova </w:t>
-      </w:r>
-      <w:proofErr w:type="spellStart"/>
-      <w:r>
-        <w:t>regulation</w:t>
-      </w:r>
-      <w:proofErr w:type="spellEnd"/>
-      <w:r>
-        <w:t xml:space="preserve"> direttamente dalla web app</w:t>
-      </w:r>
-    </w:p>
-    <w:p/>
-    <w:p>
-      <w:pPr>
-        <w:pStyle w:val="Paragrafoelenco"/>
-        <w:numPr>
-          <w:ilvl w:val="0"/>
-          <w:numId w:val="2"/>
-        </w:numPr>
-      </w:pPr>
-      <w:r>
-        <w:t xml:space="preserve">Editor </w:t>
-      </w:r>
-      <w:proofErr w:type="spellStart"/>
-      <w:r>
-        <w:t>regulation</w:t>
-      </w:r>
-      <w:proofErr w:type="spellEnd"/>
-      <w:r>
-        <w:t xml:space="preserve">: quando creo una nuova </w:t>
-      </w:r>
-      <w:proofErr w:type="spellStart"/>
-      <w:r>
-        <w:t>regulation</w:t>
-      </w:r>
-      <w:proofErr w:type="spellEnd"/>
-      <w:r>
-        <w:t xml:space="preserve">, se clicco sugli editor dei </w:t>
-      </w:r>
-      <w:proofErr w:type="spellStart"/>
-      <w:r>
-        <w:t>json</w:t>
-      </w:r>
-      <w:proofErr w:type="spellEnd"/>
-      <w:r>
-        <w:t xml:space="preserve"> del roster va in errore</w:t>
-      </w:r>
+        <w:t>Dovrò poter aggiungere una nuova regulation direttamente dalla web app</w:t>
+      </w:r>
+      <w:r>
+        <w:t xml:space="preserve"> – </w:t>
+      </w:r>
+      <w:r>
+        <w:rPr>
+          <w:color w:val="70AD47" w:themeColor="accent6"/>
+        </w:rPr>
+        <w:t xml:space="preserve">14.2 – </w:t>
+      </w:r>
+      <w:r>
+        <w:rPr>
+          <w:color w:val="70AD47" w:themeColor="accent6"/>
+        </w:rPr>
+        <w:t>fatto</w:t>
+      </w:r>
+    </w:p>
+    <w:p>
+      <w:pPr>
+        <w:pStyle w:val="Paragrafoelenco"/>
+      </w:pPr>
       <w:r>
         <w:br/>
       </w:r>
@@ -2043,7 +1425,7 @@
         <w:t xml:space="preserve"> – 1</w:t>
       </w:r>
       <w:r>
-        <w:t>3</w:t>
+        <w:t>5</w:t>
       </w:r>
       <w:r>
         <w:t>.0</w:t>
@@ -2061,23 +1443,7 @@
         </w:numPr>
       </w:pPr>
       <w:r>
-        <w:t xml:space="preserve">Aggiungere editor abilità, controllare quindi che agiscano sul calcolo danno/speed </w:t>
-      </w:r>
-      <w:proofErr w:type="spellStart"/>
-      <w:r>
-        <w:t>tier</w:t>
-      </w:r>
-      <w:proofErr w:type="spellEnd"/>
-      <w:r>
-        <w:t>/</w:t>
-      </w:r>
-      <w:proofErr w:type="spellStart"/>
-      <w:r>
-        <w:t>stat</w:t>
-      </w:r>
-      <w:proofErr w:type="spellEnd"/>
-      <w:r>
-        <w:t xml:space="preserve"> preview</w:t>
+        <w:t>Aggiungere editor abilità, controllare quindi che agiscano sul calcolo danno/speed tier/stat preview</w:t>
       </w:r>
       <w:r>
         <w:t>.</w:t>
@@ -2088,15 +1454,7 @@
         <w:pStyle w:val="Paragrafoelenco"/>
       </w:pPr>
       <w:r>
-        <w:t xml:space="preserve">Un unico editor abilità, che non necessita di essere cambiato con la </w:t>
-      </w:r>
-      <w:proofErr w:type="spellStart"/>
-      <w:r>
-        <w:t>regulation</w:t>
-      </w:r>
-      <w:proofErr w:type="spellEnd"/>
-      <w:r>
-        <w:t>, perché di fatto i Pokemon in teoria non cambiano abilità nel tempo, potrebbe cambiare soltanto il ragionamento dell’abilità stessa.</w:t>
+        <w:t>Un unico editor abilità, che non necessita di essere cambiato con la regulation, perché di fatto i Pokemon in teoria non cambiano abilità nel tempo, potrebbe cambiare soltanto il ragionamento dell’abilità stessa.</w:t>
       </w:r>
       <w:r>
         <w:br/>
@@ -2121,15 +1479,7 @@
         </w:numPr>
       </w:pPr>
       <w:r>
-        <w:t xml:space="preserve">Abilità: devi cercare di gestire gli esempi particolari nel calcolatore danno. Ad esempio Mega </w:t>
-      </w:r>
-      <w:proofErr w:type="spellStart"/>
-      <w:r>
-        <w:t>Meganium</w:t>
-      </w:r>
-      <w:proofErr w:type="spellEnd"/>
-      <w:r>
-        <w:t xml:space="preserve"> con la sua abilità, Mega Sol</w:t>
+        <w:t>Abilità: devi cercare di gestire gli esempi particolari nel calcolatore danno. Ad esempio Mega Meganium con la sua abilità, Mega Sol</w:t>
       </w:r>
       <w:r>
         <w:t xml:space="preserve">, colpisce l’avversario come se fosse sotto Sun, non viene quindi condizionato ad esempio dalla Rain. Sempre in questo caso quindi, </w:t>
@@ -2258,25 +1608,34 @@
         </w:numPr>
       </w:pPr>
       <w:r>
-        <w:t xml:space="preserve">Testare creazione nuova </w:t>
-      </w:r>
-      <w:proofErr w:type="spellStart"/>
-      <w:r>
-        <w:t>regulation</w:t>
-      </w:r>
-      <w:proofErr w:type="spellEnd"/>
-      <w:r>
-        <w:t xml:space="preserve"> con un’importazione dati già pronta</w:t>
+        <w:t>Nuova regulation, come farò ad aggiungere comodamente nuovi json del roster, delle mosse e degli oggetti e delle abilità? Potrà l’app costruirmeli in autonomia matchando magari con qualche sito?</w:t>
+      </w:r>
+      <w:r>
+        <w:br/>
+      </w:r>
+    </w:p>
+    <w:p>
+      <w:pPr>
+        <w:pStyle w:val="Paragrafoelenco"/>
+        <w:numPr>
+          <w:ilvl w:val="0"/>
+          <w:numId w:val="2"/>
+        </w:numPr>
+      </w:pPr>
+      <w:r>
+        <w:t>Sprites Mancanti</w:t>
+      </w:r>
+      <w:r>
+        <w:br/>
+      </w:r>
+    </w:p>
+    <w:p>
+      <w:r>
+        <w:t>SALVATAGGIO LOG</w:t>
       </w:r>
     </w:p>
     <w:p/>
     <w:p>
-      <w:r>
-        <w:t>SALVATAGGIO LOG</w:t>
-      </w:r>
-    </w:p>
-    <w:p/>
-    <w:p>
       <w:pPr>
         <w:pStyle w:val="Paragrafoelenco"/>
         <w:numPr>
@@ -2294,6 +1653,16 @@
       </w:pPr>
     </w:p>
     <w:p>
+      <w:pPr>
+        <w:pStyle w:val="Paragrafoelenco"/>
+      </w:pPr>
+    </w:p>
+    <w:p>
+      <w:pPr>
+        <w:pStyle w:val="Paragrafoelenco"/>
+      </w:pPr>
+    </w:p>
+    <w:p>
       <w:r>
         <w:t>ARDUINO</w:t>
       </w:r>
@@ -2307,15 +1676,8 @@
         </w:numPr>
       </w:pPr>
       <w:r>
-        <w:t xml:space="preserve">Richiamo a </w:t>
-      </w:r>
-      <w:proofErr w:type="spellStart"/>
-      <w:r>
-        <w:t>Tinkercad</w:t>
-      </w:r>
-      <w:proofErr w:type="spellEnd"/>
-      <w:r>
-        <w:t xml:space="preserve"> per poter disegnare il progetto e vedere se i connettori ecc. sono funzionanti.</w:t>
+        <w:lastRenderedPageBreak/>
+        <w:t>Richiamo a Tinkercad per poter disegnare il progetto e vedere se i connettori ecc. sono funzionanti.</w:t>
       </w:r>
     </w:p>
     <w:p>
@@ -2337,15 +1699,7 @@
         </w:numPr>
       </w:pPr>
       <w:r>
-        <w:t xml:space="preserve">Wishlist </w:t>
-      </w:r>
-      <w:proofErr w:type="spellStart"/>
-      <w:r>
-        <w:t>amazon</w:t>
-      </w:r>
-      <w:proofErr w:type="spellEnd"/>
-      <w:r>
-        <w:t xml:space="preserve"> o altri?</w:t>
+        <w:t>Wishlist amazon o altri?</w:t>
       </w:r>
     </w:p>
     <w:p>
@@ -2369,15 +1723,7 @@
         </w:numPr>
       </w:pPr>
       <w:r>
-        <w:t xml:space="preserve">Percentuale di compatibilità tra i pezzi? Potresti usare il sito </w:t>
-      </w:r>
-      <w:proofErr w:type="spellStart"/>
-      <w:r>
-        <w:t>UserBenchmark</w:t>
-      </w:r>
-      <w:proofErr w:type="spellEnd"/>
-      <w:r>
-        <w:t>?</w:t>
+        <w:t>Percentuale di compatibilità tra i pezzi? Potresti usare il sito UserBenchmark?</w:t>
       </w:r>
     </w:p>
     <w:p>
@@ -2430,15 +1776,7 @@
         </w:numPr>
       </w:pPr>
       <w:r>
-        <w:t>Provare a chiedere direttamente a Claude/</w:t>
-      </w:r>
-      <w:proofErr w:type="spellStart"/>
-      <w:r>
-        <w:t>Perplexity</w:t>
-      </w:r>
-      <w:proofErr w:type="spellEnd"/>
-      <w:r>
-        <w:t xml:space="preserve"> come può essere migliorabile e più utile</w:t>
+        <w:t>Provare a chiedere direttamente a Claude/Perplexity come può essere migliorabile e più utile</w:t>
       </w:r>
       <w:r>
         <w:br/>
@@ -2470,15 +1808,7 @@
         </w:numPr>
       </w:pPr>
       <w:r>
-        <w:t xml:space="preserve">Collegamento a qualche api di </w:t>
-      </w:r>
-      <w:proofErr w:type="spellStart"/>
-      <w:r>
-        <w:t>Steam</w:t>
-      </w:r>
-      <w:proofErr w:type="spellEnd"/>
-      <w:r>
-        <w:t xml:space="preserve"> per tracciare i videogiochi</w:t>
+        <w:t>Collegamento a qualche api di Steam per tracciare i videogiochi</w:t>
       </w:r>
     </w:p>
     <w:p/>

--- a/Nuove implementazioni.docx
+++ b/Nuove implementazioni.docx
@@ -29,7 +29,15 @@
         <w:t>Fargli controllare le BST perché non sembrano corrette</w:t>
       </w:r>
       <w:r>
-        <w:t xml:space="preserve"> – dargli le BST con già le IVs impostate perché in Champions sono già 31 – segui l’esempio di Game8</w:t>
+        <w:t xml:space="preserve"> – dargli le BST con già le </w:t>
+      </w:r>
+      <w:proofErr w:type="spellStart"/>
+      <w:r>
+        <w:t>IVs</w:t>
+      </w:r>
+      <w:proofErr w:type="spellEnd"/>
+      <w:r>
+        <w:t xml:space="preserve"> impostate perché in Champions sono già 31 – segui l’esempio di Game8</w:t>
       </w:r>
       <w:r>
         <w:t xml:space="preserve"> - </w:t>
@@ -53,7 +61,15 @@
         </w:rPr>
       </w:pPr>
       <w:r>
-        <w:t>Rimuovere IVs, non servono più perché sono fisse a 31</w:t>
+        <w:t xml:space="preserve">Rimuovere </w:t>
+      </w:r>
+      <w:proofErr w:type="spellStart"/>
+      <w:r>
+        <w:t>IVs</w:t>
+      </w:r>
+      <w:proofErr w:type="spellEnd"/>
+      <w:r>
+        <w:t>, non servono più perché sono fisse a 31</w:t>
       </w:r>
       <w:r>
         <w:t xml:space="preserve"> </w:t>
@@ -88,11 +104,72 @@
       <w:r>
         <w:t xml:space="preserve">- </w:t>
       </w:r>
-      <w:r>
-        <w:t>tailwind/trick room , campo nebbioso (folletto)</w:t>
-      </w:r>
-      <w:r>
-        <w:t xml:space="preserve"> , l’aumento di stage ATK dovrebbe essere x1.5,x2,x2,5,x3,x3.5,x4. Vorrei anche quindi aumento stage per SP ATK e quindi anche da aggiungere stage DEF e SPDEF del pokemon difensore. Riesci a distinguere la selezione dello stage in base alla mossa selezionata? Disabilita uno dei due campi in base alla mossa</w:t>
+      <w:proofErr w:type="spellStart"/>
+      <w:r>
+        <w:t>tailwind</w:t>
+      </w:r>
+      <w:proofErr w:type="spellEnd"/>
+      <w:r>
+        <w:t>/</w:t>
+      </w:r>
+      <w:proofErr w:type="spellStart"/>
+      <w:r>
+        <w:t>trick</w:t>
+      </w:r>
+      <w:proofErr w:type="spellEnd"/>
+      <w:r>
+        <w:t xml:space="preserve"> </w:t>
+      </w:r>
+      <w:proofErr w:type="gramStart"/>
+      <w:r>
+        <w:t>room ,</w:t>
+      </w:r>
+      <w:proofErr w:type="gramEnd"/>
+      <w:r>
+        <w:t xml:space="preserve"> campo nebbioso (folletto</w:t>
+      </w:r>
+      <w:proofErr w:type="gramStart"/>
+      <w:r>
+        <w:t>)</w:t>
+      </w:r>
+      <w:r>
+        <w:t xml:space="preserve"> ,</w:t>
+      </w:r>
+      <w:proofErr w:type="gramEnd"/>
+      <w:r>
+        <w:t xml:space="preserve"> l’aumento di stage ATK dovrebbe essere </w:t>
+      </w:r>
+      <w:proofErr w:type="gramStart"/>
+      <w:r>
+        <w:t>x1.5,x2,x</w:t>
+      </w:r>
+      <w:proofErr w:type="gramEnd"/>
+      <w:r>
+        <w:t>2,</w:t>
+      </w:r>
+      <w:proofErr w:type="gramStart"/>
+      <w:r>
+        <w:t>5,x3,x</w:t>
+      </w:r>
+      <w:proofErr w:type="gramEnd"/>
+      <w:r>
+        <w:t>3.</w:t>
+      </w:r>
+      <w:proofErr w:type="gramStart"/>
+      <w:r>
+        <w:t>5,x</w:t>
+      </w:r>
+      <w:proofErr w:type="gramEnd"/>
+      <w:r>
+        <w:t xml:space="preserve">4. Vorrei anche quindi aumento stage per SP ATK e quindi anche da aggiungere stage DEF e SPDEF del </w:t>
+      </w:r>
+      <w:proofErr w:type="spellStart"/>
+      <w:r>
+        <w:t>pokemon</w:t>
+      </w:r>
+      <w:proofErr w:type="spellEnd"/>
+      <w:r>
+        <w:t xml:space="preserve"> difensore. Riesci a distinguere la selezione dello stage in base alla mossa selezionata? Disabilita uno dei due campi in base alla mossa</w:t>
       </w:r>
       <w:r>
         <w:t xml:space="preserve"> – </w:t>
@@ -116,8 +193,13 @@
         <w:t xml:space="preserve">Filtri </w:t>
       </w:r>
       <w:r>
-        <w:t>per cercare mosse e pokemon</w:t>
-      </w:r>
+        <w:t xml:space="preserve">per cercare mosse e </w:t>
+      </w:r>
+      <w:proofErr w:type="spellStart"/>
+      <w:r>
+        <w:t>pokemon</w:t>
+      </w:r>
+      <w:proofErr w:type="spellEnd"/>
       <w:r>
         <w:t xml:space="preserve"> - </w:t>
       </w:r>
@@ -161,7 +243,23 @@
         </w:numPr>
       </w:pPr>
       <w:r>
-        <w:t>Mettere visibile la possibilità di modificare i pokemon qualora cambi la regulation quindi il roster</w:t>
+        <w:t xml:space="preserve">Mettere visibile la possibilità di modificare i </w:t>
+      </w:r>
+      <w:proofErr w:type="spellStart"/>
+      <w:r>
+        <w:t>pokemon</w:t>
+      </w:r>
+      <w:proofErr w:type="spellEnd"/>
+      <w:r>
+        <w:t xml:space="preserve"> qualora cambi la </w:t>
+      </w:r>
+      <w:proofErr w:type="spellStart"/>
+      <w:r>
+        <w:t>regulation</w:t>
+      </w:r>
+      <w:proofErr w:type="spellEnd"/>
+      <w:r>
+        <w:t xml:space="preserve"> quindi il roster</w:t>
       </w:r>
       <w:r>
         <w:t xml:space="preserve"> – </w:t>
@@ -203,7 +301,23 @@
         </w:numPr>
       </w:pPr>
       <w:r>
-        <w:t>Confronta pokemon nella sezione stat preview</w:t>
+        <w:t xml:space="preserve">Confronta </w:t>
+      </w:r>
+      <w:proofErr w:type="spellStart"/>
+      <w:r>
+        <w:t>pokemon</w:t>
+      </w:r>
+      <w:proofErr w:type="spellEnd"/>
+      <w:r>
+        <w:t xml:space="preserve"> nella sezione </w:t>
+      </w:r>
+      <w:proofErr w:type="spellStart"/>
+      <w:r>
+        <w:t>stat</w:t>
+      </w:r>
+      <w:proofErr w:type="spellEnd"/>
+      <w:r>
+        <w:t xml:space="preserve"> preview</w:t>
       </w:r>
       <w:r>
         <w:t xml:space="preserve"> – </w:t>
@@ -266,7 +380,15 @@
         </w:numPr>
       </w:pPr>
       <w:r>
-        <w:t>Distinzione tra la voce base e il secondo numero nelle stats, a cosa serve?</w:t>
+        <w:t xml:space="preserve">Distinzione tra la voce base e il secondo numero nelle </w:t>
+      </w:r>
+      <w:proofErr w:type="spellStart"/>
+      <w:r>
+        <w:t>stats</w:t>
+      </w:r>
+      <w:proofErr w:type="spellEnd"/>
+      <w:r>
+        <w:t>, a cosa serve?</w:t>
       </w:r>
       <w:r>
         <w:t xml:space="preserve"> - </w:t>
@@ -297,7 +419,23 @@
       </w:r>
       <w:r>
         <w:br/>
-        <w:t>Trovare anche il modo di aggiornare automaticamente quando la regulation cambierà. Salvare quindi la vecchia regulation a parte per poterla ripescare in futuro</w:t>
+        <w:t xml:space="preserve">Trovare anche il modo di aggiornare automaticamente quando la </w:t>
+      </w:r>
+      <w:proofErr w:type="spellStart"/>
+      <w:r>
+        <w:t>regulation</w:t>
+      </w:r>
+      <w:proofErr w:type="spellEnd"/>
+      <w:r>
+        <w:t xml:space="preserve"> cambierà. Salvare quindi la vecchia </w:t>
+      </w:r>
+      <w:proofErr w:type="spellStart"/>
+      <w:r>
+        <w:t>regulation</w:t>
+      </w:r>
+      <w:proofErr w:type="spellEnd"/>
+      <w:r>
+        <w:t xml:space="preserve"> a parte per poterla ripescare in futuro</w:t>
       </w:r>
       <w:r>
         <w:t xml:space="preserve"> – </w:t>
@@ -328,11 +466,43 @@
         </w:numPr>
       </w:pPr>
       <w:r>
-        <w:t>Nelle stat preview in una versione vecchia avevi messo il confronto tra pokemon, puoi ripristinarlo?</w:t>
+        <w:t xml:space="preserve">Nelle </w:t>
+      </w:r>
+      <w:proofErr w:type="spellStart"/>
+      <w:r>
+        <w:t>stat</w:t>
+      </w:r>
+      <w:proofErr w:type="spellEnd"/>
+      <w:r>
+        <w:t xml:space="preserve"> preview in una versione vecchia avevi messo il confronto tra </w:t>
+      </w:r>
+      <w:proofErr w:type="spellStart"/>
+      <w:r>
+        <w:t>pokemon</w:t>
+      </w:r>
+      <w:proofErr w:type="spellEnd"/>
+      <w:r>
+        <w:t>, puoi ripristinarlo?</w:t>
       </w:r>
       <w:r>
         <w:br/>
-        <w:t>Ti chiederei di inserire la colonna relativa alla statistica del pokemon B appena sotto a quella del pokemon A per rendere più chiaro il confronto</w:t>
+        <w:t xml:space="preserve">Ti chiederei di inserire la colonna relativa alla statistica del </w:t>
+      </w:r>
+      <w:proofErr w:type="spellStart"/>
+      <w:r>
+        <w:t>pokemon</w:t>
+      </w:r>
+      <w:proofErr w:type="spellEnd"/>
+      <w:r>
+        <w:t xml:space="preserve"> B appena sotto a quella del </w:t>
+      </w:r>
+      <w:proofErr w:type="spellStart"/>
+      <w:r>
+        <w:t>pokemon</w:t>
+      </w:r>
+      <w:proofErr w:type="spellEnd"/>
+      <w:r>
+        <w:t xml:space="preserve"> A per rendere più chiaro il confronto</w:t>
       </w:r>
       <w:r>
         <w:t xml:space="preserve"> – </w:t>
@@ -365,7 +535,39 @@
         </w:numPr>
       </w:pPr>
       <w:r>
-        <w:t>Ripristina il colore delle stats nello stat preview e cambialo mettendo due colori solo nel caso del confronto tra pokemon A e pokemon B</w:t>
+        <w:t xml:space="preserve">Ripristina il colore delle </w:t>
+      </w:r>
+      <w:proofErr w:type="spellStart"/>
+      <w:r>
+        <w:t>stats</w:t>
+      </w:r>
+      <w:proofErr w:type="spellEnd"/>
+      <w:r>
+        <w:t xml:space="preserve"> nello </w:t>
+      </w:r>
+      <w:proofErr w:type="spellStart"/>
+      <w:r>
+        <w:t>stat</w:t>
+      </w:r>
+      <w:proofErr w:type="spellEnd"/>
+      <w:r>
+        <w:t xml:space="preserve"> preview e cambialo mettendo due colori solo nel caso del confronto tra </w:t>
+      </w:r>
+      <w:proofErr w:type="spellStart"/>
+      <w:r>
+        <w:t>pokemon</w:t>
+      </w:r>
+      <w:proofErr w:type="spellEnd"/>
+      <w:r>
+        <w:t xml:space="preserve"> A e </w:t>
+      </w:r>
+      <w:proofErr w:type="spellStart"/>
+      <w:r>
+        <w:t>pokemon</w:t>
+      </w:r>
+      <w:proofErr w:type="spellEnd"/>
+      <w:r>
+        <w:t xml:space="preserve"> B</w:t>
       </w:r>
       <w:r>
         <w:t xml:space="preserve"> – </w:t>
@@ -404,7 +606,23 @@
         <w:t>nei vari calcolatori e quindi le loro statistiche in base alle selezioni fatte</w:t>
       </w:r>
       <w:r>
-        <w:t xml:space="preserve">, pensi di riuscirci? Sarebbe fondamentale per i calcoli e poter confrontare i pokemon anche in base alle loro mega evoluzioni. Ricorda sempre il discorso delle IVs già applicate di default e se serve </w:t>
+        <w:t xml:space="preserve">, pensi di riuscirci? Sarebbe fondamentale per i calcoli e poter confrontare i </w:t>
+      </w:r>
+      <w:proofErr w:type="spellStart"/>
+      <w:r>
+        <w:t>pokemon</w:t>
+      </w:r>
+      <w:proofErr w:type="spellEnd"/>
+      <w:r>
+        <w:t xml:space="preserve"> anche in base alle loro mega evoluzioni. Ricorda sempre il discorso delle </w:t>
+      </w:r>
+      <w:proofErr w:type="spellStart"/>
+      <w:r>
+        <w:t>IVs</w:t>
+      </w:r>
+      <w:proofErr w:type="spellEnd"/>
+      <w:r>
+        <w:t xml:space="preserve"> già applicate di default e se serve </w:t>
       </w:r>
       <w:r>
         <w:t>potresti guardare il sito di Game8 -&gt; Pokemon Champions -&gt; Pokemon List -&gt; tabelle Stats (Max IVs)</w:t>
@@ -443,16 +661,37 @@
         </w:numPr>
       </w:pPr>
       <w:r>
-        <w:t>Sezione / tabella di confronto dei tipi di pokemon, che aiuti a capire debolezze e resistenze</w:t>
+        <w:t xml:space="preserve">Sezione / tabella di confronto dei tipi di </w:t>
+      </w:r>
+      <w:proofErr w:type="spellStart"/>
+      <w:r>
+        <w:t>pokemon</w:t>
+      </w:r>
+      <w:proofErr w:type="spellEnd"/>
+      <w:r>
+        <w:t>, che aiuti a capire debolezze e resistenze</w:t>
       </w:r>
       <w:r>
         <w:t xml:space="preserve"> e </w:t>
       </w:r>
       <w:r>
-        <w:t>Sezione / tabella di confronto delle nature dei pokemon</w:t>
-      </w:r>
-      <w:r>
-        <w:t xml:space="preserve"> – creiamo un overlay con bottoni per i calcolatori e una sezione Reference per il richiamo di questi dati e eventuale aggiunta di tabelle per BST e tier list</w:t>
+        <w:t xml:space="preserve">Sezione / tabella di confronto delle nature dei </w:t>
+      </w:r>
+      <w:proofErr w:type="spellStart"/>
+      <w:r>
+        <w:t>pokemon</w:t>
+      </w:r>
+      <w:proofErr w:type="spellEnd"/>
+      <w:r>
+        <w:t xml:space="preserve"> – creiamo un overlay con bottoni per i calcolatori e una sezione Reference per il richiamo di questi dati e eventuale aggiunta di tabelle per BST e </w:t>
+      </w:r>
+      <w:proofErr w:type="spellStart"/>
+      <w:r>
+        <w:t>tier</w:t>
+      </w:r>
+      <w:proofErr w:type="spellEnd"/>
+      <w:r>
+        <w:t xml:space="preserve"> list</w:t>
       </w:r>
       <w:r>
         <w:t xml:space="preserve"> </w:t>
@@ -535,7 +774,15 @@
         <w:t xml:space="preserve">calcolo effettivo del </w:t>
       </w:r>
       <w:r>
-        <w:t>danno nella sezione danno, una volta calcolato, vorrei comparisse sopra le schermate di attaccante e difensore</w:t>
+        <w:t xml:space="preserve">danno nella sezione </w:t>
+      </w:r>
+      <w:proofErr w:type="gramStart"/>
+      <w:r>
+        <w:t>danno</w:t>
+      </w:r>
+      <w:proofErr w:type="gramEnd"/>
+      <w:r>
+        <w:t>, una volta calcolato, vorrei comparisse sopra le schermate di attaccante e difensore</w:t>
       </w:r>
       <w:r>
         <w:t xml:space="preserve"> </w:t>
@@ -579,14 +826,30 @@
         </w:numPr>
       </w:pPr>
       <w:r>
-        <w:t>Servirebbe un editor oggetti, controllare la lista degli oggetti disponibili in regulation M-A, creare un organizzatore come gli altri editor con effetti e descrizione degli oggetti, e fare in modo che siano archiviabili e modificabili come gli altri 2 editor</w:t>
+        <w:t xml:space="preserve">Servirebbe un editor oggetti, controllare la lista degli oggetti disponibili in </w:t>
+      </w:r>
+      <w:proofErr w:type="spellStart"/>
+      <w:r>
+        <w:t>regulation</w:t>
+      </w:r>
+      <w:proofErr w:type="spellEnd"/>
+      <w:r>
+        <w:t xml:space="preserve"> M-A, creare un organizzatore come gli altri editor con effetti e descrizione degli oggetti, e fare in modo che siano archiviabili e modificabili come gli altri 2 editor</w:t>
       </w:r>
       <w:r>
         <w:t>.</w:t>
       </w:r>
       <w:r>
         <w:br/>
-        <w:t>Controllare anche che in tutti i calcolatori ci siano gli oggetti della regulation M-A</w:t>
+        <w:t xml:space="preserve">Controllare anche che in tutti i calcolatori ci siano gli oggetti della </w:t>
+      </w:r>
+      <w:proofErr w:type="spellStart"/>
+      <w:r>
+        <w:t>regulation</w:t>
+      </w:r>
+      <w:proofErr w:type="spellEnd"/>
+      <w:r>
+        <w:t xml:space="preserve"> M-A</w:t>
       </w:r>
       <w:r>
         <w:br/>
@@ -622,7 +885,15 @@
         </w:numPr>
       </w:pPr>
       <w:r>
-        <w:t xml:space="preserve">Controllare, non ci sono esattamente gli oggetti della regulation M-A – </w:t>
+        <w:t xml:space="preserve">Controllare, non ci sono esattamente gli oggetti della </w:t>
+      </w:r>
+      <w:proofErr w:type="spellStart"/>
+      <w:r>
+        <w:t>regulation</w:t>
+      </w:r>
+      <w:proofErr w:type="spellEnd"/>
+      <w:r>
+        <w:t xml:space="preserve"> M-A – </w:t>
       </w:r>
       <w:r>
         <w:rPr>
@@ -649,7 +920,15 @@
         </w:numPr>
       </w:pPr>
       <w:r>
-        <w:t>Nelle stat preview a sinistra ci sono dei valori e a destra degli altri, mi spieghi a cosa servono quelli di sinistra? Quelli di sinistra sembrano non corretti, puoi eliminarli e spostare il numero di destra al loro posto?</w:t>
+        <w:t xml:space="preserve">Nelle </w:t>
+      </w:r>
+      <w:proofErr w:type="spellStart"/>
+      <w:r>
+        <w:t>stat</w:t>
+      </w:r>
+      <w:proofErr w:type="spellEnd"/>
+      <w:r>
+        <w:t xml:space="preserve"> preview a sinistra ci sono dei valori e a destra degli altri, mi spieghi a cosa servono quelli di sinistra? Quelli di sinistra sembrano non corretti, puoi eliminarli e spostare il numero di destra al loro posto?</w:t>
       </w:r>
       <w:r>
         <w:t xml:space="preserve"> </w:t>
@@ -687,7 +966,15 @@
         </w:numPr>
       </w:pPr>
       <w:r>
-        <w:t>Aggiungi BST totali nelle stat preview, la somma di tutte le statistiche</w:t>
+        <w:t xml:space="preserve">Aggiungi BST totali nelle </w:t>
+      </w:r>
+      <w:proofErr w:type="spellStart"/>
+      <w:r>
+        <w:t>stat</w:t>
+      </w:r>
+      <w:proofErr w:type="spellEnd"/>
+      <w:r>
+        <w:t xml:space="preserve"> preview, la somma di tutte le statistiche</w:t>
       </w:r>
       <w:r>
         <w:t xml:space="preserve"> -</w:t>
@@ -725,7 +1012,15 @@
         </w:rPr>
       </w:pPr>
       <w:r>
-        <w:t>Logica che ti impedisca di mettere più di 66 EVs totali e in un campo il massimo che puoi inserire è 32</w:t>
+        <w:t xml:space="preserve">Logica che ti impedisca di mettere più di 66 </w:t>
+      </w:r>
+      <w:proofErr w:type="spellStart"/>
+      <w:r>
+        <w:t>EVs</w:t>
+      </w:r>
+      <w:proofErr w:type="spellEnd"/>
+      <w:r>
+        <w:t xml:space="preserve"> totali e in un campo il massimo che puoi inserire è 32</w:t>
       </w:r>
       <w:r>
         <w:t xml:space="preserve"> –</w:t>
@@ -761,7 +1056,23 @@
         </w:numPr>
       </w:pPr>
       <w:r>
-        <w:t>Sostituzione delle icone varie tipo leone, zzz ecc con qualcosa più inerente ai pokemon e alla sezione specifica</w:t>
+        <w:t xml:space="preserve">Sostituzione delle icone varie tipo leone, zzz </w:t>
+      </w:r>
+      <w:proofErr w:type="spellStart"/>
+      <w:r>
+        <w:t>ecc</w:t>
+      </w:r>
+      <w:proofErr w:type="spellEnd"/>
+      <w:r>
+        <w:t xml:space="preserve"> con qualcosa più inerente ai </w:t>
+      </w:r>
+      <w:proofErr w:type="spellStart"/>
+      <w:r>
+        <w:t>pokemon</w:t>
+      </w:r>
+      <w:proofErr w:type="spellEnd"/>
+      <w:r>
+        <w:t xml:space="preserve"> e alla sezione specifica</w:t>
       </w:r>
       <w:r>
         <w:t xml:space="preserve"> -</w:t>
@@ -821,8 +1132,53 @@
           <w:numId w:val="2"/>
         </w:numPr>
       </w:pPr>
-      <w:r>
-        <w:t>Regulation – devo poter recuperare l’intera regulation con oggetti, mosse e roster, nel caso abbia bisogno di buildare un team di una regulation particolare. Quindi, assegnare agli editor la regulation in corso. Capire quindi se devi fare un editor Regulation che comprenda gli altri editor.</w:t>
+      <w:proofErr w:type="spellStart"/>
+      <w:r>
+        <w:t>Regulation</w:t>
+      </w:r>
+      <w:proofErr w:type="spellEnd"/>
+      <w:r>
+        <w:t xml:space="preserve"> – devo poter recuperare l’intera </w:t>
+      </w:r>
+      <w:proofErr w:type="spellStart"/>
+      <w:r>
+        <w:t>regulation</w:t>
+      </w:r>
+      <w:proofErr w:type="spellEnd"/>
+      <w:r>
+        <w:t xml:space="preserve"> con oggetti, mosse e roster, nel caso abbia bisogno di </w:t>
+      </w:r>
+      <w:proofErr w:type="spellStart"/>
+      <w:r>
+        <w:t>buildare</w:t>
+      </w:r>
+      <w:proofErr w:type="spellEnd"/>
+      <w:r>
+        <w:t xml:space="preserve"> un team di una </w:t>
+      </w:r>
+      <w:proofErr w:type="spellStart"/>
+      <w:r>
+        <w:t>regulation</w:t>
+      </w:r>
+      <w:proofErr w:type="spellEnd"/>
+      <w:r>
+        <w:t xml:space="preserve"> particolare. Quindi, assegnare agli editor la </w:t>
+      </w:r>
+      <w:proofErr w:type="spellStart"/>
+      <w:r>
+        <w:t>regulation</w:t>
+      </w:r>
+      <w:proofErr w:type="spellEnd"/>
+      <w:r>
+        <w:t xml:space="preserve"> in corso. Capire quindi se devi fare un editor </w:t>
+      </w:r>
+      <w:proofErr w:type="spellStart"/>
+      <w:r>
+        <w:t>Regulation</w:t>
+      </w:r>
+      <w:proofErr w:type="spellEnd"/>
+      <w:r>
+        <w:t xml:space="preserve"> che comprenda gli altri editor.</w:t>
       </w:r>
       <w:r>
         <w:t xml:space="preserve"> –</w:t>
@@ -847,11 +1203,29 @@
           <w:numId w:val="2"/>
         </w:numPr>
       </w:pPr>
-      <w:r>
-        <w:t>Db dinamico che, quando crei il team, selezioni la regulation.</w:t>
-      </w:r>
-      <w:r>
-        <w:t xml:space="preserve">- </w:t>
+      <w:proofErr w:type="spellStart"/>
+      <w:r>
+        <w:t>Db</w:t>
+      </w:r>
+      <w:proofErr w:type="spellEnd"/>
+      <w:r>
+        <w:t xml:space="preserve"> dinamico che, quando crei il team, selezioni la </w:t>
+      </w:r>
+      <w:proofErr w:type="spellStart"/>
+      <w:proofErr w:type="gramStart"/>
+      <w:r>
+        <w:t>regulation</w:t>
+      </w:r>
+      <w:proofErr w:type="spellEnd"/>
+      <w:r>
+        <w:t>.</w:t>
+      </w:r>
+      <w:r>
+        <w:t>-</w:t>
+      </w:r>
+      <w:proofErr w:type="gramEnd"/>
+      <w:r>
+        <w:t xml:space="preserve"> </w:t>
       </w:r>
       <w:r>
         <w:rPr>
@@ -874,7 +1248,23 @@
         </w:numPr>
       </w:pPr>
       <w:r>
-        <w:t>Creazione team in base alla regulation. Riesci ad accedere direttamente ai dati specifici in base alla regulation scelta?</w:t>
+        <w:t xml:space="preserve">Creazione team in base alla </w:t>
+      </w:r>
+      <w:proofErr w:type="spellStart"/>
+      <w:r>
+        <w:t>regulation</w:t>
+      </w:r>
+      <w:proofErr w:type="spellEnd"/>
+      <w:r>
+        <w:t xml:space="preserve">. Riesci ad accedere direttamente ai dati specifici in base alla </w:t>
+      </w:r>
+      <w:proofErr w:type="spellStart"/>
+      <w:r>
+        <w:t>regulation</w:t>
+      </w:r>
+      <w:proofErr w:type="spellEnd"/>
+      <w:r>
+        <w:t xml:space="preserve"> scelta?</w:t>
       </w:r>
       <w:r>
         <w:t xml:space="preserve"> – </w:t>
@@ -900,8 +1290,29 @@
         </w:numPr>
       </w:pPr>
       <w:r>
-        <w:t>In base alla regulation, ti cambia la selezione dei possibili pokemon mosse e oggetti in base a cosa contiene quella regulation</w:t>
-      </w:r>
+        <w:t xml:space="preserve">In base alla </w:t>
+      </w:r>
+      <w:proofErr w:type="spellStart"/>
+      <w:r>
+        <w:t>regulation</w:t>
+      </w:r>
+      <w:proofErr w:type="spellEnd"/>
+      <w:r>
+        <w:t xml:space="preserve">, ti cambia la selezione dei possibili </w:t>
+      </w:r>
+      <w:proofErr w:type="spellStart"/>
+      <w:r>
+        <w:t>pokemon</w:t>
+      </w:r>
+      <w:proofErr w:type="spellEnd"/>
+      <w:r>
+        <w:t xml:space="preserve"> mosse e oggetti in base a cosa contiene quella </w:t>
+      </w:r>
+      <w:proofErr w:type="spellStart"/>
+      <w:r>
+        <w:t>regulation</w:t>
+      </w:r>
+      <w:proofErr w:type="spellEnd"/>
       <w:r>
         <w:t xml:space="preserve"> – </w:t>
       </w:r>
@@ -926,7 +1337,15 @@
         </w:numPr>
       </w:pPr>
       <w:r>
-        <w:t>Aggiungere editor JSON per il cambio di regulation, in modo tale da poter fare la modifica direttamente da web app senza passare dal codice</w:t>
+        <w:t xml:space="preserve">Aggiungere editor JSON per il cambio di </w:t>
+      </w:r>
+      <w:proofErr w:type="spellStart"/>
+      <w:r>
+        <w:t>regulation</w:t>
+      </w:r>
+      <w:proofErr w:type="spellEnd"/>
+      <w:r>
+        <w:t>, in modo tale da poter fare la modifica direttamente da web app senza passare dal codice</w:t>
       </w:r>
       <w:r>
         <w:t xml:space="preserve"> –</w:t>
@@ -971,8 +1390,21 @@
       </w:pPr>
       <w:r>
         <w:lastRenderedPageBreak/>
-        <w:t>Editor Regulation MA deve essere posizionato come pulsante dove sono gli altri – quando entro nella sezione Pokemon. Perciò, non mi interessa avere queste sezioni nel menu a sisnistra</w:t>
-      </w:r>
+        <w:t xml:space="preserve">Editor </w:t>
+      </w:r>
+      <w:proofErr w:type="spellStart"/>
+      <w:r>
+        <w:t>Regulation</w:t>
+      </w:r>
+      <w:proofErr w:type="spellEnd"/>
+      <w:r>
+        <w:t xml:space="preserve"> MA deve essere posizionato come pulsante dove sono gli altri – quando entro nella sezione Pokemon. Perciò, non mi interessa avere queste sezioni nel menu a </w:t>
+      </w:r>
+      <w:proofErr w:type="spellStart"/>
+      <w:r>
+        <w:t>sisnistra</w:t>
+      </w:r>
+      <w:proofErr w:type="spellEnd"/>
       <w:r>
         <w:t xml:space="preserve"> – </w:t>
       </w:r>
@@ -1003,7 +1435,31 @@
         </w:numPr>
       </w:pPr>
       <w:r>
-        <w:t>Quando entro nell’Editor Regulation, come faccio a creare una nuova Regulation? Manca un pulsante “Crea nuova Regulation”?</w:t>
+        <w:t xml:space="preserve">Quando entro nell’Editor </w:t>
+      </w:r>
+      <w:proofErr w:type="spellStart"/>
+      <w:r>
+        <w:t>Regulation</w:t>
+      </w:r>
+      <w:proofErr w:type="spellEnd"/>
+      <w:r>
+        <w:t xml:space="preserve">, come faccio a creare una nuova </w:t>
+      </w:r>
+      <w:proofErr w:type="spellStart"/>
+      <w:r>
+        <w:t>Regulation</w:t>
+      </w:r>
+      <w:proofErr w:type="spellEnd"/>
+      <w:r>
+        <w:t xml:space="preserve">? Manca un pulsante “Crea nuova </w:t>
+      </w:r>
+      <w:proofErr w:type="spellStart"/>
+      <w:r>
+        <w:t>Regulation</w:t>
+      </w:r>
+      <w:proofErr w:type="spellEnd"/>
+      <w:r>
+        <w:t>”?</w:t>
       </w:r>
       <w:r>
         <w:t xml:space="preserve"> – </w:t>
@@ -1025,7 +1481,41 @@
         </w:numPr>
       </w:pPr>
       <w:r>
-        <w:t xml:space="preserve">Serve comunque un pulsante per eliminare la Regulation da regulations.json e gli altri json relativi alla Regulation che voglio eliminare </w:t>
+        <w:t xml:space="preserve">Serve comunque un pulsante per eliminare la </w:t>
+      </w:r>
+      <w:proofErr w:type="spellStart"/>
+      <w:r>
+        <w:t>Regulation</w:t>
+      </w:r>
+      <w:proofErr w:type="spellEnd"/>
+      <w:r>
+        <w:t xml:space="preserve"> da </w:t>
+      </w:r>
+      <w:proofErr w:type="spellStart"/>
+      <w:proofErr w:type="gramStart"/>
+      <w:r>
+        <w:t>regulations.json</w:t>
+      </w:r>
+      <w:proofErr w:type="spellEnd"/>
+      <w:proofErr w:type="gramEnd"/>
+      <w:r>
+        <w:t xml:space="preserve"> e gli altri </w:t>
+      </w:r>
+      <w:proofErr w:type="spellStart"/>
+      <w:r>
+        <w:t>json</w:t>
+      </w:r>
+      <w:proofErr w:type="spellEnd"/>
+      <w:r>
+        <w:t xml:space="preserve"> relativi alla </w:t>
+      </w:r>
+      <w:proofErr w:type="spellStart"/>
+      <w:r>
+        <w:t>Regulation</w:t>
+      </w:r>
+      <w:proofErr w:type="spellEnd"/>
+      <w:r>
+        <w:t xml:space="preserve"> che voglio eliminare </w:t>
       </w:r>
       <w:r>
         <w:rPr>
@@ -1085,6 +1575,7 @@
       <w:r>
         <w:br/>
       </w:r>
+      <w:proofErr w:type="spellStart"/>
       <w:r>
         <w:rPr>
           <w:b/>
@@ -1092,14 +1583,33 @@
         </w:rPr>
         <w:t>if</w:t>
       </w:r>
-      <w:r>
-        <w:t xml:space="preserve"> __name__ == '__main__': </w:t>
+      <w:proofErr w:type="spellEnd"/>
+      <w:r>
+        <w:t xml:space="preserve"> __name__ == '__</w:t>
+      </w:r>
+      <w:proofErr w:type="spellStart"/>
+      <w:r>
+        <w:t>main</w:t>
+      </w:r>
+      <w:proofErr w:type="spellEnd"/>
+      <w:r>
+        <w:t xml:space="preserve">__': </w:t>
       </w:r>
       <w:r>
         <w:br/>
       </w:r>
-      <w:r>
-        <w:t>app.run(debug=True, port=8080)</w:t>
+      <w:proofErr w:type="spellStart"/>
+      <w:proofErr w:type="gramStart"/>
+      <w:r>
+        <w:t>app.run</w:t>
+      </w:r>
+      <w:proofErr w:type="spellEnd"/>
+      <w:r>
+        <w:t>(</w:t>
+      </w:r>
+      <w:proofErr w:type="gramEnd"/>
+      <w:r>
+        <w:t>debug=True, port=8080)</w:t>
       </w:r>
       <w:r>
         <w:br/>
@@ -1114,8 +1624,21 @@
       <w:r>
         <w:br/>
       </w:r>
-      <w:r>
-        <w:t>if __name__ == "__main__":</w:t>
+      <w:proofErr w:type="spellStart"/>
+      <w:r>
+        <w:t>if</w:t>
+      </w:r>
+      <w:proofErr w:type="spellEnd"/>
+      <w:r>
+        <w:t xml:space="preserve"> __name__ == "__</w:t>
+      </w:r>
+      <w:proofErr w:type="spellStart"/>
+      <w:r>
+        <w:t>main</w:t>
+      </w:r>
+      <w:proofErr w:type="spellEnd"/>
+      <w:r>
+        <w:t>__":</w:t>
       </w:r>
     </w:p>
     <w:p>
@@ -1123,8 +1646,23 @@
         <w:pStyle w:val="Paragrafoelenco"/>
         <w:ind w:left="924"/>
       </w:pPr>
-      <w:r>
-        <w:t xml:space="preserve">app.run(host='0.0.0.0', debug=True, port=5000) -&gt; </w:t>
+      <w:proofErr w:type="spellStart"/>
+      <w:proofErr w:type="gramStart"/>
+      <w:r>
+        <w:t>app.run</w:t>
+      </w:r>
+      <w:proofErr w:type="spellEnd"/>
+      <w:r>
+        <w:t>(</w:t>
+      </w:r>
+      <w:proofErr w:type="spellStart"/>
+      <w:proofErr w:type="gramEnd"/>
+      <w:r>
+        <w:t>host</w:t>
+      </w:r>
+      <w:proofErr w:type="spellEnd"/>
+      <w:r>
+        <w:t xml:space="preserve">='0.0.0.0', debug=True, port=5000) -&gt; </w:t>
       </w:r>
       <w:r>
         <w:t>per eseguirlo in locale su altri dispositivi</w:t>
@@ -1165,7 +1703,15 @@
         <w:t>e statistiche delle meg</w:t>
       </w:r>
       <w:r>
-        <w:t>a in generale in tutti i moduli del programma sono sbagliate. Le statistiche delle mega non tengono conto delle IVs al massimo.</w:t>
+        <w:t xml:space="preserve">a in generale in tutti i moduli del programma sono sbagliate. Le statistiche delle mega non tengono conto delle </w:t>
+      </w:r>
+      <w:proofErr w:type="spellStart"/>
+      <w:r>
+        <w:t>IVs</w:t>
+      </w:r>
+      <w:proofErr w:type="spellEnd"/>
+      <w:r>
+        <w:t xml:space="preserve"> al massimo.</w:t>
       </w:r>
       <w:r>
         <w:t xml:space="preserve"> – </w:t>
@@ -1193,7 +1739,15 @@
         </w:numPr>
       </w:pPr>
       <w:r>
-        <w:t xml:space="preserve">Calcolatore danno: il Pokèmon difensore </w:t>
+        <w:t xml:space="preserve">Calcolatore danno: il </w:t>
+      </w:r>
+      <w:proofErr w:type="spellStart"/>
+      <w:r>
+        <w:t>Pokèmon</w:t>
+      </w:r>
+      <w:proofErr w:type="spellEnd"/>
+      <w:r>
+        <w:t xml:space="preserve"> difensore </w:t>
       </w:r>
       <w:r>
         <w:t>deve prendere in automatico</w:t>
@@ -1250,7 +1804,23 @@
         </w:numPr>
       </w:pPr>
       <w:r>
-        <w:t>Rivedere il calcolo in generale perché ci sono delle differenze di calcolo tra il mio e quello di Pokemon Damage Calculator.</w:t>
+        <w:t xml:space="preserve">Rivedere il calcolo in generale perché ci sono delle differenze di calcolo tra il mio e quello di Pokemon </w:t>
+      </w:r>
+      <w:proofErr w:type="spellStart"/>
+      <w:r>
+        <w:t>Damage</w:t>
+      </w:r>
+      <w:proofErr w:type="spellEnd"/>
+      <w:r>
+        <w:t xml:space="preserve"> </w:t>
+      </w:r>
+      <w:proofErr w:type="spellStart"/>
+      <w:r>
+        <w:t>Calculator</w:t>
+      </w:r>
+      <w:proofErr w:type="spellEnd"/>
+      <w:r>
+        <w:t>.</w:t>
       </w:r>
       <w:r>
         <w:t xml:space="preserve"> - </w:t>
@@ -1320,15 +1890,47 @@
         </w:numPr>
       </w:pPr>
       <w:r>
-        <w:t>Alcuni HP dei Pokemon in generale con IVs al max non sembrano corretti.</w:t>
+        <w:t xml:space="preserve">Alcuni HP dei Pokemon in generale con </w:t>
+      </w:r>
+      <w:proofErr w:type="spellStart"/>
+      <w:r>
+        <w:t>IVs</w:t>
+      </w:r>
+      <w:proofErr w:type="spellEnd"/>
+      <w:r>
+        <w:t xml:space="preserve"> al max non sembrano corretti.</w:t>
       </w:r>
       <w:r>
         <w:br/>
-        <w:t>Se applico le EVs non sembra fare i calcoli corretti</w:t>
+        <w:t xml:space="preserve">Se applico le </w:t>
+      </w:r>
+      <w:proofErr w:type="spellStart"/>
+      <w:r>
+        <w:t>EVs</w:t>
+      </w:r>
+      <w:proofErr w:type="spellEnd"/>
+      <w:r>
+        <w:t xml:space="preserve"> non sembra fare i calcoli corretti</w:t>
       </w:r>
       <w:r>
         <w:br/>
-        <w:t xml:space="preserve">FIX totale, spostamento in un json generico dei pokemon per migliorare il ragionamento del programma – in corso – </w:t>
+        <w:t xml:space="preserve">FIX totale, spostamento in un </w:t>
+      </w:r>
+      <w:proofErr w:type="spellStart"/>
+      <w:r>
+        <w:t>json</w:t>
+      </w:r>
+      <w:proofErr w:type="spellEnd"/>
+      <w:r>
+        <w:t xml:space="preserve"> generico dei </w:t>
+      </w:r>
+      <w:proofErr w:type="spellStart"/>
+      <w:r>
+        <w:t>pokemon</w:t>
+      </w:r>
+      <w:proofErr w:type="spellEnd"/>
+      <w:r>
+        <w:t xml:space="preserve"> per migliorare il ragionamento del programma – in corso – </w:t>
       </w:r>
       <w:r>
         <w:rPr>
@@ -1388,7 +1990,15 @@
         </w:numPr>
       </w:pPr>
       <w:r>
-        <w:t>Dovrò poter aggiungere una nuova regulation direttamente dalla web app</w:t>
+        <w:t xml:space="preserve">Dovrò poter aggiungere una nuova </w:t>
+      </w:r>
+      <w:proofErr w:type="spellStart"/>
+      <w:r>
+        <w:t>regulation</w:t>
+      </w:r>
+      <w:proofErr w:type="spellEnd"/>
+      <w:r>
+        <w:t xml:space="preserve"> direttamente dalla web app</w:t>
       </w:r>
       <w:r>
         <w:t xml:space="preserve"> – </w:t>
@@ -1443,7 +2053,23 @@
         </w:numPr>
       </w:pPr>
       <w:r>
-        <w:t>Aggiungere editor abilità, controllare quindi che agiscano sul calcolo danno/speed tier/stat preview</w:t>
+        <w:t xml:space="preserve">Aggiungere editor abilità, controllare quindi che agiscano sul calcolo danno/speed </w:t>
+      </w:r>
+      <w:proofErr w:type="spellStart"/>
+      <w:r>
+        <w:t>tier</w:t>
+      </w:r>
+      <w:proofErr w:type="spellEnd"/>
+      <w:r>
+        <w:t>/</w:t>
+      </w:r>
+      <w:proofErr w:type="spellStart"/>
+      <w:r>
+        <w:t>stat</w:t>
+      </w:r>
+      <w:proofErr w:type="spellEnd"/>
+      <w:r>
+        <w:t xml:space="preserve"> preview</w:t>
       </w:r>
       <w:r>
         <w:t>.</w:t>
@@ -1454,7 +2080,15 @@
         <w:pStyle w:val="Paragrafoelenco"/>
       </w:pPr>
       <w:r>
-        <w:t>Un unico editor abilità, che non necessita di essere cambiato con la regulation, perché di fatto i Pokemon in teoria non cambiano abilità nel tempo, potrebbe cambiare soltanto il ragionamento dell’abilità stessa.</w:t>
+        <w:t xml:space="preserve">Un unico editor abilità, che non necessita di essere cambiato con la </w:t>
+      </w:r>
+      <w:proofErr w:type="spellStart"/>
+      <w:r>
+        <w:t>regulation</w:t>
+      </w:r>
+      <w:proofErr w:type="spellEnd"/>
+      <w:r>
+        <w:t>, perché di fatto i Pokemon in teoria non cambiano abilità nel tempo, potrebbe cambiare soltanto il ragionamento dell’abilità stessa.</w:t>
       </w:r>
       <w:r>
         <w:br/>
@@ -1479,7 +2113,15 @@
         </w:numPr>
       </w:pPr>
       <w:r>
-        <w:t>Abilità: devi cercare di gestire gli esempi particolari nel calcolatore danno. Ad esempio Mega Meganium con la sua abilità, Mega Sol</w:t>
+        <w:t xml:space="preserve">Abilità: devi cercare di gestire gli esempi particolari nel calcolatore danno. Ad esempio Mega </w:t>
+      </w:r>
+      <w:proofErr w:type="spellStart"/>
+      <w:r>
+        <w:t>Meganium</w:t>
+      </w:r>
+      <w:proofErr w:type="spellEnd"/>
+      <w:r>
+        <w:t xml:space="preserve"> con la sua abilità, Mega Sol</w:t>
       </w:r>
       <w:r>
         <w:t xml:space="preserve">, colpisce l’avversario come se fosse sotto Sun, non viene quindi condizionato ad esempio dalla Rain. Sempre in questo caso quindi, </w:t>
@@ -1494,6 +2136,15 @@
       <w:r>
         <w:t>l’editor mosse anche le altre Weather Ball e fare in modo che l’abilità selezionata nel calcolo danno incida sul calcolo finale del danno.</w:t>
       </w:r>
+      <w:r>
+        <w:t xml:space="preserve"> – </w:t>
+      </w:r>
+      <w:r>
+        <w:rPr>
+          <w:color w:val="70AD47" w:themeColor="accent6"/>
+        </w:rPr>
+        <w:t>fatto -15.0</w:t>
+      </w:r>
     </w:p>
     <w:p>
       <w:pPr>
@@ -1608,7 +2259,31 @@
         </w:numPr>
       </w:pPr>
       <w:r>
-        <w:t>Nuova regulation, come farò ad aggiungere comodamente nuovi json del roster, delle mosse e degli oggetti e delle abilità? Potrà l’app costruirmeli in autonomia matchando magari con qualche sito?</w:t>
+        <w:t xml:space="preserve">Nuova </w:t>
+      </w:r>
+      <w:proofErr w:type="spellStart"/>
+      <w:r>
+        <w:t>regulation</w:t>
+      </w:r>
+      <w:proofErr w:type="spellEnd"/>
+      <w:r>
+        <w:t xml:space="preserve">, come farò ad aggiungere comodamente nuovi </w:t>
+      </w:r>
+      <w:proofErr w:type="spellStart"/>
+      <w:r>
+        <w:t>json</w:t>
+      </w:r>
+      <w:proofErr w:type="spellEnd"/>
+      <w:r>
+        <w:t xml:space="preserve"> del roster, delle mosse e degli oggetti e delle abilità? Potrà l’app costruirmeli in autonomia </w:t>
+      </w:r>
+      <w:proofErr w:type="spellStart"/>
+      <w:r>
+        <w:t>matchando</w:t>
+      </w:r>
+      <w:proofErr w:type="spellEnd"/>
+      <w:r>
+        <w:t xml:space="preserve"> magari con qualche sito?</w:t>
       </w:r>
       <w:r>
         <w:br/>
@@ -1622,14 +2297,38 @@
           <w:numId w:val="2"/>
         </w:numPr>
       </w:pPr>
-      <w:r>
-        <w:t>Sprites Mancanti</w:t>
+      <w:proofErr w:type="spellStart"/>
+      <w:r>
+        <w:t>Sprites</w:t>
+      </w:r>
+      <w:proofErr w:type="spellEnd"/>
+      <w:r>
+        <w:t xml:space="preserve"> Mancanti</w:t>
       </w:r>
       <w:r>
         <w:br/>
       </w:r>
     </w:p>
     <w:p>
+      <w:pPr>
+        <w:pStyle w:val="Paragrafoelenco"/>
+        <w:numPr>
+          <w:ilvl w:val="0"/>
+          <w:numId w:val="2"/>
+        </w:numPr>
+      </w:pPr>
+      <w:r>
+        <w:t xml:space="preserve">Ho modo di dividere calcolatori.html o comunque gestirlo meglio per fare in modo che sia più snello </w:t>
+      </w:r>
+      <w:r>
+        <w:br/>
+        <w:t>e organizzato? Vorrei farlo anche per permetterti di leggere l’intero file quando te lo passo</w:t>
+      </w:r>
+      <w:r>
+        <w:br/>
+      </w:r>
+    </w:p>
+    <w:p>
       <w:r>
         <w:t>SALVATAGGIO LOG</w:t>
       </w:r>
@@ -1676,8 +2375,15 @@
         </w:numPr>
       </w:pPr>
       <w:r>
-        <w:lastRenderedPageBreak/>
-        <w:t>Richiamo a Tinkercad per poter disegnare il progetto e vedere se i connettori ecc. sono funzionanti.</w:t>
+        <w:t xml:space="preserve">Richiamo a </w:t>
+      </w:r>
+      <w:proofErr w:type="spellStart"/>
+      <w:r>
+        <w:t>Tinkercad</w:t>
+      </w:r>
+      <w:proofErr w:type="spellEnd"/>
+      <w:r>
+        <w:t xml:space="preserve"> per poter disegnare il progetto e vedere se i connettori ecc. sono funzionanti.</w:t>
       </w:r>
     </w:p>
     <w:p>
@@ -1699,7 +2405,15 @@
         </w:numPr>
       </w:pPr>
       <w:r>
-        <w:t>Wishlist amazon o altri?</w:t>
+        <w:t xml:space="preserve">Wishlist </w:t>
+      </w:r>
+      <w:proofErr w:type="spellStart"/>
+      <w:r>
+        <w:t>amazon</w:t>
+      </w:r>
+      <w:proofErr w:type="spellEnd"/>
+      <w:r>
+        <w:t xml:space="preserve"> o altri?</w:t>
       </w:r>
     </w:p>
     <w:p>
@@ -1723,7 +2437,15 @@
         </w:numPr>
       </w:pPr>
       <w:r>
-        <w:t>Percentuale di compatibilità tra i pezzi? Potresti usare il sito UserBenchmark?</w:t>
+        <w:t xml:space="preserve">Percentuale di compatibilità tra i pezzi? Potresti usare il sito </w:t>
+      </w:r>
+      <w:proofErr w:type="spellStart"/>
+      <w:r>
+        <w:t>UserBenchmark</w:t>
+      </w:r>
+      <w:proofErr w:type="spellEnd"/>
+      <w:r>
+        <w:t>?</w:t>
       </w:r>
     </w:p>
     <w:p>
@@ -1776,7 +2498,15 @@
         </w:numPr>
       </w:pPr>
       <w:r>
-        <w:t>Provare a chiedere direttamente a Claude/Perplexity come può essere migliorabile e più utile</w:t>
+        <w:t>Provare a chiedere direttamente a Claude/</w:t>
+      </w:r>
+      <w:proofErr w:type="spellStart"/>
+      <w:r>
+        <w:t>Perplexity</w:t>
+      </w:r>
+      <w:proofErr w:type="spellEnd"/>
+      <w:r>
+        <w:t xml:space="preserve"> come può essere migliorabile e più utile</w:t>
       </w:r>
       <w:r>
         <w:br/>
@@ -1808,7 +2538,15 @@
         </w:numPr>
       </w:pPr>
       <w:r>
-        <w:t>Collegamento a qualche api di Steam per tracciare i videogiochi</w:t>
+        <w:t xml:space="preserve">Collegamento a qualche api di </w:t>
+      </w:r>
+      <w:proofErr w:type="spellStart"/>
+      <w:r>
+        <w:t>Steam</w:t>
+      </w:r>
+      <w:proofErr w:type="spellEnd"/>
+      <w:r>
+        <w:t xml:space="preserve"> per tracciare i videogiochi</w:t>
       </w:r>
     </w:p>
     <w:p/>

--- a/Nuove implementazioni.docx
+++ b/Nuove implementazioni.docx
@@ -1,6 +1,6 @@
 
 <file path=word/document.xml><?xml version="1.0" encoding="utf-8"?>
-<w:document xmlns:wpc="http://schemas.microsoft.com/office/word/2010/wordprocessingCanvas" xmlns:cx="http://schemas.microsoft.com/office/drawing/2014/chartex" xmlns:cx1="http://schemas.microsoft.com/office/drawing/2015/9/8/chartex" xmlns:cx2="http://schemas.microsoft.com/office/drawing/2015/10/21/chartex" xmlns:cx3="http://schemas.microsoft.com/office/drawing/2016/5/9/chartex" xmlns:cx4="http://schemas.microsoft.com/office/drawing/2016/5/10/chartex" xmlns:cx5="http://schemas.microsoft.com/office/drawing/2016/5/11/chartex" xmlns:cx6="http://schemas.microsoft.com/office/drawing/2016/5/12/chartex" xmlns:cx7="http://schemas.microsoft.com/office/drawing/2016/5/13/chartex" xmlns:cx8="http://schemas.microsoft.com/office/drawing/2016/5/14/chartex" xmlns:mc="http://schemas.openxmlformats.org/markup-compatibility/2006" xmlns:aink="http://schemas.microsoft.com/office/drawing/2016/ink" xmlns:am3d="http://schemas.microsoft.com/office/drawing/2017/model3d" xmlns:o="urn:schemas-microsoft-com:office:office" xmlns:oel="http://schemas.microsoft.com/office/2019/extlst" xmlns:r="http://schemas.openxmlformats.org/officeDocument/2006/relationships" xmlns:m="http://schemas.openxmlformats.org/officeDocument/2006/math" xmlns:v="urn:schemas-microsoft-com:vml" xmlns:wp14="http://schemas.microsoft.com/office/word/2010/wordprocessingDrawing" xmlns:wp="http://schemas.openxmlformats.org/drawingml/2006/wordprocessingDrawing" xmlns:w10="urn:schemas-microsoft-com:office:word" xmlns:w="http://schemas.openxmlformats.org/wordprocessingml/2006/main" xmlns:w14="http://schemas.microsoft.com/office/word/2010/wordml" xmlns:w15="http://schemas.microsoft.com/office/word/2012/wordml" xmlns:w16cex="http://schemas.microsoft.com/office/word/2018/wordml/cex" xmlns:w16cid="http://schemas.microsoft.com/office/word/2016/wordml/cid" xmlns:w16="http://schemas.microsoft.com/office/word/2018/wordml" xmlns:w16du="http://schemas.microsoft.com/office/word/2023/wordml/word16du" xmlns:w16sdtdh="http://schemas.microsoft.com/office/word/2020/wordml/sdtdatahash" xmlns:w16sdtfl="http://schemas.microsoft.com/office/word/2024/wordml/sdtformatlock" xmlns:w16se="http://schemas.microsoft.com/office/word/2015/wordml/symex" xmlns:wpg="http://schemas.microsoft.com/office/word/2010/wordprocessingGroup" xmlns:wpi="http://schemas.microsoft.com/office/word/2010/wordprocessingInk" xmlns:wne="http://schemas.microsoft.com/office/word/2006/wordml" xmlns:wps="http://schemas.microsoft.com/office/word/2010/wordprocessingShape" mc:Ignorable="w14 w15 w16se w16cid w16 w16cex w16sdtdh w16sdtfl w16du wp14">
+<w:document xmlns:wpc="http://schemas.microsoft.com/office/word/2010/wordprocessingCanvas" xmlns:cx="http://schemas.microsoft.com/office/drawing/2014/chartex" xmlns:cx1="http://schemas.microsoft.com/office/drawing/2015/9/8/chartex" xmlns:cx2="http://schemas.microsoft.com/office/drawing/2015/10/21/chartex" xmlns:cx3="http://schemas.microsoft.com/office/drawing/2016/5/9/chartex" xmlns:cx4="http://schemas.microsoft.com/office/drawing/2016/5/10/chartex" xmlns:cx5="http://schemas.microsoft.com/office/drawing/2016/5/11/chartex" xmlns:cx6="http://schemas.microsoft.com/office/drawing/2016/5/12/chartex" xmlns:cx7="http://schemas.microsoft.com/office/drawing/2016/5/13/chartex" xmlns:cx8="http://schemas.microsoft.com/office/drawing/2016/5/14/chartex" xmlns:mc="http://schemas.openxmlformats.org/markup-compatibility/2006" xmlns:aink="http://schemas.microsoft.com/office/drawing/2016/ink" xmlns:am3d="http://schemas.microsoft.com/office/drawing/2017/model3d" xmlns:o="urn:schemas-microsoft-com:office:office" xmlns:oel="http://schemas.microsoft.com/office/2019/extlst" xmlns:r="http://schemas.openxmlformats.org/officeDocument/2006/relationships" xmlns:m="http://schemas.openxmlformats.org/officeDocument/2006/math" xmlns:v="urn:schemas-microsoft-com:vml" xmlns:wp14="http://schemas.microsoft.com/office/word/2010/wordprocessingDrawing" xmlns:wp="http://schemas.openxmlformats.org/drawingml/2006/wordprocessingDrawing" xmlns:w10="urn:schemas-microsoft-com:office:word" xmlns:w="http://schemas.openxmlformats.org/wordprocessingml/2006/main" xmlns:w14="http://schemas.microsoft.com/office/word/2010/wordml" xmlns:w15="http://schemas.microsoft.com/office/word/2012/wordml" xmlns:w16cex="http://schemas.microsoft.com/office/word/2018/wordml/cex" xmlns:w16cid="http://schemas.microsoft.com/office/word/2016/wordml/cid" xmlns:w16="http://schemas.microsoft.com/office/word/2018/wordml" xmlns:w16sdtdh="http://schemas.microsoft.com/office/word/2020/wordml/sdtdatahash" xmlns:w16se="http://schemas.microsoft.com/office/word/2015/wordml/symex" xmlns:wpg="http://schemas.microsoft.com/office/word/2010/wordprocessingGroup" xmlns:wpi="http://schemas.microsoft.com/office/word/2010/wordprocessingInk" xmlns:wne="http://schemas.microsoft.com/office/word/2006/wordml" xmlns:wps="http://schemas.microsoft.com/office/word/2010/wordprocessingShape" mc:Ignorable="w14 w15 w16se w16cid w16 w16cex w16sdtdh wp14">
   <w:body>
     <w:p>
       <w:r>
@@ -29,15 +29,7 @@
         <w:t>Fargli controllare le BST perché non sembrano corrette</w:t>
       </w:r>
       <w:r>
-        <w:t xml:space="preserve"> – dargli le BST con già le </w:t>
-      </w:r>
-      <w:proofErr w:type="spellStart"/>
-      <w:r>
-        <w:t>IVs</w:t>
-      </w:r>
-      <w:proofErr w:type="spellEnd"/>
-      <w:r>
-        <w:t xml:space="preserve"> impostate perché in Champions sono già 31 – segui l’esempio di Game8</w:t>
+        <w:t xml:space="preserve"> – dargli le BST con già le IVs impostate perché in Champions sono già 31 – segui l’esempio di Game8</w:t>
       </w:r>
       <w:r>
         <w:t xml:space="preserve"> - </w:t>
@@ -61,15 +53,7 @@
         </w:rPr>
       </w:pPr>
       <w:r>
-        <w:t xml:space="preserve">Rimuovere </w:t>
-      </w:r>
-      <w:proofErr w:type="spellStart"/>
-      <w:r>
-        <w:t>IVs</w:t>
-      </w:r>
-      <w:proofErr w:type="spellEnd"/>
-      <w:r>
-        <w:t>, non servono più perché sono fisse a 31</w:t>
+        <w:t>Rimuovere IVs, non servono più perché sono fisse a 31</w:t>
       </w:r>
       <w:r>
         <w:t xml:space="preserve"> </w:t>
@@ -104,75 +88,335 @@
       <w:r>
         <w:t xml:space="preserve">- </w:t>
       </w:r>
-      <w:proofErr w:type="spellStart"/>
-      <w:r>
-        <w:t>tailwind</w:t>
-      </w:r>
-      <w:proofErr w:type="spellEnd"/>
-      <w:r>
-        <w:t>/</w:t>
-      </w:r>
-      <w:proofErr w:type="spellStart"/>
-      <w:r>
-        <w:t>trick</w:t>
-      </w:r>
-      <w:proofErr w:type="spellEnd"/>
+      <w:r>
+        <w:t>tailwind/trick room , campo nebbioso (folletto)</w:t>
+      </w:r>
+      <w:r>
+        <w:t xml:space="preserve"> , l’aumento di stage ATK dovrebbe essere x1.5,x2,x2,5,x3,x3.5,x4. Vorrei anche quindi aumento stage per SP ATK e quindi anche da aggiungere stage DEF e SPDEF del pokemon difensore. Riesci a distinguere la selezione dello stage in base alla mossa selezionata? Disabilita uno dei due campi in base alla mossa</w:t>
+      </w:r>
+      <w:r>
+        <w:t xml:space="preserve"> – </w:t>
+      </w:r>
+      <w:r>
+        <w:rPr>
+          <w:color w:val="70AD47" w:themeColor="accent6"/>
+        </w:rPr>
+        <w:t>fatto</w:t>
+      </w:r>
+    </w:p>
+    <w:p>
+      <w:pPr>
+        <w:pStyle w:val="Paragrafoelenco"/>
+        <w:numPr>
+          <w:ilvl w:val="0"/>
+          <w:numId w:val="2"/>
+        </w:numPr>
+      </w:pPr>
+      <w:r>
+        <w:t xml:space="preserve">Filtri </w:t>
+      </w:r>
+      <w:r>
+        <w:t>per cercare mosse e pokemon</w:t>
+      </w:r>
+      <w:r>
+        <w:t xml:space="preserve"> - </w:t>
+      </w:r>
+      <w:r>
+        <w:rPr>
+          <w:color w:val="70AD47" w:themeColor="accent6"/>
+        </w:rPr>
+        <w:t>fatto</w:t>
+      </w:r>
+    </w:p>
+    <w:p>
+      <w:pPr>
+        <w:pStyle w:val="Paragrafoelenco"/>
+        <w:numPr>
+          <w:ilvl w:val="0"/>
+          <w:numId w:val="2"/>
+        </w:numPr>
+      </w:pPr>
+      <w:r>
+        <w:t>Cosa significa la voce Spread</w:t>
+      </w:r>
+      <w:r>
+        <w:t xml:space="preserve"> nei calcolatori? Riesci a vedere se è corretta come voce?</w:t>
+      </w:r>
+      <w:r>
+        <w:t xml:space="preserve"> – </w:t>
+      </w:r>
+      <w:r>
+        <w:rPr>
+          <w:color w:val="70AD47" w:themeColor="accent6"/>
+        </w:rPr>
+        <w:t>fatto</w:t>
+      </w:r>
+    </w:p>
+    <w:p>
+      <w:pPr>
+        <w:pStyle w:val="Paragrafoelenco"/>
+        <w:numPr>
+          <w:ilvl w:val="0"/>
+          <w:numId w:val="2"/>
+        </w:numPr>
+      </w:pPr>
+      <w:r>
+        <w:t>Mettere visibile la possibilità di modificare i pokemon qualora cambi la regulation quindi il roster</w:t>
+      </w:r>
+      <w:r>
+        <w:t xml:space="preserve"> – </w:t>
+      </w:r>
+      <w:r>
+        <w:rPr>
+          <w:color w:val="70AD47" w:themeColor="accent6"/>
+        </w:rPr>
+        <w:t>fatto</w:t>
+      </w:r>
+    </w:p>
+    <w:p>
+      <w:pPr>
+        <w:pStyle w:val="Paragrafoelenco"/>
+        <w:numPr>
+          <w:ilvl w:val="0"/>
+          <w:numId w:val="2"/>
+        </w:numPr>
+      </w:pPr>
+      <w:r>
+        <w:t>Mancano tutte le mega nei vari calcolatori</w:t>
+      </w:r>
+      <w:r>
+        <w:t xml:space="preserve"> - </w:t>
+      </w:r>
+      <w:r>
+        <w:rPr>
+          <w:color w:val="70AD47" w:themeColor="accent6"/>
+        </w:rPr>
+        <w:t>fatto</w:t>
+      </w:r>
+    </w:p>
+    <w:p>
+      <w:pPr>
+        <w:pStyle w:val="Paragrafoelenco"/>
+        <w:numPr>
+          <w:ilvl w:val="0"/>
+          <w:numId w:val="2"/>
+        </w:numPr>
+      </w:pPr>
+      <w:r>
+        <w:t>Confronta pokemon nella sezione stat preview</w:t>
+      </w:r>
+      <w:r>
+        <w:t xml:space="preserve"> – </w:t>
+      </w:r>
+      <w:r>
+        <w:rPr>
+          <w:color w:val="70AD47" w:themeColor="accent6"/>
+        </w:rPr>
+        <w:t>fatto</w:t>
+      </w:r>
+    </w:p>
+    <w:p>
+      <w:pPr>
+        <w:pStyle w:val="Paragrafoelenco"/>
+        <w:numPr>
+          <w:ilvl w:val="0"/>
+          <w:numId w:val="2"/>
+        </w:numPr>
+      </w:pPr>
+      <w:r>
+        <w:t>Il tipo mossa selezionato deve prendere in automatico il tipo mossa senza che tu debba selezionarlo</w:t>
+      </w:r>
+      <w:r>
+        <w:t xml:space="preserve"> - </w:t>
+      </w:r>
+      <w:r>
+        <w:rPr>
+          <w:color w:val="70AD47" w:themeColor="accent6"/>
+        </w:rPr>
+        <w:t>fatto</w:t>
+      </w:r>
+    </w:p>
+    <w:p>
+      <w:pPr>
+        <w:pStyle w:val="Paragrafoelenco"/>
+        <w:numPr>
+          <w:ilvl w:val="0"/>
+          <w:numId w:val="2"/>
+        </w:numPr>
+      </w:pPr>
+      <w:r>
+        <w:t>Aggiungere la descrizione delle mosse</w:t>
+      </w:r>
+      <w:r>
+        <w:t xml:space="preserve"> nel roster – </w:t>
+      </w:r>
+      <w:r>
+        <w:rPr>
+          <w:color w:val="70AD47" w:themeColor="accent6"/>
+        </w:rPr>
+        <w:t>fatto</w:t>
+      </w:r>
+    </w:p>
+    <w:p>
+      <w:pPr>
+        <w:pStyle w:val="Paragrafoelenco"/>
+        <w:numPr>
+          <w:ilvl w:val="0"/>
+          <w:numId w:val="2"/>
+        </w:numPr>
+      </w:pPr>
+      <w:r>
+        <w:t>Distinzione tra la voce base e il secondo numero nelle stats, a cosa serve?</w:t>
+      </w:r>
+      <w:r>
+        <w:t xml:space="preserve"> - </w:t>
+      </w:r>
+      <w:r>
+        <w:rPr>
+          <w:color w:val="70AD47" w:themeColor="accent6"/>
+        </w:rPr>
+        <w:t>fatto</w:t>
+      </w:r>
+    </w:p>
+    <w:p>
+      <w:pPr>
+        <w:pStyle w:val="Paragrafoelenco"/>
+        <w:numPr>
+          <w:ilvl w:val="0"/>
+          <w:numId w:val="2"/>
+        </w:numPr>
+      </w:pPr>
+      <w:r>
+        <w:t xml:space="preserve">Editor Roster e editor mosse, </w:t>
+      </w:r>
+      <w:r>
+        <w:t xml:space="preserve">sulle nuove aggiunte </w:t>
+      </w:r>
+      <w:r>
+        <w:t>devono fare il controllo sul nome per poter aggiungere tutte le caratteristiche che servono, se il nome non esiste restituire messaggio di errore.</w:t>
+      </w:r>
+      <w:r>
+        <w:br/>
+        <w:t>Trovare anche il modo di aggiornare automaticamente quando la regulation cambierà. Salvare quindi la vecchia regulation a parte per poterla ripescare in futuro</w:t>
+      </w:r>
+      <w:r>
+        <w:t xml:space="preserve"> – </w:t>
+      </w:r>
+      <w:r>
+        <w:rPr>
+          <w:color w:val="70AD47" w:themeColor="accent6"/>
+        </w:rPr>
+        <w:t>fatto</w:t>
+      </w:r>
+    </w:p>
+    <w:p>
+      <w:pPr>
+        <w:pStyle w:val="Paragrafoelenco"/>
+      </w:pPr>
+    </w:p>
+    <w:p>
+      <w:r>
+        <w:t>POKEMON (dalla 10.0 alla</w:t>
+      </w:r>
+    </w:p>
+    <w:p>
+      <w:pPr>
+        <w:pStyle w:val="Paragrafoelenco"/>
+        <w:numPr>
+          <w:ilvl w:val="0"/>
+          <w:numId w:val="2"/>
+        </w:numPr>
+      </w:pPr>
+      <w:r>
+        <w:t>Nelle stat preview in una versione vecchia avevi messo il confronto tra pokemon, puoi ripristinarlo?</w:t>
+      </w:r>
+      <w:r>
+        <w:br/>
+        <w:t>Ti chiederei di inserire la colonna relativa alla statistica del pokemon B appena sotto a quella del pokemon A per rendere più chiaro il confronto</w:t>
+      </w:r>
+      <w:r>
+        <w:t xml:space="preserve"> – </w:t>
+      </w:r>
+      <w:r>
+        <w:rPr>
+          <w:color w:val="70AD47" w:themeColor="accent6"/>
+        </w:rPr>
+        <w:t>fatto</w:t>
+      </w:r>
+      <w:r>
+        <w:rPr>
+          <w:color w:val="70AD47" w:themeColor="accent6"/>
+        </w:rPr>
+        <w:t xml:space="preserve"> – 10.0</w:t>
+      </w:r>
+      <w:r>
+        <w:rPr>
+          <w:color w:val="70AD47" w:themeColor="accent6"/>
+        </w:rPr>
+        <w:br/>
+      </w:r>
+    </w:p>
+    <w:p>
+      <w:pPr>
+        <w:pStyle w:val="Paragrafoelenco"/>
+        <w:numPr>
+          <w:ilvl w:val="0"/>
+          <w:numId w:val="2"/>
+        </w:numPr>
+      </w:pPr>
+      <w:r>
+        <w:t>Ripristina il colore delle stats nello stat preview e cambialo mettendo due colori solo nel caso del confronto tra pokemon A e pokemon B</w:t>
+      </w:r>
+      <w:r>
+        <w:t xml:space="preserve"> – </w:t>
+      </w:r>
+      <w:r>
+        <w:rPr>
+          <w:color w:val="70AD47" w:themeColor="accent6"/>
+        </w:rPr>
+        <w:t>fatto – 10.0</w:t>
+      </w:r>
+      <w:r>
+        <w:br/>
+      </w:r>
+    </w:p>
+    <w:p>
+      <w:pPr>
+        <w:pStyle w:val="Paragrafoelenco"/>
+        <w:numPr>
+          <w:ilvl w:val="0"/>
+          <w:numId w:val="2"/>
+        </w:numPr>
+      </w:pPr>
+      <w:r>
+        <w:t xml:space="preserve">Mancano </w:t>
+      </w:r>
+      <w:r>
+        <w:t xml:space="preserve">tutte </w:t>
+      </w:r>
+      <w:r>
+        <w:t xml:space="preserve">le mega </w:t>
+      </w:r>
+      <w:r>
+        <w:t xml:space="preserve">evoluzioni </w:t>
+      </w:r>
+      <w:r>
+        <w:t>nei vari calcolatori e quindi le loro statistiche in base alle selezioni fatte</w:t>
+      </w:r>
+      <w:r>
+        <w:t xml:space="preserve">, pensi di riuscirci? Sarebbe fondamentale per i calcoli e poter confrontare i pokemon anche in base alle loro mega evoluzioni. Ricorda sempre il discorso delle IVs già applicate di default e se serve </w:t>
+      </w:r>
+      <w:r>
+        <w:t>potresti guardare il sito di Game8 -&gt; Pokemon Champions -&gt; Pokemon List -&gt; tabelle Stats (Max IVs)</w:t>
+      </w:r>
       <w:r>
         <w:t xml:space="preserve"> </w:t>
       </w:r>
-      <w:proofErr w:type="gramStart"/>
-      <w:r>
-        <w:t>room ,</w:t>
-      </w:r>
-      <w:proofErr w:type="gramEnd"/>
-      <w:r>
-        <w:t xml:space="preserve"> campo nebbioso (folletto</w:t>
-      </w:r>
-      <w:proofErr w:type="gramStart"/>
-      <w:r>
-        <w:t>)</w:t>
-      </w:r>
-      <w:r>
-        <w:t xml:space="preserve"> ,</w:t>
-      </w:r>
-      <w:proofErr w:type="gramEnd"/>
-      <w:r>
-        <w:t xml:space="preserve"> l’aumento di stage ATK dovrebbe essere </w:t>
-      </w:r>
-      <w:proofErr w:type="gramStart"/>
-      <w:r>
-        <w:t>x1.5,x2,x</w:t>
-      </w:r>
-      <w:proofErr w:type="gramEnd"/>
-      <w:r>
-        <w:t>2,</w:t>
-      </w:r>
-      <w:proofErr w:type="gramStart"/>
-      <w:r>
-        <w:t>5,x3,x</w:t>
-      </w:r>
-      <w:proofErr w:type="gramEnd"/>
-      <w:r>
-        <w:t>3.</w:t>
-      </w:r>
-      <w:proofErr w:type="gramStart"/>
-      <w:r>
-        <w:t>5,x</w:t>
-      </w:r>
-      <w:proofErr w:type="gramEnd"/>
-      <w:r>
-        <w:t xml:space="preserve">4. Vorrei anche quindi aumento stage per SP ATK e quindi anche da aggiungere stage DEF e SPDEF del </w:t>
-      </w:r>
-      <w:proofErr w:type="spellStart"/>
-      <w:r>
-        <w:t>pokemon</w:t>
-      </w:r>
-      <w:proofErr w:type="spellEnd"/>
-      <w:r>
-        <w:t xml:space="preserve"> difensore. Riesci a distinguere la selezione dello stage in base alla mossa selezionata? Disabilita uno dei due campi in base alla mossa</w:t>
-      </w:r>
-      <w:r>
-        <w:t xml:space="preserve"> – </w:t>
+      <w:r>
+        <w:rPr>
+          <w:color w:val="70AD47" w:themeColor="accent6"/>
+        </w:rPr>
+        <w:t xml:space="preserve">– </w:t>
       </w:r>
       <w:r>
         <w:rPr>
@@ -180,468 +424,6 @@
         </w:rPr>
         <w:t>fatto</w:t>
       </w:r>
-    </w:p>
-    <w:p>
-      <w:pPr>
-        <w:pStyle w:val="Paragrafoelenco"/>
-        <w:numPr>
-          <w:ilvl w:val="0"/>
-          <w:numId w:val="2"/>
-        </w:numPr>
-      </w:pPr>
-      <w:r>
-        <w:t xml:space="preserve">Filtri </w:t>
-      </w:r>
-      <w:r>
-        <w:t xml:space="preserve">per cercare mosse e </w:t>
-      </w:r>
-      <w:proofErr w:type="spellStart"/>
-      <w:r>
-        <w:t>pokemon</w:t>
-      </w:r>
-      <w:proofErr w:type="spellEnd"/>
-      <w:r>
-        <w:t xml:space="preserve"> - </w:t>
-      </w:r>
-      <w:r>
-        <w:rPr>
-          <w:color w:val="70AD47" w:themeColor="accent6"/>
-        </w:rPr>
-        <w:t>fatto</w:t>
-      </w:r>
-    </w:p>
-    <w:p>
-      <w:pPr>
-        <w:pStyle w:val="Paragrafoelenco"/>
-        <w:numPr>
-          <w:ilvl w:val="0"/>
-          <w:numId w:val="2"/>
-        </w:numPr>
-      </w:pPr>
-      <w:r>
-        <w:t>Cosa significa la voce Spread</w:t>
-      </w:r>
-      <w:r>
-        <w:t xml:space="preserve"> nei calcolatori? Riesci a vedere se è corretta come voce?</w:t>
-      </w:r>
-      <w:r>
-        <w:t xml:space="preserve"> – </w:t>
-      </w:r>
-      <w:r>
-        <w:rPr>
-          <w:color w:val="70AD47" w:themeColor="accent6"/>
-        </w:rPr>
-        <w:t>fatto</w:t>
-      </w:r>
-    </w:p>
-    <w:p>
-      <w:pPr>
-        <w:pStyle w:val="Paragrafoelenco"/>
-        <w:numPr>
-          <w:ilvl w:val="0"/>
-          <w:numId w:val="2"/>
-        </w:numPr>
-      </w:pPr>
-      <w:r>
-        <w:t xml:space="preserve">Mettere visibile la possibilità di modificare i </w:t>
-      </w:r>
-      <w:proofErr w:type="spellStart"/>
-      <w:r>
-        <w:t>pokemon</w:t>
-      </w:r>
-      <w:proofErr w:type="spellEnd"/>
-      <w:r>
-        <w:t xml:space="preserve"> qualora cambi la </w:t>
-      </w:r>
-      <w:proofErr w:type="spellStart"/>
-      <w:r>
-        <w:t>regulation</w:t>
-      </w:r>
-      <w:proofErr w:type="spellEnd"/>
-      <w:r>
-        <w:t xml:space="preserve"> quindi il roster</w:t>
-      </w:r>
-      <w:r>
-        <w:t xml:space="preserve"> – </w:t>
-      </w:r>
-      <w:r>
-        <w:rPr>
-          <w:color w:val="70AD47" w:themeColor="accent6"/>
-        </w:rPr>
-        <w:t>fatto</w:t>
-      </w:r>
-    </w:p>
-    <w:p>
-      <w:pPr>
-        <w:pStyle w:val="Paragrafoelenco"/>
-        <w:numPr>
-          <w:ilvl w:val="0"/>
-          <w:numId w:val="2"/>
-        </w:numPr>
-      </w:pPr>
-      <w:r>
-        <w:t>Mancano tutte le mega nei vari calcolatori</w:t>
-      </w:r>
-      <w:r>
-        <w:t xml:space="preserve"> - </w:t>
-      </w:r>
-      <w:r>
-        <w:rPr>
-          <w:color w:val="70AD47" w:themeColor="accent6"/>
-        </w:rPr>
-        <w:t>fatto</w:t>
-      </w:r>
-    </w:p>
-    <w:p>
-      <w:pPr>
-        <w:pStyle w:val="Paragrafoelenco"/>
-        <w:numPr>
-          <w:ilvl w:val="0"/>
-          <w:numId w:val="2"/>
-        </w:numPr>
-      </w:pPr>
-      <w:r>
-        <w:t xml:space="preserve">Confronta </w:t>
-      </w:r>
-      <w:proofErr w:type="spellStart"/>
-      <w:r>
-        <w:t>pokemon</w:t>
-      </w:r>
-      <w:proofErr w:type="spellEnd"/>
-      <w:r>
-        <w:t xml:space="preserve"> nella sezione </w:t>
-      </w:r>
-      <w:proofErr w:type="spellStart"/>
-      <w:r>
-        <w:t>stat</w:t>
-      </w:r>
-      <w:proofErr w:type="spellEnd"/>
-      <w:r>
-        <w:t xml:space="preserve"> preview</w:t>
-      </w:r>
-      <w:r>
-        <w:t xml:space="preserve"> – </w:t>
-      </w:r>
-      <w:r>
-        <w:rPr>
-          <w:color w:val="70AD47" w:themeColor="accent6"/>
-        </w:rPr>
-        <w:t>fatto</w:t>
-      </w:r>
-    </w:p>
-    <w:p>
-      <w:pPr>
-        <w:pStyle w:val="Paragrafoelenco"/>
-        <w:numPr>
-          <w:ilvl w:val="0"/>
-          <w:numId w:val="2"/>
-        </w:numPr>
-      </w:pPr>
-      <w:r>
-        <w:t>Il tipo mossa selezionato deve prendere in automatico il tipo mossa senza che tu debba selezionarlo</w:t>
-      </w:r>
-      <w:r>
-        <w:t xml:space="preserve"> - </w:t>
-      </w:r>
-      <w:r>
-        <w:rPr>
-          <w:color w:val="70AD47" w:themeColor="accent6"/>
-        </w:rPr>
-        <w:t>fatto</w:t>
-      </w:r>
-    </w:p>
-    <w:p>
-      <w:pPr>
-        <w:pStyle w:val="Paragrafoelenco"/>
-        <w:numPr>
-          <w:ilvl w:val="0"/>
-          <w:numId w:val="2"/>
-        </w:numPr>
-      </w:pPr>
-      <w:r>
-        <w:t>Aggiungere la descrizione delle mosse</w:t>
-      </w:r>
-      <w:r>
-        <w:t xml:space="preserve"> nel roster – </w:t>
-      </w:r>
-      <w:r>
-        <w:rPr>
-          <w:color w:val="70AD47" w:themeColor="accent6"/>
-        </w:rPr>
-        <w:t>fatto</w:t>
-      </w:r>
-    </w:p>
-    <w:p>
-      <w:pPr>
-        <w:pStyle w:val="Paragrafoelenco"/>
-        <w:numPr>
-          <w:ilvl w:val="0"/>
-          <w:numId w:val="2"/>
-        </w:numPr>
-      </w:pPr>
-      <w:r>
-        <w:t xml:space="preserve">Distinzione tra la voce base e il secondo numero nelle </w:t>
-      </w:r>
-      <w:proofErr w:type="spellStart"/>
-      <w:r>
-        <w:t>stats</w:t>
-      </w:r>
-      <w:proofErr w:type="spellEnd"/>
-      <w:r>
-        <w:t>, a cosa serve?</w:t>
-      </w:r>
-      <w:r>
-        <w:t xml:space="preserve"> - </w:t>
-      </w:r>
-      <w:r>
-        <w:rPr>
-          <w:color w:val="70AD47" w:themeColor="accent6"/>
-        </w:rPr>
-        <w:t>fatto</w:t>
-      </w:r>
-    </w:p>
-    <w:p>
-      <w:pPr>
-        <w:pStyle w:val="Paragrafoelenco"/>
-        <w:numPr>
-          <w:ilvl w:val="0"/>
-          <w:numId w:val="2"/>
-        </w:numPr>
-      </w:pPr>
-      <w:r>
-        <w:t xml:space="preserve">Editor Roster e editor mosse, </w:t>
-      </w:r>
-      <w:r>
-        <w:t xml:space="preserve">sulle nuove aggiunte </w:t>
-      </w:r>
-      <w:r>
-        <w:t>devono fare il controllo sul nome per poter aggiungere tutte le caratteristiche che servono, se il nome non esiste restituire messaggio di errore.</w:t>
-      </w:r>
-      <w:r>
-        <w:br/>
-        <w:t xml:space="preserve">Trovare anche il modo di aggiornare automaticamente quando la </w:t>
-      </w:r>
-      <w:proofErr w:type="spellStart"/>
-      <w:r>
-        <w:t>regulation</w:t>
-      </w:r>
-      <w:proofErr w:type="spellEnd"/>
-      <w:r>
-        <w:t xml:space="preserve"> cambierà. Salvare quindi la vecchia </w:t>
-      </w:r>
-      <w:proofErr w:type="spellStart"/>
-      <w:r>
-        <w:t>regulation</w:t>
-      </w:r>
-      <w:proofErr w:type="spellEnd"/>
-      <w:r>
-        <w:t xml:space="preserve"> a parte per poterla ripescare in futuro</w:t>
-      </w:r>
-      <w:r>
-        <w:t xml:space="preserve"> – </w:t>
-      </w:r>
-      <w:r>
-        <w:rPr>
-          <w:color w:val="70AD47" w:themeColor="accent6"/>
-        </w:rPr>
-        <w:t>fatto</w:t>
-      </w:r>
-    </w:p>
-    <w:p>
-      <w:pPr>
-        <w:pStyle w:val="Paragrafoelenco"/>
-      </w:pPr>
-    </w:p>
-    <w:p>
-      <w:r>
-        <w:t>POKEMON (dalla 10.0 alla</w:t>
-      </w:r>
-    </w:p>
-    <w:p>
-      <w:pPr>
-        <w:pStyle w:val="Paragrafoelenco"/>
-        <w:numPr>
-          <w:ilvl w:val="0"/>
-          <w:numId w:val="2"/>
-        </w:numPr>
-      </w:pPr>
-      <w:r>
-        <w:t xml:space="preserve">Nelle </w:t>
-      </w:r>
-      <w:proofErr w:type="spellStart"/>
-      <w:r>
-        <w:t>stat</w:t>
-      </w:r>
-      <w:proofErr w:type="spellEnd"/>
-      <w:r>
-        <w:t xml:space="preserve"> preview in una versione vecchia avevi messo il confronto tra </w:t>
-      </w:r>
-      <w:proofErr w:type="spellStart"/>
-      <w:r>
-        <w:t>pokemon</w:t>
-      </w:r>
-      <w:proofErr w:type="spellEnd"/>
-      <w:r>
-        <w:t>, puoi ripristinarlo?</w:t>
-      </w:r>
-      <w:r>
-        <w:br/>
-        <w:t xml:space="preserve">Ti chiederei di inserire la colonna relativa alla statistica del </w:t>
-      </w:r>
-      <w:proofErr w:type="spellStart"/>
-      <w:r>
-        <w:t>pokemon</w:t>
-      </w:r>
-      <w:proofErr w:type="spellEnd"/>
-      <w:r>
-        <w:t xml:space="preserve"> B appena sotto a quella del </w:t>
-      </w:r>
-      <w:proofErr w:type="spellStart"/>
-      <w:r>
-        <w:t>pokemon</w:t>
-      </w:r>
-      <w:proofErr w:type="spellEnd"/>
-      <w:r>
-        <w:t xml:space="preserve"> A per rendere più chiaro il confronto</w:t>
-      </w:r>
-      <w:r>
-        <w:t xml:space="preserve"> – </w:t>
-      </w:r>
-      <w:r>
-        <w:rPr>
-          <w:color w:val="70AD47" w:themeColor="accent6"/>
-        </w:rPr>
-        <w:t>fatto</w:t>
-      </w:r>
-      <w:r>
-        <w:rPr>
-          <w:color w:val="70AD47" w:themeColor="accent6"/>
-        </w:rPr>
-        <w:t xml:space="preserve"> – 10.0</w:t>
-      </w:r>
-      <w:r>
-        <w:rPr>
-          <w:color w:val="70AD47" w:themeColor="accent6"/>
-        </w:rPr>
-        <w:br/>
-      </w:r>
-    </w:p>
-    <w:p>
-      <w:pPr>
-        <w:pStyle w:val="Paragrafoelenco"/>
-        <w:numPr>
-          <w:ilvl w:val="0"/>
-          <w:numId w:val="2"/>
-        </w:numPr>
-      </w:pPr>
-      <w:r>
-        <w:t xml:space="preserve">Ripristina il colore delle </w:t>
-      </w:r>
-      <w:proofErr w:type="spellStart"/>
-      <w:r>
-        <w:t>stats</w:t>
-      </w:r>
-      <w:proofErr w:type="spellEnd"/>
-      <w:r>
-        <w:t xml:space="preserve"> nello </w:t>
-      </w:r>
-      <w:proofErr w:type="spellStart"/>
-      <w:r>
-        <w:t>stat</w:t>
-      </w:r>
-      <w:proofErr w:type="spellEnd"/>
-      <w:r>
-        <w:t xml:space="preserve"> preview e cambialo mettendo due colori solo nel caso del confronto tra </w:t>
-      </w:r>
-      <w:proofErr w:type="spellStart"/>
-      <w:r>
-        <w:t>pokemon</w:t>
-      </w:r>
-      <w:proofErr w:type="spellEnd"/>
-      <w:r>
-        <w:t xml:space="preserve"> A e </w:t>
-      </w:r>
-      <w:proofErr w:type="spellStart"/>
-      <w:r>
-        <w:t>pokemon</w:t>
-      </w:r>
-      <w:proofErr w:type="spellEnd"/>
-      <w:r>
-        <w:t xml:space="preserve"> B</w:t>
-      </w:r>
-      <w:r>
-        <w:t xml:space="preserve"> – </w:t>
-      </w:r>
-      <w:r>
-        <w:rPr>
-          <w:color w:val="70AD47" w:themeColor="accent6"/>
-        </w:rPr>
-        <w:t>fatto – 10.0</w:t>
-      </w:r>
-      <w:r>
-        <w:br/>
-      </w:r>
-    </w:p>
-    <w:p>
-      <w:pPr>
-        <w:pStyle w:val="Paragrafoelenco"/>
-        <w:numPr>
-          <w:ilvl w:val="0"/>
-          <w:numId w:val="2"/>
-        </w:numPr>
-      </w:pPr>
-      <w:r>
-        <w:t xml:space="preserve">Mancano </w:t>
-      </w:r>
-      <w:r>
-        <w:t xml:space="preserve">tutte </w:t>
-      </w:r>
-      <w:r>
-        <w:t xml:space="preserve">le mega </w:t>
-      </w:r>
-      <w:r>
-        <w:t xml:space="preserve">evoluzioni </w:t>
-      </w:r>
-      <w:r>
-        <w:t>nei vari calcolatori e quindi le loro statistiche in base alle selezioni fatte</w:t>
-      </w:r>
-      <w:r>
-        <w:t xml:space="preserve">, pensi di riuscirci? Sarebbe fondamentale per i calcoli e poter confrontare i </w:t>
-      </w:r>
-      <w:proofErr w:type="spellStart"/>
-      <w:r>
-        <w:t>pokemon</w:t>
-      </w:r>
-      <w:proofErr w:type="spellEnd"/>
-      <w:r>
-        <w:t xml:space="preserve"> anche in base alle loro mega evoluzioni. Ricorda sempre il discorso delle </w:t>
-      </w:r>
-      <w:proofErr w:type="spellStart"/>
-      <w:r>
-        <w:t>IVs</w:t>
-      </w:r>
-      <w:proofErr w:type="spellEnd"/>
-      <w:r>
-        <w:t xml:space="preserve"> già applicate di default e se serve </w:t>
-      </w:r>
-      <w:r>
-        <w:t>potresti guardare il sito di Game8 -&gt; Pokemon Champions -&gt; Pokemon List -&gt; tabelle Stats (Max IVs)</w:t>
-      </w:r>
-      <w:r>
-        <w:t xml:space="preserve"> </w:t>
-      </w:r>
-      <w:r>
-        <w:rPr>
-          <w:color w:val="70AD47" w:themeColor="accent6"/>
-        </w:rPr>
-        <w:t xml:space="preserve">– </w:t>
-      </w:r>
-      <w:r>
-        <w:rPr>
-          <w:color w:val="70AD47" w:themeColor="accent6"/>
-        </w:rPr>
-        <w:t>fatto</w:t>
-      </w:r>
       <w:r>
         <w:rPr>
           <w:color w:val="70AD47" w:themeColor="accent6"/>
@@ -661,37 +443,16 @@
         </w:numPr>
       </w:pPr>
       <w:r>
-        <w:t xml:space="preserve">Sezione / tabella di confronto dei tipi di </w:t>
-      </w:r>
-      <w:proofErr w:type="spellStart"/>
-      <w:r>
-        <w:t>pokemon</w:t>
-      </w:r>
-      <w:proofErr w:type="spellEnd"/>
-      <w:r>
-        <w:t>, che aiuti a capire debolezze e resistenze</w:t>
+        <w:t>Sezione / tabella di confronto dei tipi di pokemon, che aiuti a capire debolezze e resistenze</w:t>
       </w:r>
       <w:r>
         <w:t xml:space="preserve"> e </w:t>
       </w:r>
       <w:r>
-        <w:t xml:space="preserve">Sezione / tabella di confronto delle nature dei </w:t>
-      </w:r>
-      <w:proofErr w:type="spellStart"/>
-      <w:r>
-        <w:t>pokemon</w:t>
-      </w:r>
-      <w:proofErr w:type="spellEnd"/>
-      <w:r>
-        <w:t xml:space="preserve"> – creiamo un overlay con bottoni per i calcolatori e una sezione Reference per il richiamo di questi dati e eventuale aggiunta di tabelle per BST e </w:t>
-      </w:r>
-      <w:proofErr w:type="spellStart"/>
-      <w:r>
-        <w:t>tier</w:t>
-      </w:r>
-      <w:proofErr w:type="spellEnd"/>
-      <w:r>
-        <w:t xml:space="preserve"> list</w:t>
+        <w:t>Sezione / tabella di confronto delle nature dei pokemon</w:t>
+      </w:r>
+      <w:r>
+        <w:t xml:space="preserve"> – creiamo un overlay con bottoni per i calcolatori e una sezione Reference per il richiamo di questi dati e eventuale aggiunta di tabelle per BST e tier list</w:t>
       </w:r>
       <w:r>
         <w:t xml:space="preserve"> </w:t>
@@ -774,15 +535,7 @@
         <w:t xml:space="preserve">calcolo effettivo del </w:t>
       </w:r>
       <w:r>
-        <w:t xml:space="preserve">danno nella sezione </w:t>
-      </w:r>
-      <w:proofErr w:type="gramStart"/>
-      <w:r>
-        <w:t>danno</w:t>
-      </w:r>
-      <w:proofErr w:type="gramEnd"/>
-      <w:r>
-        <w:t>, una volta calcolato, vorrei comparisse sopra le schermate di attaccante e difensore</w:t>
+        <w:t>danno nella sezione danno, una volta calcolato, vorrei comparisse sopra le schermate di attaccante e difensore</w:t>
       </w:r>
       <w:r>
         <w:t xml:space="preserve"> </w:t>
@@ -826,30 +579,14 @@
         </w:numPr>
       </w:pPr>
       <w:r>
-        <w:t xml:space="preserve">Servirebbe un editor oggetti, controllare la lista degli oggetti disponibili in </w:t>
-      </w:r>
-      <w:proofErr w:type="spellStart"/>
-      <w:r>
-        <w:t>regulation</w:t>
-      </w:r>
-      <w:proofErr w:type="spellEnd"/>
-      <w:r>
-        <w:t xml:space="preserve"> M-A, creare un organizzatore come gli altri editor con effetti e descrizione degli oggetti, e fare in modo che siano archiviabili e modificabili come gli altri 2 editor</w:t>
+        <w:t>Servirebbe un editor oggetti, controllare la lista degli oggetti disponibili in regulation M-A, creare un organizzatore come gli altri editor con effetti e descrizione degli oggetti, e fare in modo che siano archiviabili e modificabili come gli altri 2 editor</w:t>
       </w:r>
       <w:r>
         <w:t>.</w:t>
       </w:r>
       <w:r>
         <w:br/>
-        <w:t xml:space="preserve">Controllare anche che in tutti i calcolatori ci siano gli oggetti della </w:t>
-      </w:r>
-      <w:proofErr w:type="spellStart"/>
-      <w:r>
-        <w:t>regulation</w:t>
-      </w:r>
-      <w:proofErr w:type="spellEnd"/>
-      <w:r>
-        <w:t xml:space="preserve"> M-A</w:t>
+        <w:t>Controllare anche che in tutti i calcolatori ci siano gli oggetti della regulation M-A</w:t>
       </w:r>
       <w:r>
         <w:br/>
@@ -885,15 +622,7 @@
         </w:numPr>
       </w:pPr>
       <w:r>
-        <w:t xml:space="preserve">Controllare, non ci sono esattamente gli oggetti della </w:t>
-      </w:r>
-      <w:proofErr w:type="spellStart"/>
-      <w:r>
-        <w:t>regulation</w:t>
-      </w:r>
-      <w:proofErr w:type="spellEnd"/>
-      <w:r>
-        <w:t xml:space="preserve"> M-A – </w:t>
+        <w:t xml:space="preserve">Controllare, non ci sono esattamente gli oggetti della regulation M-A – </w:t>
       </w:r>
       <w:r>
         <w:rPr>
@@ -920,15 +649,7 @@
         </w:numPr>
       </w:pPr>
       <w:r>
-        <w:t xml:space="preserve">Nelle </w:t>
-      </w:r>
-      <w:proofErr w:type="spellStart"/>
-      <w:r>
-        <w:t>stat</w:t>
-      </w:r>
-      <w:proofErr w:type="spellEnd"/>
-      <w:r>
-        <w:t xml:space="preserve"> preview a sinistra ci sono dei valori e a destra degli altri, mi spieghi a cosa servono quelli di sinistra? Quelli di sinistra sembrano non corretti, puoi eliminarli e spostare il numero di destra al loro posto?</w:t>
+        <w:t>Nelle stat preview a sinistra ci sono dei valori e a destra degli altri, mi spieghi a cosa servono quelli di sinistra? Quelli di sinistra sembrano non corretti, puoi eliminarli e spostare il numero di destra al loro posto?</w:t>
       </w:r>
       <w:r>
         <w:t xml:space="preserve"> </w:t>
@@ -966,15 +687,7 @@
         </w:numPr>
       </w:pPr>
       <w:r>
-        <w:t xml:space="preserve">Aggiungi BST totali nelle </w:t>
-      </w:r>
-      <w:proofErr w:type="spellStart"/>
-      <w:r>
-        <w:t>stat</w:t>
-      </w:r>
-      <w:proofErr w:type="spellEnd"/>
-      <w:r>
-        <w:t xml:space="preserve"> preview, la somma di tutte le statistiche</w:t>
+        <w:t>Aggiungi BST totali nelle stat preview, la somma di tutte le statistiche</w:t>
       </w:r>
       <w:r>
         <w:t xml:space="preserve"> -</w:t>
@@ -1012,15 +725,7 @@
         </w:rPr>
       </w:pPr>
       <w:r>
-        <w:t xml:space="preserve">Logica che ti impedisca di mettere più di 66 </w:t>
-      </w:r>
-      <w:proofErr w:type="spellStart"/>
-      <w:r>
-        <w:t>EVs</w:t>
-      </w:r>
-      <w:proofErr w:type="spellEnd"/>
-      <w:r>
-        <w:t xml:space="preserve"> totali e in un campo il massimo che puoi inserire è 32</w:t>
+        <w:t>Logica che ti impedisca di mettere più di 66 EVs totali e in un campo il massimo che puoi inserire è 32</w:t>
       </w:r>
       <w:r>
         <w:t xml:space="preserve"> –</w:t>
@@ -1056,23 +761,7 @@
         </w:numPr>
       </w:pPr>
       <w:r>
-        <w:t xml:space="preserve">Sostituzione delle icone varie tipo leone, zzz </w:t>
-      </w:r>
-      <w:proofErr w:type="spellStart"/>
-      <w:r>
-        <w:t>ecc</w:t>
-      </w:r>
-      <w:proofErr w:type="spellEnd"/>
-      <w:r>
-        <w:t xml:space="preserve"> con qualcosa più inerente ai </w:t>
-      </w:r>
-      <w:proofErr w:type="spellStart"/>
-      <w:r>
-        <w:t>pokemon</w:t>
-      </w:r>
-      <w:proofErr w:type="spellEnd"/>
-      <w:r>
-        <w:t xml:space="preserve"> e alla sezione specifica</w:t>
+        <w:t>Sostituzione delle icone varie tipo leone, zzz ecc con qualcosa più inerente ai pokemon e alla sezione specifica</w:t>
       </w:r>
       <w:r>
         <w:t xml:space="preserve"> -</w:t>
@@ -1132,53 +821,8 @@
           <w:numId w:val="2"/>
         </w:numPr>
       </w:pPr>
-      <w:proofErr w:type="spellStart"/>
-      <w:r>
-        <w:t>Regulation</w:t>
-      </w:r>
-      <w:proofErr w:type="spellEnd"/>
-      <w:r>
-        <w:t xml:space="preserve"> – devo poter recuperare l’intera </w:t>
-      </w:r>
-      <w:proofErr w:type="spellStart"/>
-      <w:r>
-        <w:t>regulation</w:t>
-      </w:r>
-      <w:proofErr w:type="spellEnd"/>
-      <w:r>
-        <w:t xml:space="preserve"> con oggetti, mosse e roster, nel caso abbia bisogno di </w:t>
-      </w:r>
-      <w:proofErr w:type="spellStart"/>
-      <w:r>
-        <w:t>buildare</w:t>
-      </w:r>
-      <w:proofErr w:type="spellEnd"/>
-      <w:r>
-        <w:t xml:space="preserve"> un team di una </w:t>
-      </w:r>
-      <w:proofErr w:type="spellStart"/>
-      <w:r>
-        <w:t>regulation</w:t>
-      </w:r>
-      <w:proofErr w:type="spellEnd"/>
-      <w:r>
-        <w:t xml:space="preserve"> particolare. Quindi, assegnare agli editor la </w:t>
-      </w:r>
-      <w:proofErr w:type="spellStart"/>
-      <w:r>
-        <w:t>regulation</w:t>
-      </w:r>
-      <w:proofErr w:type="spellEnd"/>
-      <w:r>
-        <w:t xml:space="preserve"> in corso. Capire quindi se devi fare un editor </w:t>
-      </w:r>
-      <w:proofErr w:type="spellStart"/>
-      <w:r>
-        <w:t>Regulation</w:t>
-      </w:r>
-      <w:proofErr w:type="spellEnd"/>
-      <w:r>
-        <w:t xml:space="preserve"> che comprenda gli altri editor.</w:t>
+      <w:r>
+        <w:t>Regulation – devo poter recuperare l’intera regulation con oggetti, mosse e roster, nel caso abbia bisogno di buildare un team di una regulation particolare. Quindi, assegnare agli editor la regulation in corso. Capire quindi se devi fare un editor Regulation che comprenda gli altri editor.</w:t>
       </w:r>
       <w:r>
         <w:t xml:space="preserve"> –</w:t>
@@ -1203,27 +847,90 @@
           <w:numId w:val="2"/>
         </w:numPr>
       </w:pPr>
-      <w:proofErr w:type="spellStart"/>
-      <w:r>
-        <w:t>Db</w:t>
-      </w:r>
-      <w:proofErr w:type="spellEnd"/>
-      <w:r>
-        <w:t xml:space="preserve"> dinamico che, quando crei il team, selezioni la </w:t>
-      </w:r>
-      <w:proofErr w:type="spellStart"/>
-      <w:proofErr w:type="gramStart"/>
-      <w:r>
-        <w:t>regulation</w:t>
-      </w:r>
-      <w:proofErr w:type="spellEnd"/>
-      <w:r>
-        <w:t>.</w:t>
-      </w:r>
-      <w:r>
-        <w:t>-</w:t>
-      </w:r>
-      <w:proofErr w:type="gramEnd"/>
+      <w:r>
+        <w:t>Db dinamico che, quando crei il team, selezioni la regulation.</w:t>
+      </w:r>
+      <w:r>
+        <w:t xml:space="preserve">- </w:t>
+      </w:r>
+      <w:r>
+        <w:rPr>
+          <w:color w:val="70AD47" w:themeColor="accent6"/>
+        </w:rPr>
+        <w:t>fatto -11.0</w:t>
+      </w:r>
+    </w:p>
+    <w:p>
+      <w:pPr>
+        <w:pStyle w:val="Paragrafoelenco"/>
+      </w:pPr>
+    </w:p>
+    <w:p>
+      <w:pPr>
+        <w:pStyle w:val="Paragrafoelenco"/>
+        <w:numPr>
+          <w:ilvl w:val="0"/>
+          <w:numId w:val="2"/>
+        </w:numPr>
+      </w:pPr>
+      <w:r>
+        <w:t>Creazione team in base alla regulation. Riesci ad accedere direttamente ai dati specifici in base alla regulation scelta?</w:t>
+      </w:r>
+      <w:r>
+        <w:t xml:space="preserve"> – </w:t>
+      </w:r>
+      <w:r>
+        <w:rPr>
+          <w:color w:val="70AD47" w:themeColor="accent6"/>
+        </w:rPr>
+        <w:t>fatto – 11.0</w:t>
+      </w:r>
+    </w:p>
+    <w:p>
+      <w:pPr>
+        <w:pStyle w:val="Paragrafoelenco"/>
+      </w:pPr>
+    </w:p>
+    <w:p>
+      <w:pPr>
+        <w:pStyle w:val="Paragrafoelenco"/>
+        <w:numPr>
+          <w:ilvl w:val="0"/>
+          <w:numId w:val="2"/>
+        </w:numPr>
+      </w:pPr>
+      <w:r>
+        <w:t>In base alla regulation, ti cambia la selezione dei possibili pokemon mosse e oggetti in base a cosa contiene quella regulation</w:t>
+      </w:r>
+      <w:r>
+        <w:t xml:space="preserve"> – </w:t>
+      </w:r>
+      <w:r>
+        <w:rPr>
+          <w:color w:val="70AD47" w:themeColor="accent6"/>
+        </w:rPr>
+        <w:t>fatto – 11.0</w:t>
+      </w:r>
+    </w:p>
+    <w:p>
+      <w:pPr>
+        <w:pStyle w:val="Paragrafoelenco"/>
+      </w:pPr>
+    </w:p>
+    <w:p>
+      <w:pPr>
+        <w:pStyle w:val="Paragrafoelenco"/>
+        <w:numPr>
+          <w:ilvl w:val="0"/>
+          <w:numId w:val="2"/>
+        </w:numPr>
+      </w:pPr>
+      <w:r>
+        <w:t>Aggiungere editor JSON per il cambio di regulation, in modo tale da poter fare la modifica direttamente da web app senza passare dal codice</w:t>
+      </w:r>
+      <w:r>
+        <w:t xml:space="preserve"> –</w:t>
+      </w:r>
       <w:r>
         <w:t xml:space="preserve"> </w:t>
       </w:r>
@@ -1231,40 +938,40 @@
         <w:rPr>
           <w:color w:val="70AD47" w:themeColor="accent6"/>
         </w:rPr>
-        <w:t>fatto -11.0</w:t>
-      </w:r>
-    </w:p>
-    <w:p>
-      <w:pPr>
-        <w:pStyle w:val="Paragrafoelenco"/>
-      </w:pPr>
-    </w:p>
-    <w:p>
-      <w:pPr>
-        <w:pStyle w:val="Paragrafoelenco"/>
-        <w:numPr>
-          <w:ilvl w:val="0"/>
-          <w:numId w:val="2"/>
-        </w:numPr>
-      </w:pPr>
-      <w:r>
-        <w:t xml:space="preserve">Creazione team in base alla </w:t>
-      </w:r>
-      <w:proofErr w:type="spellStart"/>
-      <w:r>
-        <w:t>regulation</w:t>
-      </w:r>
-      <w:proofErr w:type="spellEnd"/>
-      <w:r>
-        <w:t xml:space="preserve">. Riesci ad accedere direttamente ai dati specifici in base alla </w:t>
-      </w:r>
-      <w:proofErr w:type="spellStart"/>
-      <w:r>
-        <w:t>regulation</w:t>
-      </w:r>
-      <w:proofErr w:type="spellEnd"/>
-      <w:r>
-        <w:t xml:space="preserve"> scelta?</w:t>
+        <w:t>fatto</w:t>
+      </w:r>
+      <w:r>
+        <w:rPr>
+          <w:color w:val="70AD47" w:themeColor="accent6"/>
+        </w:rPr>
+        <w:t>– 11.0</w:t>
+      </w:r>
+      <w:r>
+        <w:rPr>
+          <w:color w:val="70AD47" w:themeColor="accent6"/>
+        </w:rPr>
+        <w:t>a</w:t>
+      </w:r>
+    </w:p>
+    <w:p>
+      <w:pPr>
+        <w:pStyle w:val="Paragrafoelenco"/>
+      </w:pPr>
+    </w:p>
+    <w:p>
+      <w:pPr>
+        <w:pStyle w:val="Paragrafoelenco"/>
+        <w:numPr>
+          <w:ilvl w:val="0"/>
+          <w:numId w:val="2"/>
+        </w:numPr>
+        <w:rPr>
+          <w:color w:val="70AD47" w:themeColor="accent6"/>
+        </w:rPr>
+      </w:pPr>
+      <w:r>
+        <w:lastRenderedPageBreak/>
+        <w:t>Editor Regulation MA deve essere posizionato come pulsante dove sono gli altri – quando entro nella sezione Pokemon. Perciò, non mi interessa avere queste sezioni nel menu a sisnistra</w:t>
       </w:r>
       <w:r>
         <w:t xml:space="preserve"> – </w:t>
@@ -1273,46 +980,31 @@
         <w:rPr>
           <w:color w:val="70AD47" w:themeColor="accent6"/>
         </w:rPr>
-        <w:t>fatto – 11.0</w:t>
-      </w:r>
-    </w:p>
-    <w:p>
-      <w:pPr>
-        <w:pStyle w:val="Paragrafoelenco"/>
-      </w:pPr>
-    </w:p>
-    <w:p>
-      <w:pPr>
-        <w:pStyle w:val="Paragrafoelenco"/>
-        <w:numPr>
-          <w:ilvl w:val="0"/>
-          <w:numId w:val="2"/>
-        </w:numPr>
-      </w:pPr>
-      <w:r>
-        <w:t xml:space="preserve">In base alla </w:t>
-      </w:r>
-      <w:proofErr w:type="spellStart"/>
-      <w:r>
-        <w:t>regulation</w:t>
-      </w:r>
-      <w:proofErr w:type="spellEnd"/>
-      <w:r>
-        <w:t xml:space="preserve">, ti cambia la selezione dei possibili </w:t>
-      </w:r>
-      <w:proofErr w:type="spellStart"/>
-      <w:r>
-        <w:t>pokemon</w:t>
-      </w:r>
-      <w:proofErr w:type="spellEnd"/>
-      <w:r>
-        <w:t xml:space="preserve"> mosse e oggetti in base a cosa contiene quella </w:t>
-      </w:r>
-      <w:proofErr w:type="spellStart"/>
-      <w:r>
-        <w:t>regulation</w:t>
-      </w:r>
-      <w:proofErr w:type="spellEnd"/>
+        <w:t xml:space="preserve">fatto </w:t>
+      </w:r>
+      <w:r>
+        <w:rPr>
+          <w:color w:val="70AD47" w:themeColor="accent6"/>
+        </w:rPr>
+        <w:t>-11.0b</w:t>
+      </w:r>
+    </w:p>
+    <w:p>
+      <w:pPr>
+        <w:pStyle w:val="Paragrafoelenco"/>
+      </w:pPr>
+    </w:p>
+    <w:p>
+      <w:pPr>
+        <w:pStyle w:val="Paragrafoelenco"/>
+        <w:numPr>
+          <w:ilvl w:val="0"/>
+          <w:numId w:val="2"/>
+        </w:numPr>
+      </w:pPr>
+      <w:r>
+        <w:t>Quando entro nell’Editor Regulation, come faccio a creare una nuova Regulation? Manca un pulsante “Crea nuova Regulation”?</w:t>
+      </w:r>
       <w:r>
         <w:t xml:space="preserve"> – </w:t>
       </w:r>
@@ -1320,38 +1012,26 @@
         <w:rPr>
           <w:color w:val="70AD47" w:themeColor="accent6"/>
         </w:rPr>
-        <w:t>fatto – 11.0</w:t>
-      </w:r>
-    </w:p>
-    <w:p>
-      <w:pPr>
-        <w:pStyle w:val="Paragrafoelenco"/>
-      </w:pPr>
-    </w:p>
-    <w:p>
-      <w:pPr>
-        <w:pStyle w:val="Paragrafoelenco"/>
-        <w:numPr>
-          <w:ilvl w:val="0"/>
-          <w:numId w:val="2"/>
-        </w:numPr>
-      </w:pPr>
-      <w:r>
-        <w:t xml:space="preserve">Aggiungere editor JSON per il cambio di </w:t>
-      </w:r>
-      <w:proofErr w:type="spellStart"/>
-      <w:r>
-        <w:t>regulation</w:t>
-      </w:r>
-      <w:proofErr w:type="spellEnd"/>
-      <w:r>
-        <w:t>, in modo tale da poter fare la modifica direttamente da web app senza passare dal codice</w:t>
-      </w:r>
-      <w:r>
-        <w:t xml:space="preserve"> –</w:t>
-      </w:r>
-      <w:r>
-        <w:t xml:space="preserve"> </w:t>
+        <w:t>fatto – 11.0b</w:t>
+      </w:r>
+    </w:p>
+    <w:p/>
+    <w:p>
+      <w:pPr>
+        <w:pStyle w:val="Paragrafoelenco"/>
+        <w:numPr>
+          <w:ilvl w:val="0"/>
+          <w:numId w:val="2"/>
+        </w:numPr>
+      </w:pPr>
+      <w:r>
+        <w:t xml:space="preserve">Serve comunque un pulsante per eliminare la Regulation da regulations.json e gli altri json relativi alla Regulation che voglio eliminare </w:t>
+      </w:r>
+      <w:r>
+        <w:rPr>
+          <w:color w:val="70AD47" w:themeColor="accent6"/>
+        </w:rPr>
+        <w:t xml:space="preserve">– </w:t>
       </w:r>
       <w:r>
         <w:rPr>
@@ -1363,176 +1043,6 @@
         <w:rPr>
           <w:color w:val="70AD47" w:themeColor="accent6"/>
         </w:rPr>
-        <w:t>– 11.0</w:t>
-      </w:r>
-      <w:r>
-        <w:rPr>
-          <w:color w:val="70AD47" w:themeColor="accent6"/>
-        </w:rPr>
-        <w:t>a</w:t>
-      </w:r>
-    </w:p>
-    <w:p>
-      <w:pPr>
-        <w:pStyle w:val="Paragrafoelenco"/>
-      </w:pPr>
-    </w:p>
-    <w:p>
-      <w:pPr>
-        <w:pStyle w:val="Paragrafoelenco"/>
-        <w:numPr>
-          <w:ilvl w:val="0"/>
-          <w:numId w:val="2"/>
-        </w:numPr>
-        <w:rPr>
-          <w:color w:val="70AD47" w:themeColor="accent6"/>
-        </w:rPr>
-      </w:pPr>
-      <w:r>
-        <w:lastRenderedPageBreak/>
-        <w:t xml:space="preserve">Editor </w:t>
-      </w:r>
-      <w:proofErr w:type="spellStart"/>
-      <w:r>
-        <w:t>Regulation</w:t>
-      </w:r>
-      <w:proofErr w:type="spellEnd"/>
-      <w:r>
-        <w:t xml:space="preserve"> MA deve essere posizionato come pulsante dove sono gli altri – quando entro nella sezione Pokemon. Perciò, non mi interessa avere queste sezioni nel menu a </w:t>
-      </w:r>
-      <w:proofErr w:type="spellStart"/>
-      <w:r>
-        <w:t>sisnistra</w:t>
-      </w:r>
-      <w:proofErr w:type="spellEnd"/>
-      <w:r>
-        <w:t xml:space="preserve"> – </w:t>
-      </w:r>
-      <w:r>
-        <w:rPr>
-          <w:color w:val="70AD47" w:themeColor="accent6"/>
-        </w:rPr>
-        <w:t xml:space="preserve">fatto </w:t>
-      </w:r>
-      <w:r>
-        <w:rPr>
-          <w:color w:val="70AD47" w:themeColor="accent6"/>
-        </w:rPr>
-        <w:t>-11.0b</w:t>
-      </w:r>
-    </w:p>
-    <w:p>
-      <w:pPr>
-        <w:pStyle w:val="Paragrafoelenco"/>
-      </w:pPr>
-    </w:p>
-    <w:p>
-      <w:pPr>
-        <w:pStyle w:val="Paragrafoelenco"/>
-        <w:numPr>
-          <w:ilvl w:val="0"/>
-          <w:numId w:val="2"/>
-        </w:numPr>
-      </w:pPr>
-      <w:r>
-        <w:t xml:space="preserve">Quando entro nell’Editor </w:t>
-      </w:r>
-      <w:proofErr w:type="spellStart"/>
-      <w:r>
-        <w:t>Regulation</w:t>
-      </w:r>
-      <w:proofErr w:type="spellEnd"/>
-      <w:r>
-        <w:t xml:space="preserve">, come faccio a creare una nuova </w:t>
-      </w:r>
-      <w:proofErr w:type="spellStart"/>
-      <w:r>
-        <w:t>Regulation</w:t>
-      </w:r>
-      <w:proofErr w:type="spellEnd"/>
-      <w:r>
-        <w:t xml:space="preserve">? Manca un pulsante “Crea nuova </w:t>
-      </w:r>
-      <w:proofErr w:type="spellStart"/>
-      <w:r>
-        <w:t>Regulation</w:t>
-      </w:r>
-      <w:proofErr w:type="spellEnd"/>
-      <w:r>
-        <w:t>”?</w:t>
-      </w:r>
-      <w:r>
-        <w:t xml:space="preserve"> – </w:t>
-      </w:r>
-      <w:r>
-        <w:rPr>
-          <w:color w:val="70AD47" w:themeColor="accent6"/>
-        </w:rPr>
-        <w:t>fatto – 11.0b</w:t>
-      </w:r>
-    </w:p>
-    <w:p/>
-    <w:p>
-      <w:pPr>
-        <w:pStyle w:val="Paragrafoelenco"/>
-        <w:numPr>
-          <w:ilvl w:val="0"/>
-          <w:numId w:val="2"/>
-        </w:numPr>
-      </w:pPr>
-      <w:r>
-        <w:t xml:space="preserve">Serve comunque un pulsante per eliminare la </w:t>
-      </w:r>
-      <w:proofErr w:type="spellStart"/>
-      <w:r>
-        <w:t>Regulation</w:t>
-      </w:r>
-      <w:proofErr w:type="spellEnd"/>
-      <w:r>
-        <w:t xml:space="preserve"> da </w:t>
-      </w:r>
-      <w:proofErr w:type="spellStart"/>
-      <w:proofErr w:type="gramStart"/>
-      <w:r>
-        <w:t>regulations.json</w:t>
-      </w:r>
-      <w:proofErr w:type="spellEnd"/>
-      <w:proofErr w:type="gramEnd"/>
-      <w:r>
-        <w:t xml:space="preserve"> e gli altri </w:t>
-      </w:r>
-      <w:proofErr w:type="spellStart"/>
-      <w:r>
-        <w:t>json</w:t>
-      </w:r>
-      <w:proofErr w:type="spellEnd"/>
-      <w:r>
-        <w:t xml:space="preserve"> relativi alla </w:t>
-      </w:r>
-      <w:proofErr w:type="spellStart"/>
-      <w:r>
-        <w:t>Regulation</w:t>
-      </w:r>
-      <w:proofErr w:type="spellEnd"/>
-      <w:r>
-        <w:t xml:space="preserve"> che voglio eliminare </w:t>
-      </w:r>
-      <w:r>
-        <w:rPr>
-          <w:color w:val="70AD47" w:themeColor="accent6"/>
-        </w:rPr>
-        <w:t xml:space="preserve">– </w:t>
-      </w:r>
-      <w:r>
-        <w:rPr>
-          <w:color w:val="70AD47" w:themeColor="accent6"/>
-        </w:rPr>
-        <w:t>fatto</w:t>
-      </w:r>
-      <w:r>
-        <w:rPr>
-          <w:color w:val="70AD47" w:themeColor="accent6"/>
-        </w:rPr>
         <w:t xml:space="preserve"> – 11.0c</w:t>
       </w:r>
       <w:r>
@@ -1575,7 +1085,6 @@
       <w:r>
         <w:br/>
       </w:r>
-      <w:proofErr w:type="spellStart"/>
       <w:r>
         <w:rPr>
           <w:b/>
@@ -1583,33 +1092,14 @@
         </w:rPr>
         <w:t>if</w:t>
       </w:r>
-      <w:proofErr w:type="spellEnd"/>
-      <w:r>
-        <w:t xml:space="preserve"> __name__ == '__</w:t>
-      </w:r>
-      <w:proofErr w:type="spellStart"/>
-      <w:r>
-        <w:t>main</w:t>
-      </w:r>
-      <w:proofErr w:type="spellEnd"/>
-      <w:r>
-        <w:t xml:space="preserve">__': </w:t>
-      </w:r>
-      <w:r>
-        <w:br/>
-      </w:r>
-      <w:proofErr w:type="spellStart"/>
-      <w:proofErr w:type="gramStart"/>
-      <w:r>
-        <w:t>app.run</w:t>
-      </w:r>
-      <w:proofErr w:type="spellEnd"/>
-      <w:r>
-        <w:t>(</w:t>
-      </w:r>
-      <w:proofErr w:type="gramEnd"/>
-      <w:r>
-        <w:t>debug=True, port=8080)</w:t>
+      <w:r>
+        <w:t xml:space="preserve"> __name__ == '__main__': </w:t>
+      </w:r>
+      <w:r>
+        <w:br/>
+      </w:r>
+      <w:r>
+        <w:t>app.run(debug=True, port=8080)</w:t>
       </w:r>
       <w:r>
         <w:br/>
@@ -1624,21 +1114,8 @@
       <w:r>
         <w:br/>
       </w:r>
-      <w:proofErr w:type="spellStart"/>
-      <w:r>
-        <w:t>if</w:t>
-      </w:r>
-      <w:proofErr w:type="spellEnd"/>
-      <w:r>
-        <w:t xml:space="preserve"> __name__ == "__</w:t>
-      </w:r>
-      <w:proofErr w:type="spellStart"/>
-      <w:r>
-        <w:t>main</w:t>
-      </w:r>
-      <w:proofErr w:type="spellEnd"/>
-      <w:r>
-        <w:t>__":</w:t>
+      <w:r>
+        <w:t>if __name__ == "__main__":</w:t>
       </w:r>
     </w:p>
     <w:p>
@@ -1646,23 +1123,8 @@
         <w:pStyle w:val="Paragrafoelenco"/>
         <w:ind w:left="924"/>
       </w:pPr>
-      <w:proofErr w:type="spellStart"/>
-      <w:proofErr w:type="gramStart"/>
-      <w:r>
-        <w:t>app.run</w:t>
-      </w:r>
-      <w:proofErr w:type="spellEnd"/>
-      <w:r>
-        <w:t>(</w:t>
-      </w:r>
-      <w:proofErr w:type="spellStart"/>
-      <w:proofErr w:type="gramEnd"/>
-      <w:r>
-        <w:t>host</w:t>
-      </w:r>
-      <w:proofErr w:type="spellEnd"/>
-      <w:r>
-        <w:t xml:space="preserve">='0.0.0.0', debug=True, port=5000) -&gt; </w:t>
+      <w:r>
+        <w:t xml:space="preserve">app.run(host='0.0.0.0', debug=True, port=5000) -&gt; </w:t>
       </w:r>
       <w:r>
         <w:t>per eseguirlo in locale su altri dispositivi</w:t>
@@ -1703,15 +1165,7 @@
         <w:t>e statistiche delle meg</w:t>
       </w:r>
       <w:r>
-        <w:t xml:space="preserve">a in generale in tutti i moduli del programma sono sbagliate. Le statistiche delle mega non tengono conto delle </w:t>
-      </w:r>
-      <w:proofErr w:type="spellStart"/>
-      <w:r>
-        <w:t>IVs</w:t>
-      </w:r>
-      <w:proofErr w:type="spellEnd"/>
-      <w:r>
-        <w:t xml:space="preserve"> al massimo.</w:t>
+        <w:t>a in generale in tutti i moduli del programma sono sbagliate. Le statistiche delle mega non tengono conto delle IVs al massimo.</w:t>
       </w:r>
       <w:r>
         <w:t xml:space="preserve"> – </w:t>
@@ -1739,15 +1193,7 @@
         </w:numPr>
       </w:pPr>
       <w:r>
-        <w:t xml:space="preserve">Calcolatore danno: il </w:t>
-      </w:r>
-      <w:proofErr w:type="spellStart"/>
-      <w:r>
-        <w:t>Pokèmon</w:t>
-      </w:r>
-      <w:proofErr w:type="spellEnd"/>
-      <w:r>
-        <w:t xml:space="preserve"> difensore </w:t>
+        <w:t xml:space="preserve">Calcolatore danno: il Pokèmon difensore </w:t>
       </w:r>
       <w:r>
         <w:t>deve prendere in automatico</w:t>
@@ -1804,23 +1250,7 @@
         </w:numPr>
       </w:pPr>
       <w:r>
-        <w:t xml:space="preserve">Rivedere il calcolo in generale perché ci sono delle differenze di calcolo tra il mio e quello di Pokemon </w:t>
-      </w:r>
-      <w:proofErr w:type="spellStart"/>
-      <w:r>
-        <w:t>Damage</w:t>
-      </w:r>
-      <w:proofErr w:type="spellEnd"/>
-      <w:r>
-        <w:t xml:space="preserve"> </w:t>
-      </w:r>
-      <w:proofErr w:type="spellStart"/>
-      <w:r>
-        <w:t>Calculator</w:t>
-      </w:r>
-      <w:proofErr w:type="spellEnd"/>
-      <w:r>
-        <w:t>.</w:t>
+        <w:t>Rivedere il calcolo in generale perché ci sono delle differenze di calcolo tra il mio e quello di Pokemon Damage Calculator.</w:t>
       </w:r>
       <w:r>
         <w:t xml:space="preserve"> - </w:t>
@@ -1890,47 +1320,15 @@
         </w:numPr>
       </w:pPr>
       <w:r>
-        <w:t xml:space="preserve">Alcuni HP dei Pokemon in generale con </w:t>
-      </w:r>
-      <w:proofErr w:type="spellStart"/>
-      <w:r>
-        <w:t>IVs</w:t>
-      </w:r>
-      <w:proofErr w:type="spellEnd"/>
-      <w:r>
-        <w:t xml:space="preserve"> al max non sembrano corretti.</w:t>
-      </w:r>
-      <w:r>
-        <w:br/>
-        <w:t xml:space="preserve">Se applico le </w:t>
-      </w:r>
-      <w:proofErr w:type="spellStart"/>
-      <w:r>
-        <w:t>EVs</w:t>
-      </w:r>
-      <w:proofErr w:type="spellEnd"/>
-      <w:r>
-        <w:t xml:space="preserve"> non sembra fare i calcoli corretti</w:t>
-      </w:r>
-      <w:r>
-        <w:br/>
-        <w:t xml:space="preserve">FIX totale, spostamento in un </w:t>
-      </w:r>
-      <w:proofErr w:type="spellStart"/>
-      <w:r>
-        <w:t>json</w:t>
-      </w:r>
-      <w:proofErr w:type="spellEnd"/>
-      <w:r>
-        <w:t xml:space="preserve"> generico dei </w:t>
-      </w:r>
-      <w:proofErr w:type="spellStart"/>
-      <w:r>
-        <w:t>pokemon</w:t>
-      </w:r>
-      <w:proofErr w:type="spellEnd"/>
-      <w:r>
-        <w:t xml:space="preserve"> per migliorare il ragionamento del programma – in corso – </w:t>
+        <w:t>Alcuni HP dei Pokemon in generale con IVs al max non sembrano corretti.</w:t>
+      </w:r>
+      <w:r>
+        <w:br/>
+        <w:t>Se applico le EVs non sembra fare i calcoli corretti</w:t>
+      </w:r>
+      <w:r>
+        <w:br/>
+        <w:t xml:space="preserve">FIX totale, spostamento in un json generico dei pokemon per migliorare il ragionamento del programma – in corso – </w:t>
       </w:r>
       <w:r>
         <w:rPr>
@@ -1990,15 +1388,7 @@
         </w:numPr>
       </w:pPr>
       <w:r>
-        <w:t xml:space="preserve">Dovrò poter aggiungere una nuova </w:t>
-      </w:r>
-      <w:proofErr w:type="spellStart"/>
-      <w:r>
-        <w:t>regulation</w:t>
-      </w:r>
-      <w:proofErr w:type="spellEnd"/>
-      <w:r>
-        <w:t xml:space="preserve"> direttamente dalla web app</w:t>
+        <w:t>Dovrò poter aggiungere una nuova regulation direttamente dalla web app</w:t>
       </w:r>
       <w:r>
         <w:t xml:space="preserve"> – </w:t>
@@ -2053,23 +1443,7 @@
         </w:numPr>
       </w:pPr>
       <w:r>
-        <w:t xml:space="preserve">Aggiungere editor abilità, controllare quindi che agiscano sul calcolo danno/speed </w:t>
-      </w:r>
-      <w:proofErr w:type="spellStart"/>
-      <w:r>
-        <w:t>tier</w:t>
-      </w:r>
-      <w:proofErr w:type="spellEnd"/>
-      <w:r>
-        <w:t>/</w:t>
-      </w:r>
-      <w:proofErr w:type="spellStart"/>
-      <w:r>
-        <w:t>stat</w:t>
-      </w:r>
-      <w:proofErr w:type="spellEnd"/>
-      <w:r>
-        <w:t xml:space="preserve"> preview</w:t>
+        <w:t>Aggiungere editor abilità, controllare quindi che agiscano sul calcolo danno/speed tier/stat preview</w:t>
       </w:r>
       <w:r>
         <w:t>.</w:t>
@@ -2080,15 +1454,7 @@
         <w:pStyle w:val="Paragrafoelenco"/>
       </w:pPr>
       <w:r>
-        <w:t xml:space="preserve">Un unico editor abilità, che non necessita di essere cambiato con la </w:t>
-      </w:r>
-      <w:proofErr w:type="spellStart"/>
-      <w:r>
-        <w:t>regulation</w:t>
-      </w:r>
-      <w:proofErr w:type="spellEnd"/>
-      <w:r>
-        <w:t>, perché di fatto i Pokemon in teoria non cambiano abilità nel tempo, potrebbe cambiare soltanto il ragionamento dell’abilità stessa.</w:t>
+        <w:t>Un unico editor abilità, che non necessita di essere cambiato con la regulation, perché di fatto i Pokemon in teoria non cambiano abilità nel tempo, potrebbe cambiare soltanto il ragionamento dell’abilità stessa.</w:t>
       </w:r>
       <w:r>
         <w:br/>
@@ -2113,15 +1479,7 @@
         </w:numPr>
       </w:pPr>
       <w:r>
-        <w:t xml:space="preserve">Abilità: devi cercare di gestire gli esempi particolari nel calcolatore danno. Ad esempio Mega </w:t>
-      </w:r>
-      <w:proofErr w:type="spellStart"/>
-      <w:r>
-        <w:t>Meganium</w:t>
-      </w:r>
-      <w:proofErr w:type="spellEnd"/>
-      <w:r>
-        <w:t xml:space="preserve"> con la sua abilità, Mega Sol</w:t>
+        <w:t>Abilità: devi cercare di gestire gli esempi particolari nel calcolatore danno. Ad esempio Mega Meganium con la sua abilità, Mega Sol</w:t>
       </w:r>
       <w:r>
         <w:t xml:space="preserve">, colpisce l’avversario come se fosse sotto Sun, non viene quindi condizionato ad esempio dalla Rain. Sempre in questo caso quindi, </w:t>
@@ -2157,29 +1515,100 @@
         <w:t>REVISIONE FINALE POKEMON</w:t>
       </w:r>
     </w:p>
-    <w:p>
-      <w:pPr>
-        <w:pStyle w:val="Paragrafoelenco"/>
-        <w:numPr>
-          <w:ilvl w:val="0"/>
-          <w:numId w:val="2"/>
-        </w:numPr>
-      </w:pPr>
-      <w:r>
-        <w:t>Testare Speed Tier, ci sono alcune sezioni sbagliate e che non effettuano comunque il ca</w:t>
-      </w:r>
-      <w:r>
-        <w:t>lcolo giusto</w:t>
-      </w:r>
-    </w:p>
-    <w:p>
-      <w:pPr>
-        <w:pStyle w:val="Paragrafoelenco"/>
-        <w:numPr>
-          <w:ilvl w:val="0"/>
-          <w:numId w:val="2"/>
-        </w:numPr>
-      </w:pPr>
+    <w:p/>
+    <w:p>
+      <w:r>
+        <w:t>-</w:t>
+      </w:r>
+      <w:r>
+        <w:t xml:space="preserve"> </w:t>
+      </w:r>
+      <w:r>
+        <w:t xml:space="preserve">Ho modo di dividere calcolatori.html o comunque gestirlo meglio per fare in modo che sia più snello </w:t>
+      </w:r>
+      <w:r>
+        <w:br/>
+        <w:t>e organizzato? Vorrei farlo anche per permetterti di leggere l’intero file quando te lo passo</w:t>
+      </w:r>
+    </w:p>
+    <w:p/>
+    <w:p>
+      <w:r>
+        <w:t xml:space="preserve">- Vorrei aggiungere </w:t>
+      </w:r>
+      <w:r>
+        <w:t>dei</w:t>
+      </w:r>
+      <w:r>
+        <w:t xml:space="preserve"> db ufficiale contenente TUTTI i pokemon</w:t>
+      </w:r>
+      <w:r>
+        <w:t>, abilità, mosse e oggetti</w:t>
+      </w:r>
+      <w:r>
+        <w:t xml:space="preserve"> conosciuti di tutte le generazioni.</w:t>
+      </w:r>
+      <w:r>
+        <w:br/>
+        <w:t>Sarebbe il caso di dedicargli quindi una regulation a parte, chiamata Pokedex.</w:t>
+      </w:r>
+      <w:r>
+        <w:br/>
+        <w:t xml:space="preserve">  Ogni volta che entro nelle sezioni dei pokemon, voglio che ci sia un selezionatore per la Regulation in questione (al momento ce ne sono </w:t>
+      </w:r>
+      <w:r>
+        <w:t>2</w:t>
+      </w:r>
+      <w:r>
+        <w:t xml:space="preserve"> su Pokemon Champions – M-A e M-B)</w:t>
+      </w:r>
+      <w:r>
+        <w:br/>
+        <w:t>Selezionando la regulation, accedo al json interessato dei pokemon, mosse, abilità e oggetti della regulation, sia dei calcolatori, sia dei team, sia degli editor</w:t>
+      </w:r>
+      <w:r>
+        <w:t>.</w:t>
+      </w:r>
+      <w:r>
+        <w:br/>
+        <w:t>Le statistiche dei Pokemon devono essere calcolate secondo il nuovo formato di Champions, quindi 66 punti massimi in totale, 32 massimi per statistica</w:t>
+      </w:r>
+      <w:r>
+        <w:br/>
+        <w:t>Voglio quindi aggiugere tutti gli sprite.</w:t>
+      </w:r>
+    </w:p>
+    <w:p>
+      <w:r>
+        <w:t>Tutto questo perché in futuro devo avere la comodità di aggiungere una nuova regulation senza l’uso della IA, ma tutto tramite la web app</w:t>
+      </w:r>
+      <w:r>
+        <w:br/>
+        <w:t xml:space="preserve">   </w:t>
+      </w:r>
+    </w:p>
+    <w:p>
+      <w:pPr>
+        <w:pStyle w:val="Paragrafoelenco"/>
+        <w:numPr>
+          <w:ilvl w:val="0"/>
+          <w:numId w:val="2"/>
+        </w:numPr>
+      </w:pPr>
+      <w:r>
+        <w:t xml:space="preserve">- testare Speed Tier, ci sono alcune sezioni sbagliate e che non effettuano comunque il calcolo giusto. - nello speed tier prima mi facevi visualizzare il calcolo dei pokemon in generale. Vorrei una speed tier dedicata alla propria regulation, ovvero che carichi il confronto con i pokemon di quella </w:t>
+      </w:r>
+      <w:r>
+        <w:lastRenderedPageBreak/>
+        <w:t xml:space="preserve">regulation </w:t>
+      </w:r>
+      <w:r>
+        <w:br/>
+      </w:r>
+      <w:r>
+        <w:br/>
+        <w:t xml:space="preserve">- </w:t>
+      </w:r>
       <w:r>
         <w:t>Testare calcolo Danno</w:t>
       </w:r>
@@ -2249,81 +1678,53 @@
       <w:pPr>
         <w:pStyle w:val="Paragrafoelenco"/>
       </w:pPr>
-    </w:p>
-    <w:p>
-      <w:pPr>
-        <w:pStyle w:val="Paragrafoelenco"/>
-        <w:numPr>
-          <w:ilvl w:val="0"/>
-          <w:numId w:val="2"/>
-        </w:numPr>
-      </w:pPr>
-      <w:r>
-        <w:t xml:space="preserve">Nuova </w:t>
-      </w:r>
-      <w:proofErr w:type="spellStart"/>
-      <w:r>
-        <w:t>regulation</w:t>
-      </w:r>
-      <w:proofErr w:type="spellEnd"/>
-      <w:r>
-        <w:t xml:space="preserve">, come farò ad aggiungere comodamente nuovi </w:t>
-      </w:r>
-      <w:proofErr w:type="spellStart"/>
-      <w:r>
-        <w:t>json</w:t>
-      </w:r>
-      <w:proofErr w:type="spellEnd"/>
-      <w:r>
-        <w:t xml:space="preserve"> del roster, delle mosse e degli oggetti e delle abilità? Potrà l’app costruirmeli in autonomia </w:t>
-      </w:r>
-      <w:proofErr w:type="spellStart"/>
-      <w:r>
-        <w:t>matchando</w:t>
-      </w:r>
-      <w:proofErr w:type="spellEnd"/>
-      <w:r>
-        <w:t xml:space="preserve"> magari con qualche sito?</w:t>
-      </w:r>
-      <w:r>
-        <w:br/>
-      </w:r>
-    </w:p>
-    <w:p>
-      <w:pPr>
-        <w:pStyle w:val="Paragrafoelenco"/>
-        <w:numPr>
-          <w:ilvl w:val="0"/>
-          <w:numId w:val="2"/>
-        </w:numPr>
-      </w:pPr>
-      <w:proofErr w:type="spellStart"/>
-      <w:r>
-        <w:t>Sprites</w:t>
-      </w:r>
-      <w:proofErr w:type="spellEnd"/>
-      <w:r>
-        <w:t xml:space="preserve"> Mancanti</w:t>
-      </w:r>
-      <w:r>
-        <w:br/>
-      </w:r>
-    </w:p>
-    <w:p>
-      <w:pPr>
-        <w:pStyle w:val="Paragrafoelenco"/>
-        <w:numPr>
-          <w:ilvl w:val="0"/>
-          <w:numId w:val="2"/>
-        </w:numPr>
-      </w:pPr>
-      <w:r>
-        <w:t xml:space="preserve">Ho modo di dividere calcolatori.html o comunque gestirlo meglio per fare in modo che sia più snello </w:t>
-      </w:r>
-      <w:r>
-        <w:br/>
-        <w:t>e organizzato? Vorrei farlo anche per permetterti di leggere l’intero file quando te lo passo</w:t>
-      </w:r>
+      <w:r>
+        <w:t>Mancano le varie Weather Ball, o comunque fare in modo che vengano condizionate dal meteo o eventuali abilità.</w:t>
+      </w:r>
+    </w:p>
+    <w:p>
+      <w:pPr>
+        <w:pStyle w:val="Paragrafoelenco"/>
+      </w:pPr>
+    </w:p>
+    <w:p>
+      <w:pPr>
+        <w:pStyle w:val="Paragrafoelenco"/>
+        <w:numPr>
+          <w:ilvl w:val="0"/>
+          <w:numId w:val="2"/>
+        </w:numPr>
+      </w:pPr>
+      <w:r>
+        <w:t>Nuova regulation, come farò ad aggiungere comodamente nuovi json del roster, delle mosse e degli oggetti e delle abilità? Potrà l’app costruirmeli in autonomia matchando magari con qualche sito?</w:t>
+      </w:r>
+      <w:r>
+        <w:br/>
+      </w:r>
+    </w:p>
+    <w:p>
+      <w:pPr>
+        <w:pStyle w:val="Paragrafoelenco"/>
+        <w:numPr>
+          <w:ilvl w:val="0"/>
+          <w:numId w:val="2"/>
+        </w:numPr>
+      </w:pPr>
+      <w:r>
+        <w:t>Sprites Mancanti</w:t>
+      </w:r>
+      <w:r>
+        <w:br/>
+      </w:r>
+    </w:p>
+    <w:p>
+      <w:pPr>
+        <w:pStyle w:val="Paragrafoelenco"/>
+        <w:numPr>
+          <w:ilvl w:val="0"/>
+          <w:numId w:val="2"/>
+        </w:numPr>
+      </w:pPr>
       <w:r>
         <w:br/>
       </w:r>
@@ -2356,10 +1757,31 @@
         <w:pStyle w:val="Paragrafoelenco"/>
       </w:pPr>
     </w:p>
-    <w:p>
-      <w:pPr>
-        <w:pStyle w:val="Paragrafoelenco"/>
-      </w:pPr>
+    <w:p/>
+    <w:p>
+      <w:r>
+        <w:t>NUOVA PARTE DA AGGIUNGERE – STAMPA 3D</w:t>
+      </w:r>
+    </w:p>
+    <w:p>
+      <w:pPr>
+        <w:pStyle w:val="Paragrafoelenco"/>
+        <w:numPr>
+          <w:ilvl w:val="0"/>
+          <w:numId w:val="2"/>
+        </w:numPr>
+      </w:pPr>
+      <w:r>
+        <w:t>Aggiungere una nuova sezione stampa 3D</w:t>
+      </w:r>
+      <w:r>
+        <w:br/>
+        <w:t>Vorrei che fosse come quella per Arduino, si riesce a richiamare un sito per disegnare?</w:t>
+      </w:r>
+      <w:r>
+        <w:br/>
+        <w:t>Vorrei salvarmi i progetti lì sopra sempre come la sezione di Arduino</w:t>
+      </w:r>
     </w:p>
     <w:p>
       <w:r>
@@ -2375,15 +1797,7 @@
         </w:numPr>
       </w:pPr>
       <w:r>
-        <w:t xml:space="preserve">Richiamo a </w:t>
-      </w:r>
-      <w:proofErr w:type="spellStart"/>
-      <w:r>
-        <w:t>Tinkercad</w:t>
-      </w:r>
-      <w:proofErr w:type="spellEnd"/>
-      <w:r>
-        <w:t xml:space="preserve"> per poter disegnare il progetto e vedere se i connettori ecc. sono funzionanti.</w:t>
+        <w:t>Richiamo a Tinkercad per poter disegnare il progetto e vedere se i connettori ecc. sono funzionanti.</w:t>
       </w:r>
     </w:p>
     <w:p>
@@ -2405,15 +1819,7 @@
         </w:numPr>
       </w:pPr>
       <w:r>
-        <w:t xml:space="preserve">Wishlist </w:t>
-      </w:r>
-      <w:proofErr w:type="spellStart"/>
-      <w:r>
-        <w:t>amazon</w:t>
-      </w:r>
-      <w:proofErr w:type="spellEnd"/>
-      <w:r>
-        <w:t xml:space="preserve"> o altri?</w:t>
+        <w:t>Wishlist amazon o altri?</w:t>
       </w:r>
     </w:p>
     <w:p>
@@ -2437,15 +1843,7 @@
         </w:numPr>
       </w:pPr>
       <w:r>
-        <w:t xml:space="preserve">Percentuale di compatibilità tra i pezzi? Potresti usare il sito </w:t>
-      </w:r>
-      <w:proofErr w:type="spellStart"/>
-      <w:r>
-        <w:t>UserBenchmark</w:t>
-      </w:r>
-      <w:proofErr w:type="spellEnd"/>
-      <w:r>
-        <w:t>?</w:t>
+        <w:t>Percentuale di compatibilità tra i pezzi? Potresti usare il sito UserBenchmark?</w:t>
       </w:r>
     </w:p>
     <w:p>
@@ -2498,15 +1896,8 @@
         </w:numPr>
       </w:pPr>
       <w:r>
-        <w:t>Provare a chiedere direttamente a Claude/</w:t>
-      </w:r>
-      <w:proofErr w:type="spellStart"/>
-      <w:r>
-        <w:t>Perplexity</w:t>
-      </w:r>
-      <w:proofErr w:type="spellEnd"/>
-      <w:r>
-        <w:t xml:space="preserve"> come può essere migliorabile e più utile</w:t>
+        <w:lastRenderedPageBreak/>
+        <w:t>Provare a chiedere direttamente a Claude/Perplexity come può essere migliorabile e più utile</w:t>
       </w:r>
       <w:r>
         <w:br/>
@@ -2538,15 +1929,7 @@
         </w:numPr>
       </w:pPr>
       <w:r>
-        <w:t xml:space="preserve">Collegamento a qualche api di </w:t>
-      </w:r>
-      <w:proofErr w:type="spellStart"/>
-      <w:r>
-        <w:t>Steam</w:t>
-      </w:r>
-      <w:proofErr w:type="spellEnd"/>
-      <w:r>
-        <w:t xml:space="preserve"> per tracciare i videogiochi</w:t>
+        <w:t>Collegamento a qualche api di Steam per tracciare i videogiochi</w:t>
       </w:r>
     </w:p>
     <w:p/>
@@ -2578,7 +1961,7 @@
 </file>
 
 <file path=word/numbering.xml><?xml version="1.0" encoding="utf-8"?>
-<w:numbering xmlns:wpc="http://schemas.microsoft.com/office/word/2010/wordprocessingCanvas" xmlns:cx="http://schemas.microsoft.com/office/drawing/2014/chartex" xmlns:cx1="http://schemas.microsoft.com/office/drawing/2015/9/8/chartex" xmlns:cx2="http://schemas.microsoft.com/office/drawing/2015/10/21/chartex" xmlns:cx3="http://schemas.microsoft.com/office/drawing/2016/5/9/chartex" xmlns:cx4="http://schemas.microsoft.com/office/drawing/2016/5/10/chartex" xmlns:cx5="http://schemas.microsoft.com/office/drawing/2016/5/11/chartex" xmlns:cx6="http://schemas.microsoft.com/office/drawing/2016/5/12/chartex" xmlns:cx7="http://schemas.microsoft.com/office/drawing/2016/5/13/chartex" xmlns:cx8="http://schemas.microsoft.com/office/drawing/2016/5/14/chartex" xmlns:mc="http://schemas.openxmlformats.org/markup-compatibility/2006" xmlns:aink="http://schemas.microsoft.com/office/drawing/2016/ink" xmlns:am3d="http://schemas.microsoft.com/office/drawing/2017/model3d" xmlns:o="urn:schemas-microsoft-com:office:office" xmlns:oel="http://schemas.microsoft.com/office/2019/extlst" xmlns:r="http://schemas.openxmlformats.org/officeDocument/2006/relationships" xmlns:m="http://schemas.openxmlformats.org/officeDocument/2006/math" xmlns:v="urn:schemas-microsoft-com:vml" xmlns:wp14="http://schemas.microsoft.com/office/word/2010/wordprocessingDrawing" xmlns:wp="http://schemas.openxmlformats.org/drawingml/2006/wordprocessingDrawing" xmlns:w10="urn:schemas-microsoft-com:office:word" xmlns:w="http://schemas.openxmlformats.org/wordprocessingml/2006/main" xmlns:w14="http://schemas.microsoft.com/office/word/2010/wordml" xmlns:w15="http://schemas.microsoft.com/office/word/2012/wordml" xmlns:w16cex="http://schemas.microsoft.com/office/word/2018/wordml/cex" xmlns:w16cid="http://schemas.microsoft.com/office/word/2016/wordml/cid" xmlns:w16="http://schemas.microsoft.com/office/word/2018/wordml" xmlns:w16du="http://schemas.microsoft.com/office/word/2023/wordml/word16du" xmlns:w16sdtdh="http://schemas.microsoft.com/office/word/2020/wordml/sdtdatahash" xmlns:w16sdtfl="http://schemas.microsoft.com/office/word/2024/wordml/sdtformatlock" xmlns:w16se="http://schemas.microsoft.com/office/word/2015/wordml/symex" xmlns:wpg="http://schemas.microsoft.com/office/word/2010/wordprocessingGroup" xmlns:wpi="http://schemas.microsoft.com/office/word/2010/wordprocessingInk" xmlns:wne="http://schemas.microsoft.com/office/word/2006/wordml" xmlns:wps="http://schemas.microsoft.com/office/word/2010/wordprocessingShape" mc:Ignorable="w14 w15 w16se w16cid w16 w16cex w16sdtdh w16sdtfl w16du wp14">
+<w:numbering xmlns:wpc="http://schemas.microsoft.com/office/word/2010/wordprocessingCanvas" xmlns:cx="http://schemas.microsoft.com/office/drawing/2014/chartex" xmlns:cx1="http://schemas.microsoft.com/office/drawing/2015/9/8/chartex" xmlns:cx2="http://schemas.microsoft.com/office/drawing/2015/10/21/chartex" xmlns:cx3="http://schemas.microsoft.com/office/drawing/2016/5/9/chartex" xmlns:cx4="http://schemas.microsoft.com/office/drawing/2016/5/10/chartex" xmlns:cx5="http://schemas.microsoft.com/office/drawing/2016/5/11/chartex" xmlns:cx6="http://schemas.microsoft.com/office/drawing/2016/5/12/chartex" xmlns:cx7="http://schemas.microsoft.com/office/drawing/2016/5/13/chartex" xmlns:cx8="http://schemas.microsoft.com/office/drawing/2016/5/14/chartex" xmlns:mc="http://schemas.openxmlformats.org/markup-compatibility/2006" xmlns:aink="http://schemas.microsoft.com/office/drawing/2016/ink" xmlns:am3d="http://schemas.microsoft.com/office/drawing/2017/model3d" xmlns:o="urn:schemas-microsoft-com:office:office" xmlns:oel="http://schemas.microsoft.com/office/2019/extlst" xmlns:r="http://schemas.openxmlformats.org/officeDocument/2006/relationships" xmlns:m="http://schemas.openxmlformats.org/officeDocument/2006/math" xmlns:v="urn:schemas-microsoft-com:vml" xmlns:wp14="http://schemas.microsoft.com/office/word/2010/wordprocessingDrawing" xmlns:wp="http://schemas.openxmlformats.org/drawingml/2006/wordprocessingDrawing" xmlns:w10="urn:schemas-microsoft-com:office:word" xmlns:w="http://schemas.openxmlformats.org/wordprocessingml/2006/main" xmlns:w14="http://schemas.microsoft.com/office/word/2010/wordml" xmlns:w15="http://schemas.microsoft.com/office/word/2012/wordml" xmlns:w16cex="http://schemas.microsoft.com/office/word/2018/wordml/cex" xmlns:w16cid="http://schemas.microsoft.com/office/word/2016/wordml/cid" xmlns:w16="http://schemas.microsoft.com/office/word/2018/wordml" xmlns:w16sdtdh="http://schemas.microsoft.com/office/word/2020/wordml/sdtdatahash" xmlns:w16se="http://schemas.microsoft.com/office/word/2015/wordml/symex" xmlns:wpg="http://schemas.microsoft.com/office/word/2010/wordprocessingGroup" xmlns:wpi="http://schemas.microsoft.com/office/word/2010/wordprocessingInk" xmlns:wne="http://schemas.microsoft.com/office/word/2006/wordml" xmlns:wps="http://schemas.microsoft.com/office/word/2010/wordprocessingShape" mc:Ignorable="w14 w15 w16se w16cid w16 w16cex w16sdtdh wp14">
   <w:abstractNum w:abstractNumId="0" w15:restartNumberingAfterBreak="0">
     <w:nsid w:val="2C2A7C86"/>
     <w:multiLevelType w:val="hybridMultilevel"/>
@@ -2928,7 +2311,7 @@
 </file>
 
 <file path=word/styles.xml><?xml version="1.0" encoding="utf-8"?>
-<w:styles xmlns:mc="http://schemas.openxmlformats.org/markup-compatibility/2006" xmlns:r="http://schemas.openxmlformats.org/officeDocument/2006/relationships" xmlns:w="http://schemas.openxmlformats.org/wordprocessingml/2006/main" xmlns:w14="http://schemas.microsoft.com/office/word/2010/wordml" xmlns:w15="http://schemas.microsoft.com/office/word/2012/wordml" xmlns:w16cex="http://schemas.microsoft.com/office/word/2018/wordml/cex" xmlns:w16cid="http://schemas.microsoft.com/office/word/2016/wordml/cid" xmlns:w16="http://schemas.microsoft.com/office/word/2018/wordml" xmlns:w16du="http://schemas.microsoft.com/office/word/2023/wordml/word16du" xmlns:w16sdtdh="http://schemas.microsoft.com/office/word/2020/wordml/sdtdatahash" xmlns:w16sdtfl="http://schemas.microsoft.com/office/word/2024/wordml/sdtformatlock" xmlns:w16se="http://schemas.microsoft.com/office/word/2015/wordml/symex" mc:Ignorable="w14 w15 w16se w16cid w16 w16cex w16sdtdh w16sdtfl w16du">
+<w:styles xmlns:mc="http://schemas.openxmlformats.org/markup-compatibility/2006" xmlns:r="http://schemas.openxmlformats.org/officeDocument/2006/relationships" xmlns:w="http://schemas.openxmlformats.org/wordprocessingml/2006/main" xmlns:w14="http://schemas.microsoft.com/office/word/2010/wordml" xmlns:w15="http://schemas.microsoft.com/office/word/2012/wordml" xmlns:w16cex="http://schemas.microsoft.com/office/word/2018/wordml/cex" xmlns:w16cid="http://schemas.microsoft.com/office/word/2016/wordml/cid" xmlns:w16="http://schemas.microsoft.com/office/word/2018/wordml" xmlns:w16sdtdh="http://schemas.microsoft.com/office/word/2020/wordml/sdtdatahash" xmlns:w16se="http://schemas.microsoft.com/office/word/2015/wordml/symex" mc:Ignorable="w14 w15 w16se w16cid w16 w16cex w16sdtdh">
   <w:docDefaults>
     <w:rPrDefault>
       <w:rPr>
